--- a/DOCS/guide_agent.docx
+++ b/DOCS/guide_agent.docx
@@ -8,17 +8,17 @@
         <w:rPr>
           <w:b/>
           <w:bCs/>
-          <w:sz w:val="36"/>
-          <w:szCs w:val="36"/>
-        </w:rPr>
-      </w:pPr>
-      <w:r>
-        <w:rPr>
-          <w:b/>
-          <w:bCs/>
-          <w:w w:val="105"/>
-          <w:sz w:val="36"/>
-          <w:szCs w:val="36"/>
+          <w:sz w:val="24"/>
+          <w:szCs w:val="24"/>
+        </w:rPr>
+      </w:pPr>
+      <w:r>
+        <w:rPr>
+          <w:b/>
+          <w:bCs/>
+          <w:w w:val="105"/>
+          <w:sz w:val="24"/>
+          <w:szCs w:val="24"/>
         </w:rPr>
         <w:t>Guide</w:t>
       </w:r>
@@ -28,18 +28,18 @@
           <w:bCs/>
           <w:spacing w:val="-19"/>
           <w:w w:val="105"/>
-          <w:sz w:val="36"/>
-          <w:szCs w:val="36"/>
-        </w:rPr>
-        <w:t xml:space="preserve"> </w:t>
-      </w:r>
-      <w:r>
-        <w:rPr>
-          <w:b/>
-          <w:bCs/>
-          <w:w w:val="105"/>
-          <w:sz w:val="36"/>
-          <w:szCs w:val="36"/>
+          <w:sz w:val="24"/>
+          <w:szCs w:val="24"/>
+        </w:rPr>
+        <w:t xml:space="preserve"> </w:t>
+      </w:r>
+      <w:r>
+        <w:rPr>
+          <w:b/>
+          <w:bCs/>
+          <w:w w:val="105"/>
+          <w:sz w:val="24"/>
+          <w:szCs w:val="24"/>
         </w:rPr>
         <w:t>utilisateur</w:t>
       </w:r>
@@ -49,18 +49,18 @@
           <w:bCs/>
           <w:spacing w:val="-18"/>
           <w:w w:val="105"/>
-          <w:sz w:val="36"/>
-          <w:szCs w:val="36"/>
-        </w:rPr>
-        <w:t xml:space="preserve"> </w:t>
-      </w:r>
-      <w:r>
-        <w:rPr>
-          <w:b/>
-          <w:bCs/>
-          <w:w w:val="105"/>
-          <w:sz w:val="36"/>
-          <w:szCs w:val="36"/>
+          <w:sz w:val="24"/>
+          <w:szCs w:val="24"/>
+        </w:rPr>
+        <w:t xml:space="preserve"> </w:t>
+      </w:r>
+      <w:r>
+        <w:rPr>
+          <w:b/>
+          <w:bCs/>
+          <w:w w:val="105"/>
+          <w:sz w:val="24"/>
+          <w:szCs w:val="24"/>
         </w:rPr>
         <w:t>—</w:t>
       </w:r>
@@ -70,18 +70,18 @@
           <w:bCs/>
           <w:spacing w:val="-18"/>
           <w:w w:val="105"/>
-          <w:sz w:val="36"/>
-          <w:szCs w:val="36"/>
-        </w:rPr>
-        <w:t xml:space="preserve"> </w:t>
-      </w:r>
-      <w:r>
-        <w:rPr>
-          <w:b/>
-          <w:bCs/>
-          <w:w w:val="105"/>
-          <w:sz w:val="36"/>
-          <w:szCs w:val="36"/>
+          <w:sz w:val="24"/>
+          <w:szCs w:val="24"/>
+        </w:rPr>
+        <w:t xml:space="preserve"> </w:t>
+      </w:r>
+      <w:r>
+        <w:rPr>
+          <w:b/>
+          <w:bCs/>
+          <w:w w:val="105"/>
+          <w:sz w:val="24"/>
+          <w:szCs w:val="24"/>
         </w:rPr>
         <w:t>Espace</w:t>
       </w:r>
@@ -91,8 +91,8 @@
           <w:bCs/>
           <w:spacing w:val="-18"/>
           <w:w w:val="105"/>
-          <w:sz w:val="36"/>
-          <w:szCs w:val="36"/>
+          <w:sz w:val="24"/>
+          <w:szCs w:val="24"/>
         </w:rPr>
         <w:t xml:space="preserve"> </w:t>
       </w:r>
@@ -102,8 +102,8 @@
           <w:bCs/>
           <w:spacing w:val="-2"/>
           <w:w w:val="105"/>
-          <w:sz w:val="36"/>
-          <w:szCs w:val="36"/>
+          <w:sz w:val="24"/>
+          <w:szCs w:val="24"/>
         </w:rPr>
         <w:t>Agent</w:t>
       </w:r>
@@ -116,16 +116,16 @@
         <w:rPr>
           <w:b/>
           <w:bCs/>
-          <w:sz w:val="28"/>
-          <w:szCs w:val="24"/>
-        </w:rPr>
-      </w:pPr>
-      <w:r>
-        <w:rPr>
-          <w:b/>
-          <w:bCs/>
-          <w:w w:val="105"/>
-          <w:sz w:val="28"/>
+          <w:sz w:val="24"/>
+          <w:szCs w:val="24"/>
+        </w:rPr>
+      </w:pPr>
+      <w:r>
+        <w:rPr>
+          <w:b/>
+          <w:bCs/>
+          <w:w w:val="105"/>
+          <w:sz w:val="24"/>
           <w:szCs w:val="24"/>
         </w:rPr>
         <w:t>Application</w:t>
@@ -136,17 +136,17 @@
           <w:bCs/>
           <w:spacing w:val="-18"/>
           <w:w w:val="105"/>
-          <w:sz w:val="28"/>
-          <w:szCs w:val="24"/>
-        </w:rPr>
-        <w:t xml:space="preserve"> </w:t>
-      </w:r>
-      <w:r>
-        <w:rPr>
-          <w:b/>
-          <w:bCs/>
-          <w:w w:val="105"/>
-          <w:sz w:val="28"/>
+          <w:sz w:val="24"/>
+          <w:szCs w:val="24"/>
+        </w:rPr>
+        <w:t xml:space="preserve"> </w:t>
+      </w:r>
+      <w:r>
+        <w:rPr>
+          <w:b/>
+          <w:bCs/>
+          <w:w w:val="105"/>
+          <w:sz w:val="24"/>
           <w:szCs w:val="24"/>
         </w:rPr>
         <w:t>de</w:t>
@@ -157,17 +157,17 @@
           <w:bCs/>
           <w:spacing w:val="-18"/>
           <w:w w:val="105"/>
-          <w:sz w:val="28"/>
-          <w:szCs w:val="24"/>
-        </w:rPr>
-        <w:t xml:space="preserve"> </w:t>
-      </w:r>
-      <w:r>
-        <w:rPr>
-          <w:b/>
-          <w:bCs/>
-          <w:w w:val="105"/>
-          <w:sz w:val="28"/>
+          <w:sz w:val="24"/>
+          <w:szCs w:val="24"/>
+        </w:rPr>
+        <w:t xml:space="preserve"> </w:t>
+      </w:r>
+      <w:r>
+        <w:rPr>
+          <w:b/>
+          <w:bCs/>
+          <w:w w:val="105"/>
+          <w:sz w:val="24"/>
           <w:szCs w:val="24"/>
         </w:rPr>
         <w:t>quitus</w:t>
@@ -178,17 +178,17 @@
           <w:bCs/>
           <w:spacing w:val="-18"/>
           <w:w w:val="105"/>
-          <w:sz w:val="28"/>
-          <w:szCs w:val="24"/>
-        </w:rPr>
-        <w:t xml:space="preserve"> </w:t>
-      </w:r>
-      <w:r>
-        <w:rPr>
-          <w:b/>
-          <w:bCs/>
-          <w:w w:val="105"/>
-          <w:sz w:val="28"/>
+          <w:sz w:val="24"/>
+          <w:szCs w:val="24"/>
+        </w:rPr>
+        <w:t xml:space="preserve"> </w:t>
+      </w:r>
+      <w:r>
+        <w:rPr>
+          <w:b/>
+          <w:bCs/>
+          <w:w w:val="105"/>
+          <w:sz w:val="24"/>
           <w:szCs w:val="24"/>
         </w:rPr>
         <w:t>fiscal</w:t>
@@ -199,17 +199,17 @@
           <w:bCs/>
           <w:spacing w:val="-18"/>
           <w:w w:val="105"/>
-          <w:sz w:val="28"/>
-          <w:szCs w:val="24"/>
-        </w:rPr>
-        <w:t xml:space="preserve"> </w:t>
-      </w:r>
-      <w:r>
-        <w:rPr>
-          <w:b/>
-          <w:bCs/>
-          <w:w w:val="105"/>
-          <w:sz w:val="28"/>
+          <w:sz w:val="24"/>
+          <w:szCs w:val="24"/>
+        </w:rPr>
+        <w:t xml:space="preserve"> </w:t>
+      </w:r>
+      <w:r>
+        <w:rPr>
+          <w:b/>
+          <w:bCs/>
+          <w:w w:val="105"/>
+          <w:sz w:val="24"/>
           <w:szCs w:val="24"/>
         </w:rPr>
         <w:t>—</w:t>
@@ -220,17 +220,17 @@
           <w:bCs/>
           <w:spacing w:val="-18"/>
           <w:w w:val="105"/>
-          <w:sz w:val="28"/>
-          <w:szCs w:val="24"/>
-        </w:rPr>
-        <w:t xml:space="preserve"> </w:t>
-      </w:r>
-      <w:r>
-        <w:rPr>
-          <w:b/>
-          <w:bCs/>
-          <w:w w:val="105"/>
-          <w:sz w:val="28"/>
+          <w:sz w:val="24"/>
+          <w:szCs w:val="24"/>
+        </w:rPr>
+        <w:t xml:space="preserve"> </w:t>
+      </w:r>
+      <w:r>
+        <w:rPr>
+          <w:b/>
+          <w:bCs/>
+          <w:w w:val="105"/>
+          <w:sz w:val="24"/>
           <w:szCs w:val="24"/>
         </w:rPr>
         <w:t>Centre</w:t>
@@ -241,17 +241,17 @@
           <w:bCs/>
           <w:spacing w:val="-18"/>
           <w:w w:val="105"/>
-          <w:sz w:val="28"/>
-          <w:szCs w:val="24"/>
-        </w:rPr>
-        <w:t xml:space="preserve"> </w:t>
-      </w:r>
-      <w:r>
-        <w:rPr>
-          <w:b/>
-          <w:bCs/>
-          <w:w w:val="105"/>
-          <w:sz w:val="28"/>
+          <w:sz w:val="24"/>
+          <w:szCs w:val="24"/>
+        </w:rPr>
+        <w:t xml:space="preserve"> </w:t>
+      </w:r>
+      <w:r>
+        <w:rPr>
+          <w:b/>
+          <w:bCs/>
+          <w:w w:val="105"/>
+          <w:sz w:val="24"/>
           <w:szCs w:val="24"/>
         </w:rPr>
         <w:t>des</w:t>
@@ -262,17 +262,17 @@
           <w:bCs/>
           <w:spacing w:val="-18"/>
           <w:w w:val="105"/>
-          <w:sz w:val="28"/>
-          <w:szCs w:val="24"/>
-        </w:rPr>
-        <w:t xml:space="preserve"> </w:t>
-      </w:r>
-      <w:r>
-        <w:rPr>
-          <w:b/>
-          <w:bCs/>
-          <w:w w:val="105"/>
-          <w:sz w:val="28"/>
+          <w:sz w:val="24"/>
+          <w:szCs w:val="24"/>
+        </w:rPr>
+        <w:t xml:space="preserve"> </w:t>
+      </w:r>
+      <w:r>
+        <w:rPr>
+          <w:b/>
+          <w:bCs/>
+          <w:w w:val="105"/>
+          <w:sz w:val="24"/>
           <w:szCs w:val="24"/>
         </w:rPr>
         <w:t>impôts</w:t>
@@ -283,17 +283,17 @@
           <w:bCs/>
           <w:spacing w:val="-18"/>
           <w:w w:val="105"/>
-          <w:sz w:val="28"/>
-          <w:szCs w:val="24"/>
-        </w:rPr>
-        <w:t xml:space="preserve"> </w:t>
-      </w:r>
-      <w:r>
-        <w:rPr>
-          <w:b/>
-          <w:bCs/>
-          <w:w w:val="105"/>
-          <w:sz w:val="28"/>
+          <w:sz w:val="24"/>
+          <w:szCs w:val="24"/>
+        </w:rPr>
+        <w:t xml:space="preserve"> </w:t>
+      </w:r>
+      <w:r>
+        <w:rPr>
+          <w:b/>
+          <w:bCs/>
+          <w:w w:val="105"/>
+          <w:sz w:val="24"/>
           <w:szCs w:val="24"/>
         </w:rPr>
         <w:t>de</w:t>
@@ -304,17 +304,17 @@
           <w:bCs/>
           <w:spacing w:val="-18"/>
           <w:w w:val="105"/>
-          <w:sz w:val="28"/>
-          <w:szCs w:val="24"/>
-        </w:rPr>
-        <w:t xml:space="preserve"> </w:t>
-      </w:r>
-      <w:r>
-        <w:rPr>
-          <w:b/>
-          <w:bCs/>
-          <w:w w:val="105"/>
-          <w:sz w:val="28"/>
+          <w:sz w:val="24"/>
+          <w:szCs w:val="24"/>
+        </w:rPr>
+        <w:t xml:space="preserve"> </w:t>
+      </w:r>
+      <w:r>
+        <w:rPr>
+          <w:b/>
+          <w:bCs/>
+          <w:w w:val="105"/>
+          <w:sz w:val="24"/>
           <w:szCs w:val="24"/>
         </w:rPr>
         <w:t>Dakar</w:t>
@@ -325,7 +325,7 @@
           <w:bCs/>
           <w:spacing w:val="-18"/>
           <w:w w:val="105"/>
-          <w:sz w:val="28"/>
+          <w:sz w:val="24"/>
           <w:szCs w:val="24"/>
         </w:rPr>
         <w:t xml:space="preserve"> </w:t>
@@ -336,7 +336,7 @@
           <w:bCs/>
           <w:spacing w:val="-2"/>
           <w:w w:val="105"/>
-          <w:sz w:val="28"/>
+          <w:sz w:val="24"/>
           <w:szCs w:val="24"/>
         </w:rPr>
         <w:t>Plateau</w:t>
@@ -345,42 +345,16 @@
     <w:p>
       <w:pPr>
         <w:pStyle w:val="Corpsdetexte"/>
-        <w:rPr>
-          <w:sz w:val="24"/>
-        </w:rPr>
       </w:pPr>
     </w:p>
     <w:p>
       <w:pPr>
         <w:pStyle w:val="Corpsdetexte"/>
-        <w:rPr>
-          <w:sz w:val="24"/>
-        </w:rPr>
       </w:pPr>
     </w:p>
     <w:p>
       <w:pPr>
         <w:pStyle w:val="Corpsdetexte"/>
-        <w:rPr>
-          <w:sz w:val="24"/>
-        </w:rPr>
-      </w:pPr>
-    </w:p>
-    <w:p>
-      <w:pPr>
-        <w:pStyle w:val="Corpsdetexte"/>
-        <w:rPr>
-          <w:sz w:val="24"/>
-        </w:rPr>
-      </w:pPr>
-    </w:p>
-    <w:p>
-      <w:pPr>
-        <w:pStyle w:val="Corpsdetexte"/>
-        <w:spacing w:before="53"/>
-        <w:rPr>
-          <w:sz w:val="24"/>
-        </w:rPr>
       </w:pPr>
     </w:p>
     <w:p>
@@ -388,6 +362,8 @@
         <w:pStyle w:val="Titre1"/>
         <w:rPr>
           <w:b/>
+          <w:sz w:val="24"/>
+          <w:szCs w:val="24"/>
         </w:rPr>
       </w:pPr>
       <w:bookmarkStart w:id="0" w:name="Introduction"/>
@@ -397,6 +373,8 @@
           <w:b/>
           <w:spacing w:val="-2"/>
           <w:w w:val="110"/>
+          <w:sz w:val="24"/>
+          <w:szCs w:val="24"/>
         </w:rPr>
         <w:t>Introduction</w:t>
       </w:r>
@@ -405,7 +383,7 @@
       <w:pPr>
         <w:pStyle w:val="Corpsdetexte"/>
         <w:spacing w:before="260" w:line="252" w:lineRule="auto"/>
-        <w:ind w:left="337" w:right="21"/>
+        <w:ind w:left="337" w:right="327"/>
       </w:pPr>
       <w:r>
         <w:rPr>
@@ -818,8 +796,7 @@
         <w:spacing w:before="135"/>
         <w:ind w:left="329"/>
         <w:rPr>
-          <w:b/>
-          <w:spacing w:val="-2"/>
+          <w:spacing w:val="3"/>
           <w:w w:val="105"/>
         </w:rPr>
       </w:pPr>
@@ -879,216 +856,86 @@
         <w:r>
           <w:rPr>
             <w:rStyle w:val="Lienhypertexte"/>
-            <w:b/>
-          </w:rPr>
-          <w:t>https://equitus-cdp.vercel.app/</w:t>
-        </w:r>
-        <w:r>
-          <w:rPr>
-            <w:rStyle w:val="Lienhypertexte"/>
-            <w:b/>
-            <w:spacing w:val="-2"/>
+            <w:spacing w:val="3"/>
             <w:w w:val="105"/>
           </w:rPr>
-          <w:t>agent/login</w:t>
+          <w:t>https://equitus-cdp.vercel.app/agent/login</w:t>
         </w:r>
       </w:hyperlink>
-    </w:p>
-    <w:p>
-      <w:pPr>
-        <w:pStyle w:val="Corpsdetexte"/>
-        <w:spacing w:before="135"/>
-        <w:ind w:left="329"/>
-        <w:rPr>
-          <w:b/>
-          <w:spacing w:val="-2"/>
-          <w:w w:val="105"/>
-        </w:rPr>
-      </w:pPr>
     </w:p>
     <w:p>
       <w:pPr>
         <w:pStyle w:val="Corpsdetexte"/>
         <w:spacing w:before="148" w:line="252" w:lineRule="auto"/>
         <w:ind w:left="337" w:hanging="8"/>
-        <w:rPr>
+      </w:pPr>
+      <w:r>
+        <w:rPr>
+          <w:w w:val="105"/>
+        </w:rPr>
+        <w:t>Vous pouvez aussi y accéder depuis la page d’accueil,</w:t>
+      </w:r>
+      <w:r>
+        <w:rPr>
+          <w:spacing w:val="26"/>
+          <w:w w:val="105"/>
+        </w:rPr>
+        <w:t xml:space="preserve"> </w:t>
+      </w:r>
+      <w:r>
+        <w:rPr>
+          <w:w w:val="105"/>
+        </w:rPr>
+        <w:t xml:space="preserve">en cliquant sur </w:t>
+      </w:r>
+      <w:r>
+        <w:rPr>
+          <w:b/>
+          <w:w w:val="105"/>
+        </w:rPr>
+        <w:t>Agent des</w:t>
+      </w:r>
+      <w:r>
+        <w:rPr>
+          <w:b/>
+          <w:spacing w:val="40"/>
+          <w:w w:val="105"/>
+        </w:rPr>
+        <w:t xml:space="preserve"> </w:t>
+      </w:r>
+      <w:r>
+        <w:rPr>
+          <w:b/>
           <w:spacing w:val="-2"/>
           <w:w w:val="105"/>
         </w:rPr>
-      </w:pPr>
-      <w:r>
-        <w:rPr>
-          <w:w w:val="105"/>
-        </w:rPr>
-        <w:t>Vous pouvez aussi y accéder depuis la page d’accueil,</w:t>
-      </w:r>
-      <w:r>
-        <w:rPr>
-          <w:spacing w:val="26"/>
-          <w:w w:val="105"/>
-        </w:rPr>
-        <w:t xml:space="preserve"> </w:t>
-      </w:r>
-      <w:r>
-        <w:rPr>
-          <w:w w:val="105"/>
-        </w:rPr>
-        <w:t xml:space="preserve">en cliquant sur </w:t>
-      </w:r>
-      <w:r>
-        <w:rPr>
-          <w:b/>
-          <w:w w:val="105"/>
-        </w:rPr>
-        <w:t>Agent des</w:t>
-      </w:r>
-      <w:r>
-        <w:rPr>
-          <w:b/>
-          <w:spacing w:val="40"/>
-          <w:w w:val="105"/>
-        </w:rPr>
-        <w:t xml:space="preserve"> </w:t>
-      </w:r>
-      <w:r>
-        <w:rPr>
-          <w:b/>
+        <w:t>impôts</w:t>
+      </w:r>
+      <w:r>
+        <w:rPr>
           <w:spacing w:val="-2"/>
           <w:w w:val="105"/>
         </w:rPr>
-        <w:t>impôts</w:t>
-      </w:r>
-      <w:r>
-        <w:rPr>
-          <w:spacing w:val="-2"/>
-          <w:w w:val="105"/>
-        </w:rPr>
         <w:t>.</w:t>
-      </w:r>
-    </w:p>
-    <w:p>
-      <w:pPr>
-        <w:pStyle w:val="Corpsdetexte"/>
-        <w:spacing w:before="148" w:line="252" w:lineRule="auto"/>
-        <w:ind w:left="337" w:hanging="8"/>
-        <w:rPr>
-          <w:spacing w:val="-2"/>
-          <w:w w:val="105"/>
-        </w:rPr>
-      </w:pPr>
-      <w:hyperlink r:id="rId8" w:history="1">
-        <w:r>
-          <w:rPr>
-            <w:rStyle w:val="Lienhypertexte"/>
-            <w:spacing w:val="-2"/>
-            <w:w w:val="105"/>
-          </w:rPr>
-          <w:t>https://equitus-cdp.vercel.app/</w:t>
-        </w:r>
-      </w:hyperlink>
-    </w:p>
-    <w:p>
-      <w:pPr>
-        <w:pStyle w:val="Corpsdetexte"/>
-        <w:spacing w:before="148" w:line="252" w:lineRule="auto"/>
-        <w:ind w:left="337" w:hanging="8"/>
-        <w:jc w:val="center"/>
-      </w:pPr>
-      <w:r>
-        <w:drawing>
-          <wp:inline distT="0" distB="0" distL="0" distR="0" wp14:anchorId="5909A837" wp14:editId="405226AA">
-            <wp:extent cx="6103620" cy="3490810"/>
-            <wp:effectExtent l="0" t="0" r="0" b="0"/>
-            <wp:docPr id="384307649" name="Image 1"/>
-            <wp:cNvGraphicFramePr>
-              <a:graphicFrameLocks xmlns:a="http://schemas.openxmlformats.org/drawingml/2006/main" noChangeAspect="1"/>
-            </wp:cNvGraphicFramePr>
-            <a:graphic xmlns:a="http://schemas.openxmlformats.org/drawingml/2006/main">
-              <a:graphicData uri="http://schemas.openxmlformats.org/drawingml/2006/picture">
-                <pic:pic xmlns:pic="http://schemas.openxmlformats.org/drawingml/2006/picture">
-                  <pic:nvPicPr>
-                    <pic:cNvPr id="384307649" name=""/>
-                    <pic:cNvPicPr/>
-                  </pic:nvPicPr>
-                  <pic:blipFill>
-                    <a:blip r:embed="rId9"/>
-                    <a:stretch>
-                      <a:fillRect/>
-                    </a:stretch>
-                  </pic:blipFill>
-                  <pic:spPr>
-                    <a:xfrm>
-                      <a:off x="0" y="0"/>
-                      <a:ext cx="6111165" cy="3495125"/>
-                    </a:xfrm>
-                    <a:prstGeom prst="rect">
-                      <a:avLst/>
-                    </a:prstGeom>
-                  </pic:spPr>
-                </pic:pic>
-              </a:graphicData>
-            </a:graphic>
-          </wp:inline>
-        </w:drawing>
       </w:r>
     </w:p>
     <w:p>
       <w:pPr>
         <w:pStyle w:val="Corpsdetexte"/>
         <w:spacing w:before="169"/>
-        <w:jc w:val="center"/>
-        <w:rPr>
-          <w:b/>
-          <w:bCs/>
-        </w:rPr>
-      </w:pPr>
-      <w:r>
-        <w:rPr>
-          <w:b/>
-          <w:bCs/>
-          <w:w w:val="105"/>
-        </w:rPr>
-        <w:t>Figure</w:t>
-      </w:r>
-      <w:r>
-        <w:rPr>
-          <w:b/>
-          <w:bCs/>
-          <w:spacing w:val="-13"/>
-          <w:w w:val="105"/>
-        </w:rPr>
-        <w:t xml:space="preserve"> </w:t>
-      </w:r>
-      <w:r>
-        <w:rPr>
-          <w:b/>
-          <w:bCs/>
-          <w:w w:val="105"/>
-        </w:rPr>
-        <w:t>1</w:t>
-      </w:r>
-      <w:r>
-        <w:rPr>
-          <w:b/>
-          <w:bCs/>
-          <w:w w:val="105"/>
-        </w:rPr>
-        <w:t xml:space="preserve"> : </w:t>
-      </w:r>
-      <w:r>
-        <w:rPr>
-          <w:b/>
-          <w:bCs/>
-          <w:w w:val="105"/>
-        </w:rPr>
-        <w:t>page d’accueil</w:t>
-      </w:r>
+        <w:rPr>
+          <w:sz w:val="16"/>
+          <w:szCs w:val="16"/>
+        </w:rPr>
+      </w:pPr>
     </w:p>
     <w:p>
       <w:pPr>
         <w:pStyle w:val="Titre1"/>
         <w:rPr>
           <w:b/>
+          <w:sz w:val="24"/>
+          <w:szCs w:val="24"/>
         </w:rPr>
       </w:pPr>
       <w:bookmarkStart w:id="1" w:name="Se_connecter"/>
@@ -1097,8 +944,9 @@
         <w:rPr>
           <w:b/>
           <w:w w:val="110"/>
-        </w:rPr>
-        <w:lastRenderedPageBreak/>
+          <w:sz w:val="24"/>
+          <w:szCs w:val="24"/>
+        </w:rPr>
         <w:t xml:space="preserve">Se </w:t>
       </w:r>
       <w:r>
@@ -1106,6 +954,8 @@
           <w:b/>
           <w:spacing w:val="-2"/>
           <w:w w:val="110"/>
+          <w:sz w:val="24"/>
+          <w:szCs w:val="24"/>
         </w:rPr>
         <w:t>connecter</w:t>
       </w:r>
@@ -1588,21 +1438,29 @@
       <w:pPr>
         <w:pStyle w:val="Corpsdetexte"/>
         <w:spacing w:before="169"/>
-      </w:pPr>
-    </w:p>
-    <w:p>
-      <w:pPr>
-        <w:pStyle w:val="Titre1"/>
-        <w:rPr>
-          <w:b/>
+        <w:rPr>
+          <w:sz w:val="16"/>
+          <w:szCs w:val="16"/>
         </w:rPr>
       </w:pPr>
       <w:bookmarkStart w:id="2" w:name="Consulter_et_filtrer_les_dossiers"/>
       <w:bookmarkEnd w:id="2"/>
+    </w:p>
+    <w:p>
+      <w:pPr>
+        <w:pStyle w:val="Titre1"/>
+        <w:rPr>
+          <w:b/>
+          <w:sz w:val="24"/>
+          <w:szCs w:val="24"/>
+        </w:rPr>
+      </w:pPr>
       <w:r>
         <w:rPr>
           <w:b/>
           <w:w w:val="110"/>
+          <w:sz w:val="24"/>
+          <w:szCs w:val="24"/>
         </w:rPr>
         <w:t>Consulter</w:t>
       </w:r>
@@ -1611,6 +1469,8 @@
           <w:b/>
           <w:spacing w:val="-4"/>
           <w:w w:val="110"/>
+          <w:sz w:val="24"/>
+          <w:szCs w:val="24"/>
         </w:rPr>
         <w:t xml:space="preserve"> </w:t>
       </w:r>
@@ -1618,6 +1478,8 @@
         <w:rPr>
           <w:b/>
           <w:w w:val="110"/>
+          <w:sz w:val="24"/>
+          <w:szCs w:val="24"/>
         </w:rPr>
         <w:t>et</w:t>
       </w:r>
@@ -1626,6 +1488,8 @@
           <w:b/>
           <w:spacing w:val="-4"/>
           <w:w w:val="110"/>
+          <w:sz w:val="24"/>
+          <w:szCs w:val="24"/>
         </w:rPr>
         <w:t xml:space="preserve"> </w:t>
       </w:r>
@@ -1633,6 +1497,8 @@
         <w:rPr>
           <w:b/>
           <w:w w:val="110"/>
+          <w:sz w:val="24"/>
+          <w:szCs w:val="24"/>
         </w:rPr>
         <w:t>filtrer</w:t>
       </w:r>
@@ -1641,6 +1507,8 @@
           <w:b/>
           <w:spacing w:val="-3"/>
           <w:w w:val="110"/>
+          <w:sz w:val="24"/>
+          <w:szCs w:val="24"/>
         </w:rPr>
         <w:t xml:space="preserve"> </w:t>
       </w:r>
@@ -1648,6 +1516,8 @@
         <w:rPr>
           <w:b/>
           <w:w w:val="110"/>
+          <w:sz w:val="24"/>
+          <w:szCs w:val="24"/>
         </w:rPr>
         <w:t>les</w:t>
       </w:r>
@@ -1656,6 +1526,8 @@
           <w:b/>
           <w:spacing w:val="-4"/>
           <w:w w:val="110"/>
+          <w:sz w:val="24"/>
+          <w:szCs w:val="24"/>
         </w:rPr>
         <w:t xml:space="preserve"> </w:t>
       </w:r>
@@ -1664,6 +1536,8 @@
           <w:b/>
           <w:spacing w:val="-2"/>
           <w:w w:val="110"/>
+          <w:sz w:val="24"/>
+          <w:szCs w:val="24"/>
         </w:rPr>
         <w:t>dossiers</w:t>
       </w:r>
@@ -1930,234 +1804,43 @@
         <w:pStyle w:val="Corpsdetexte"/>
         <w:spacing w:before="148" w:line="252" w:lineRule="auto"/>
         <w:ind w:left="337"/>
-        <w:rPr>
-          <w:w w:val="105"/>
-        </w:rPr>
-      </w:pPr>
-      <w:r>
-        <w:rPr>
-          <w:w w:val="105"/>
-        </w:rPr>
-        <w:t>Utilisez</w:t>
-      </w:r>
-      <w:r>
-        <w:rPr>
-          <w:spacing w:val="-4"/>
-          <w:w w:val="105"/>
-        </w:rPr>
-        <w:t xml:space="preserve"> </w:t>
-      </w:r>
-      <w:r>
-        <w:rPr>
-          <w:w w:val="105"/>
-        </w:rPr>
-        <w:t>les</w:t>
-      </w:r>
-      <w:r>
-        <w:rPr>
-          <w:spacing w:val="-4"/>
-          <w:w w:val="105"/>
-        </w:rPr>
-        <w:t xml:space="preserve"> </w:t>
-      </w:r>
-      <w:r>
-        <w:rPr>
-          <w:w w:val="105"/>
-        </w:rPr>
-        <w:t>boutons</w:t>
-      </w:r>
-      <w:r>
-        <w:rPr>
-          <w:spacing w:val="-4"/>
-          <w:w w:val="105"/>
-        </w:rPr>
-        <w:t xml:space="preserve"> </w:t>
-      </w:r>
-      <w:r>
-        <w:rPr>
-          <w:w w:val="105"/>
-        </w:rPr>
-        <w:t>de</w:t>
-      </w:r>
-      <w:r>
-        <w:rPr>
-          <w:spacing w:val="-4"/>
-          <w:w w:val="105"/>
-        </w:rPr>
-        <w:t xml:space="preserve"> </w:t>
-      </w:r>
-      <w:r>
-        <w:rPr>
-          <w:w w:val="105"/>
-        </w:rPr>
-        <w:t>filtre</w:t>
-      </w:r>
-      <w:r>
-        <w:rPr>
-          <w:spacing w:val="-4"/>
-          <w:w w:val="105"/>
-        </w:rPr>
-        <w:t xml:space="preserve"> </w:t>
-      </w:r>
-      <w:r>
-        <w:rPr>
-          <w:w w:val="105"/>
-        </w:rPr>
-        <w:t>en</w:t>
-      </w:r>
-      <w:r>
-        <w:rPr>
-          <w:spacing w:val="-4"/>
-          <w:w w:val="105"/>
-        </w:rPr>
-        <w:t xml:space="preserve"> </w:t>
-      </w:r>
-      <w:r>
-        <w:rPr>
-          <w:w w:val="105"/>
-        </w:rPr>
-        <w:t>haut</w:t>
-      </w:r>
-      <w:r>
-        <w:rPr>
-          <w:spacing w:val="-4"/>
-          <w:w w:val="105"/>
-        </w:rPr>
-        <w:t xml:space="preserve"> </w:t>
-      </w:r>
-      <w:r>
-        <w:rPr>
-          <w:w w:val="105"/>
-        </w:rPr>
-        <w:t>de</w:t>
-      </w:r>
-      <w:r>
-        <w:rPr>
-          <w:spacing w:val="-4"/>
-          <w:w w:val="105"/>
-        </w:rPr>
-        <w:t xml:space="preserve"> </w:t>
-      </w:r>
-      <w:r>
-        <w:rPr>
-          <w:w w:val="105"/>
-        </w:rPr>
-        <w:t>la</w:t>
-      </w:r>
-      <w:r>
-        <w:rPr>
-          <w:spacing w:val="-4"/>
-          <w:w w:val="105"/>
-        </w:rPr>
-        <w:t xml:space="preserve"> </w:t>
-      </w:r>
-      <w:r>
-        <w:rPr>
-          <w:w w:val="105"/>
-        </w:rPr>
-        <w:t>liste</w:t>
-      </w:r>
-      <w:r>
-        <w:rPr>
-          <w:spacing w:val="-4"/>
-          <w:w w:val="105"/>
-        </w:rPr>
-        <w:t xml:space="preserve"> </w:t>
-      </w:r>
-      <w:r>
-        <w:rPr>
-          <w:w w:val="105"/>
-        </w:rPr>
-        <w:t>pour</w:t>
-      </w:r>
-      <w:r>
-        <w:rPr>
-          <w:spacing w:val="-4"/>
-          <w:w w:val="105"/>
-        </w:rPr>
-        <w:t xml:space="preserve"> </w:t>
-      </w:r>
-      <w:r>
-        <w:rPr>
-          <w:w w:val="105"/>
-        </w:rPr>
-        <w:t>n’afficher</w:t>
-      </w:r>
-      <w:r>
-        <w:rPr>
-          <w:spacing w:val="-4"/>
-          <w:w w:val="105"/>
-        </w:rPr>
-        <w:t xml:space="preserve"> </w:t>
-      </w:r>
-      <w:r>
-        <w:rPr>
-          <w:w w:val="105"/>
-        </w:rPr>
-        <w:t>que</w:t>
-      </w:r>
-      <w:r>
-        <w:rPr>
-          <w:spacing w:val="-4"/>
-          <w:w w:val="105"/>
-        </w:rPr>
-        <w:t xml:space="preserve"> </w:t>
-      </w:r>
-      <w:r>
-        <w:rPr>
-          <w:w w:val="105"/>
-        </w:rPr>
-        <w:t>les</w:t>
-      </w:r>
-      <w:r>
-        <w:rPr>
-          <w:spacing w:val="-4"/>
-          <w:w w:val="105"/>
-        </w:rPr>
-        <w:t xml:space="preserve"> </w:t>
-      </w:r>
-      <w:r>
-        <w:rPr>
-          <w:w w:val="105"/>
-        </w:rPr>
-        <w:t>dossiers</w:t>
-      </w:r>
-      <w:r>
-        <w:rPr>
-          <w:spacing w:val="-4"/>
-          <w:w w:val="105"/>
-        </w:rPr>
-        <w:t xml:space="preserve"> </w:t>
-      </w:r>
-      <w:r>
-        <w:rPr>
-          <w:w w:val="105"/>
-        </w:rPr>
-        <w:t>d’un statut donné.</w:t>
+      </w:pPr>
+      <w:r>
+        <w:t xml:space="preserve">Le tableau de bord affiche aussi, en haut, des cartes chiffrées par statut — cliquez sur </w:t>
+      </w:r>
+      <w:r>
+        <w:rPr>
+          <w:w w:val="105"/>
+        </w:rPr>
+        <w:t>l’une d’elles pour filtrer la liste en dessous.</w:t>
       </w:r>
     </w:p>
     <w:p>
       <w:pPr>
         <w:pStyle w:val="Corpsdetexte"/>
-        <w:spacing w:before="148" w:line="252" w:lineRule="auto"/>
-        <w:ind w:left="337"/>
+        <w:spacing w:line="252" w:lineRule="auto"/>
+        <w:sectPr>
+          <w:footerReference w:type="default" r:id="rId8"/>
+          <w:type w:val="continuous"/>
+          <w:pgSz w:w="12240" w:h="15840"/>
+          <w:pgMar w:top="851" w:right="1080" w:bottom="1020" w:left="1080" w:header="0" w:footer="822" w:gutter="0"/>
+          <w:pgNumType w:start="1"/>
+          <w:cols w:space="720"/>
+        </w:sectPr>
       </w:pPr>
     </w:p>
     <w:p>
       <w:pPr>
         <w:ind w:left="1512"/>
-        <w:rPr>
-          <w:sz w:val="20"/>
-        </w:rPr>
       </w:pPr>
       <w:r>
         <w:rPr>
           <w:noProof/>
-          <w:sz w:val="20"/>
-        </w:rPr>
+        </w:rPr>
+        <w:lastRenderedPageBreak/>
         <w:drawing>
-          <wp:inline distT="0" distB="0" distL="0" distR="0" wp14:anchorId="240970BA" wp14:editId="14096F64">
-            <wp:extent cx="4770120" cy="3246120"/>
+          <wp:inline distT="0" distB="0" distL="0" distR="0" wp14:anchorId="5022428D" wp14:editId="4D6006E5">
+            <wp:extent cx="4486694" cy="2811399"/>
             <wp:effectExtent l="0" t="0" r="0" b="0"/>
             <wp:docPr id="2" name="Image 2"/>
             <wp:cNvGraphicFramePr>
@@ -2171,7 +1854,7 @@
                     <pic:cNvPicPr/>
                   </pic:nvPicPr>
                   <pic:blipFill>
-                    <a:blip r:embed="rId10" cstate="print"/>
+                    <a:blip r:embed="rId9" cstate="print"/>
                     <a:stretch>
                       <a:fillRect/>
                     </a:stretch>
@@ -2179,7 +1862,7 @@
                   <pic:spPr>
                     <a:xfrm>
                       <a:off x="0" y="0"/>
-                      <a:ext cx="4770551" cy="3246413"/>
+                      <a:ext cx="4486694" cy="2811399"/>
                     </a:xfrm>
                     <a:prstGeom prst="rect">
                       <a:avLst/>
@@ -2195,31 +1878,18 @@
     <w:p>
       <w:pPr>
         <w:pStyle w:val="Corpsdetexte"/>
-        <w:spacing w:before="13"/>
-      </w:pPr>
-    </w:p>
-    <w:p>
-      <w:pPr>
-        <w:pStyle w:val="Corpsdetexte"/>
+        <w:spacing w:before="255"/>
         <w:ind w:left="6" w:right="6"/>
         <w:jc w:val="center"/>
-        <w:rPr>
-          <w:b/>
-          <w:bCs/>
-        </w:rPr>
-      </w:pPr>
-      <w:r>
-        <w:rPr>
-          <w:b/>
-          <w:bCs/>
+      </w:pPr>
+      <w:r>
+        <w:rPr>
           <w:w w:val="105"/>
         </w:rPr>
         <w:t>Figure</w:t>
       </w:r>
       <w:r>
         <w:rPr>
-          <w:b/>
-          <w:bCs/>
           <w:spacing w:val="-13"/>
           <w:w w:val="105"/>
         </w:rPr>
@@ -2228,42 +1898,810 @@
       <w:proofErr w:type="gramStart"/>
       <w:r>
         <w:rPr>
-          <w:b/>
-          <w:bCs/>
-          <w:w w:val="105"/>
-        </w:rPr>
-        <w:t>2</w:t>
-      </w:r>
-      <w:r>
-        <w:rPr>
-          <w:b/>
-          <w:bCs/>
+          <w:w w:val="105"/>
+        </w:rPr>
+        <w:t>1:</w:t>
+      </w:r>
+      <w:proofErr w:type="gramEnd"/>
+      <w:r>
+        <w:rPr>
+          <w:spacing w:val="8"/>
+          <w:w w:val="105"/>
+        </w:rPr>
+        <w:t xml:space="preserve"> </w:t>
+      </w:r>
+      <w:r>
+        <w:rPr>
+          <w:w w:val="105"/>
+        </w:rPr>
+        <w:t>Écran</w:t>
+      </w:r>
+      <w:r>
+        <w:rPr>
+          <w:spacing w:val="-13"/>
+          <w:w w:val="105"/>
+        </w:rPr>
+        <w:t xml:space="preserve"> </w:t>
+      </w:r>
+      <w:r>
+        <w:rPr>
+          <w:w w:val="105"/>
+        </w:rPr>
+        <w:t>de</w:t>
+      </w:r>
+      <w:r>
+        <w:rPr>
+          <w:spacing w:val="-12"/>
+          <w:w w:val="105"/>
+        </w:rPr>
+        <w:t xml:space="preserve"> </w:t>
+      </w:r>
+      <w:r>
+        <w:rPr>
+          <w:w w:val="105"/>
+        </w:rPr>
+        <w:t>connexion</w:t>
+      </w:r>
+      <w:r>
+        <w:rPr>
+          <w:spacing w:val="-12"/>
+          <w:w w:val="105"/>
+        </w:rPr>
+        <w:t xml:space="preserve"> </w:t>
+      </w:r>
+      <w:r>
+        <w:rPr>
+          <w:spacing w:val="-2"/>
+          <w:w w:val="105"/>
+        </w:rPr>
+        <w:t>agent</w:t>
+      </w:r>
+    </w:p>
+    <w:p>
+      <w:pPr>
+        <w:pStyle w:val="Corpsdetexte"/>
+        <w:spacing w:before="169"/>
+      </w:pPr>
+      <w:bookmarkStart w:id="3" w:name="Changer_le_statut_d’un_dossier"/>
+      <w:bookmarkEnd w:id="3"/>
+    </w:p>
+    <w:p>
+      <w:pPr>
+        <w:pStyle w:val="Titre1"/>
+        <w:jc w:val="both"/>
+        <w:rPr>
+          <w:b/>
+          <w:sz w:val="24"/>
+          <w:szCs w:val="24"/>
+        </w:rPr>
+      </w:pPr>
+      <w:r>
+        <w:rPr>
+          <w:b/>
+          <w:w w:val="110"/>
+          <w:sz w:val="24"/>
+          <w:szCs w:val="24"/>
+        </w:rPr>
+        <w:t>Changer</w:t>
+      </w:r>
+      <w:r>
+        <w:rPr>
+          <w:b/>
+          <w:spacing w:val="1"/>
+          <w:w w:val="110"/>
+          <w:sz w:val="24"/>
+          <w:szCs w:val="24"/>
+        </w:rPr>
+        <w:t xml:space="preserve"> </w:t>
+      </w:r>
+      <w:r>
+        <w:rPr>
+          <w:b/>
+          <w:w w:val="110"/>
+          <w:sz w:val="24"/>
+          <w:szCs w:val="24"/>
+        </w:rPr>
+        <w:t>le</w:t>
+      </w:r>
+      <w:r>
+        <w:rPr>
+          <w:b/>
+          <w:spacing w:val="2"/>
+          <w:w w:val="110"/>
+          <w:sz w:val="24"/>
+          <w:szCs w:val="24"/>
+        </w:rPr>
+        <w:t xml:space="preserve"> </w:t>
+      </w:r>
+      <w:r>
+        <w:rPr>
+          <w:b/>
+          <w:w w:val="110"/>
+          <w:sz w:val="24"/>
+          <w:szCs w:val="24"/>
+        </w:rPr>
+        <w:t>statut</w:t>
+      </w:r>
+      <w:r>
+        <w:rPr>
+          <w:b/>
+          <w:spacing w:val="1"/>
+          <w:w w:val="110"/>
+          <w:sz w:val="24"/>
+          <w:szCs w:val="24"/>
+        </w:rPr>
+        <w:t xml:space="preserve"> </w:t>
+      </w:r>
+      <w:r>
+        <w:rPr>
+          <w:b/>
+          <w:w w:val="110"/>
+          <w:sz w:val="24"/>
+          <w:szCs w:val="24"/>
+        </w:rPr>
+        <w:t>d’un</w:t>
+      </w:r>
+      <w:r>
+        <w:rPr>
+          <w:b/>
+          <w:spacing w:val="2"/>
+          <w:w w:val="110"/>
+          <w:sz w:val="24"/>
+          <w:szCs w:val="24"/>
+        </w:rPr>
+        <w:t xml:space="preserve"> </w:t>
+      </w:r>
+      <w:r>
+        <w:rPr>
+          <w:b/>
+          <w:spacing w:val="-2"/>
+          <w:w w:val="110"/>
+          <w:sz w:val="24"/>
+          <w:szCs w:val="24"/>
+        </w:rPr>
+        <w:t>dossier</w:t>
+      </w:r>
+    </w:p>
+    <w:p>
+      <w:pPr>
+        <w:pStyle w:val="Corpsdetexte"/>
+        <w:spacing w:before="259" w:line="252" w:lineRule="auto"/>
+        <w:ind w:left="337" w:right="333"/>
+        <w:jc w:val="both"/>
+      </w:pPr>
+      <w:r>
+        <w:rPr>
+          <w:w w:val="105"/>
+        </w:rPr>
+        <w:t>Sur</w:t>
+      </w:r>
+      <w:r>
+        <w:rPr>
+          <w:spacing w:val="-17"/>
+          <w:w w:val="105"/>
+        </w:rPr>
+        <w:t xml:space="preserve"> </w:t>
+      </w:r>
+      <w:r>
+        <w:rPr>
+          <w:w w:val="105"/>
+        </w:rPr>
+        <w:t>la</w:t>
+      </w:r>
+      <w:r>
+        <w:rPr>
+          <w:spacing w:val="-17"/>
+          <w:w w:val="105"/>
+        </w:rPr>
+        <w:t xml:space="preserve"> </w:t>
+      </w:r>
+      <w:r>
+        <w:rPr>
+          <w:w w:val="105"/>
+        </w:rPr>
+        <w:t>ligne</w:t>
+      </w:r>
+      <w:r>
+        <w:rPr>
+          <w:spacing w:val="-17"/>
+          <w:w w:val="105"/>
+        </w:rPr>
+        <w:t xml:space="preserve"> </w:t>
+      </w:r>
+      <w:r>
+        <w:rPr>
+          <w:w w:val="105"/>
+        </w:rPr>
+        <w:t>du</w:t>
+      </w:r>
+      <w:r>
+        <w:rPr>
+          <w:spacing w:val="-17"/>
+          <w:w w:val="105"/>
+        </w:rPr>
+        <w:t xml:space="preserve"> </w:t>
+      </w:r>
+      <w:r>
+        <w:rPr>
+          <w:w w:val="105"/>
+        </w:rPr>
+        <w:t>dossier</w:t>
+      </w:r>
+      <w:r>
+        <w:rPr>
+          <w:spacing w:val="-17"/>
+          <w:w w:val="105"/>
+        </w:rPr>
+        <w:t xml:space="preserve"> </w:t>
+      </w:r>
+      <w:r>
+        <w:rPr>
+          <w:w w:val="105"/>
+        </w:rPr>
+        <w:t>concerné,</w:t>
+      </w:r>
+      <w:r>
+        <w:rPr>
+          <w:spacing w:val="-16"/>
+          <w:w w:val="105"/>
+        </w:rPr>
+        <w:t xml:space="preserve"> </w:t>
+      </w:r>
+      <w:r>
+        <w:rPr>
+          <w:w w:val="105"/>
+        </w:rPr>
+        <w:t>ouvrez</w:t>
+      </w:r>
+      <w:r>
+        <w:rPr>
+          <w:spacing w:val="-17"/>
+          <w:w w:val="105"/>
+        </w:rPr>
+        <w:t xml:space="preserve"> </w:t>
+      </w:r>
+      <w:r>
+        <w:rPr>
+          <w:w w:val="105"/>
+        </w:rPr>
+        <w:t>le</w:t>
+      </w:r>
+      <w:r>
+        <w:rPr>
+          <w:spacing w:val="-17"/>
+          <w:w w:val="105"/>
+        </w:rPr>
+        <w:t xml:space="preserve"> </w:t>
+      </w:r>
+      <w:r>
+        <w:rPr>
+          <w:w w:val="105"/>
+        </w:rPr>
+        <w:t>menu</w:t>
+      </w:r>
+      <w:r>
+        <w:rPr>
+          <w:spacing w:val="-17"/>
+          <w:w w:val="105"/>
+        </w:rPr>
+        <w:t xml:space="preserve"> </w:t>
+      </w:r>
+      <w:r>
+        <w:rPr>
+          <w:w w:val="105"/>
+        </w:rPr>
+        <w:t>déroulant</w:t>
+      </w:r>
+      <w:r>
+        <w:rPr>
+          <w:spacing w:val="-17"/>
+          <w:w w:val="105"/>
+        </w:rPr>
+        <w:t xml:space="preserve"> </w:t>
+      </w:r>
+      <w:r>
+        <w:rPr>
+          <w:w w:val="105"/>
+        </w:rPr>
+        <w:t>à</w:t>
+      </w:r>
+      <w:r>
+        <w:rPr>
+          <w:spacing w:val="-17"/>
+          <w:w w:val="105"/>
+        </w:rPr>
+        <w:t xml:space="preserve"> </w:t>
+      </w:r>
+      <w:r>
+        <w:rPr>
+          <w:w w:val="105"/>
+        </w:rPr>
+        <w:t>droite</w:t>
+      </w:r>
+      <w:r>
+        <w:rPr>
+          <w:spacing w:val="-17"/>
+          <w:w w:val="105"/>
+        </w:rPr>
+        <w:t xml:space="preserve"> </w:t>
+      </w:r>
+      <w:r>
+        <w:rPr>
+          <w:w w:val="105"/>
+        </w:rPr>
+        <w:t>et</w:t>
+      </w:r>
+      <w:r>
+        <w:rPr>
+          <w:spacing w:val="-17"/>
+          <w:w w:val="105"/>
+        </w:rPr>
+        <w:t xml:space="preserve"> </w:t>
+      </w:r>
+      <w:r>
+        <w:rPr>
+          <w:w w:val="105"/>
+        </w:rPr>
+        <w:t>sélectionnez</w:t>
+      </w:r>
+      <w:r>
+        <w:rPr>
+          <w:spacing w:val="-17"/>
+          <w:w w:val="105"/>
+        </w:rPr>
+        <w:t xml:space="preserve"> </w:t>
+      </w:r>
+      <w:r>
+        <w:rPr>
+          <w:w w:val="105"/>
+        </w:rPr>
+        <w:t>le nouveau</w:t>
+      </w:r>
+      <w:r>
+        <w:rPr>
+          <w:spacing w:val="-1"/>
+          <w:w w:val="105"/>
+        </w:rPr>
+        <w:t xml:space="preserve"> </w:t>
+      </w:r>
+      <w:r>
+        <w:rPr>
+          <w:w w:val="105"/>
+        </w:rPr>
+        <w:t>statut.</w:t>
+      </w:r>
+      <w:r>
+        <w:rPr>
+          <w:spacing w:val="40"/>
+          <w:w w:val="105"/>
+        </w:rPr>
+        <w:t xml:space="preserve"> </w:t>
+      </w:r>
+      <w:r>
+        <w:rPr>
+          <w:w w:val="105"/>
+        </w:rPr>
+        <w:t>Le</w:t>
+      </w:r>
+      <w:r>
+        <w:rPr>
+          <w:spacing w:val="-1"/>
+          <w:w w:val="105"/>
+        </w:rPr>
+        <w:t xml:space="preserve"> </w:t>
+      </w:r>
+      <w:r>
+        <w:rPr>
+          <w:w w:val="105"/>
+        </w:rPr>
+        <w:t>changement</w:t>
+      </w:r>
+      <w:r>
+        <w:rPr>
+          <w:spacing w:val="-1"/>
+          <w:w w:val="105"/>
+        </w:rPr>
+        <w:t xml:space="preserve"> </w:t>
+      </w:r>
+      <w:r>
+        <w:rPr>
+          <w:w w:val="105"/>
+        </w:rPr>
+        <w:t>est</w:t>
+      </w:r>
+      <w:r>
+        <w:rPr>
+          <w:spacing w:val="-1"/>
+          <w:w w:val="105"/>
+        </w:rPr>
+        <w:t xml:space="preserve"> </w:t>
+      </w:r>
+      <w:r>
+        <w:rPr>
+          <w:w w:val="105"/>
+        </w:rPr>
+        <w:t>enregistré</w:t>
+      </w:r>
+      <w:r>
+        <w:rPr>
+          <w:spacing w:val="-1"/>
+          <w:w w:val="105"/>
+        </w:rPr>
+        <w:t xml:space="preserve"> </w:t>
+      </w:r>
+      <w:r>
+        <w:rPr>
+          <w:w w:val="105"/>
+        </w:rPr>
+        <w:t>immédiatement</w:t>
+      </w:r>
+      <w:r>
+        <w:rPr>
+          <w:spacing w:val="-1"/>
+          <w:w w:val="105"/>
+        </w:rPr>
+        <w:t xml:space="preserve"> </w:t>
+      </w:r>
+      <w:r>
+        <w:rPr>
+          <w:w w:val="105"/>
+        </w:rPr>
+        <w:t>et</w:t>
+      </w:r>
+      <w:r>
+        <w:rPr>
+          <w:spacing w:val="-1"/>
+          <w:w w:val="105"/>
+        </w:rPr>
+        <w:t xml:space="preserve"> </w:t>
+      </w:r>
+      <w:r>
+        <w:rPr>
+          <w:w w:val="105"/>
+        </w:rPr>
+        <w:t>l’historique</w:t>
+      </w:r>
+      <w:r>
+        <w:rPr>
+          <w:spacing w:val="-1"/>
+          <w:w w:val="105"/>
+        </w:rPr>
+        <w:t xml:space="preserve"> </w:t>
+      </w:r>
+      <w:r>
+        <w:rPr>
+          <w:w w:val="105"/>
+        </w:rPr>
+        <w:t>(qui</w:t>
+      </w:r>
+      <w:r>
+        <w:rPr>
+          <w:spacing w:val="-1"/>
+          <w:w w:val="105"/>
+        </w:rPr>
+        <w:t xml:space="preserve"> </w:t>
+      </w:r>
+      <w:r>
+        <w:rPr>
+          <w:w w:val="105"/>
+        </w:rPr>
+        <w:t>a changé quoi, et quand) est conservé automatiquement.</w:t>
+      </w:r>
+    </w:p>
+    <w:p>
+      <w:pPr>
+        <w:pStyle w:val="Corpsdetexte"/>
+        <w:spacing w:before="169"/>
+        <w:rPr>
+          <w:sz w:val="16"/>
+          <w:szCs w:val="16"/>
+        </w:rPr>
+      </w:pPr>
+      <w:bookmarkStart w:id="4" w:name="Statistiques_pour_le_rapport"/>
+      <w:bookmarkEnd w:id="4"/>
+    </w:p>
+    <w:p>
+      <w:pPr>
+        <w:pStyle w:val="Titre1"/>
+        <w:jc w:val="both"/>
+        <w:rPr>
+          <w:b/>
+          <w:sz w:val="24"/>
+          <w:szCs w:val="24"/>
+        </w:rPr>
+      </w:pPr>
+      <w:r>
+        <w:rPr>
+          <w:b/>
+          <w:w w:val="110"/>
+          <w:sz w:val="24"/>
+          <w:szCs w:val="24"/>
+        </w:rPr>
+        <w:t>Statistiques</w:t>
+      </w:r>
+      <w:r>
+        <w:rPr>
+          <w:b/>
+          <w:spacing w:val="1"/>
+          <w:w w:val="110"/>
+          <w:sz w:val="24"/>
+          <w:szCs w:val="24"/>
+        </w:rPr>
+        <w:t xml:space="preserve"> </w:t>
+      </w:r>
+      <w:r>
+        <w:rPr>
+          <w:b/>
+          <w:w w:val="110"/>
+          <w:sz w:val="24"/>
+          <w:szCs w:val="24"/>
+        </w:rPr>
+        <w:t>pour</w:t>
+      </w:r>
+      <w:r>
+        <w:rPr>
+          <w:b/>
+          <w:spacing w:val="1"/>
+          <w:w w:val="110"/>
+          <w:sz w:val="24"/>
+          <w:szCs w:val="24"/>
+        </w:rPr>
+        <w:t xml:space="preserve"> </w:t>
+      </w:r>
+      <w:r>
+        <w:rPr>
+          <w:b/>
+          <w:w w:val="110"/>
+          <w:sz w:val="24"/>
+          <w:szCs w:val="24"/>
+        </w:rPr>
+        <w:t>le</w:t>
+      </w:r>
+      <w:r>
+        <w:rPr>
+          <w:b/>
+          <w:spacing w:val="1"/>
+          <w:w w:val="110"/>
+          <w:sz w:val="24"/>
+          <w:szCs w:val="24"/>
+        </w:rPr>
+        <w:t xml:space="preserve"> </w:t>
+      </w:r>
+      <w:r>
+        <w:rPr>
+          <w:b/>
+          <w:spacing w:val="-2"/>
+          <w:w w:val="110"/>
+          <w:sz w:val="24"/>
+          <w:szCs w:val="24"/>
+        </w:rPr>
+        <w:t>rapport</w:t>
+      </w:r>
+    </w:p>
+    <w:p>
+      <w:pPr>
+        <w:pStyle w:val="Corpsdetexte"/>
+        <w:spacing w:before="259" w:line="252" w:lineRule="auto"/>
+        <w:ind w:left="337" w:right="300"/>
+        <w:jc w:val="both"/>
+      </w:pPr>
+      <w:r>
+        <w:rPr>
+          <w:w w:val="105"/>
+        </w:rPr>
+        <w:t xml:space="preserve">Cliquez sur </w:t>
+      </w:r>
+      <w:r>
+        <w:rPr>
+          <w:b/>
+          <w:w w:val="105"/>
+        </w:rPr>
+        <w:t xml:space="preserve">Statistiques </w:t>
+      </w:r>
+      <w:r>
+        <w:rPr>
+          <w:w w:val="105"/>
+        </w:rPr>
+        <w:t>dans le tableau de bord pour accéder à une page dédiée, utile pour la préparation de vos rapports périodiques.</w:t>
+      </w:r>
+    </w:p>
+    <w:p>
+      <w:pPr>
+        <w:pStyle w:val="Corpsdetexte"/>
+        <w:spacing w:before="135"/>
+        <w:ind w:left="337"/>
+        <w:jc w:val="both"/>
+      </w:pPr>
+      <w:r>
+        <w:rPr>
+          <w:w w:val="105"/>
+        </w:rPr>
+        <w:t>Elle</w:t>
+      </w:r>
+      <w:r>
+        <w:rPr>
+          <w:spacing w:val="-6"/>
+          <w:w w:val="105"/>
+        </w:rPr>
+        <w:t xml:space="preserve"> </w:t>
+      </w:r>
+      <w:r>
+        <w:rPr>
+          <w:w w:val="105"/>
+        </w:rPr>
+        <w:t>affiche</w:t>
+      </w:r>
+      <w:r>
+        <w:rPr>
+          <w:spacing w:val="-5"/>
+          <w:w w:val="105"/>
+        </w:rPr>
+        <w:t xml:space="preserve"> </w:t>
+      </w:r>
+      <w:r>
+        <w:rPr>
+          <w:spacing w:val="-10"/>
           <w:w w:val="105"/>
         </w:rPr>
         <w:t>:</w:t>
       </w:r>
+    </w:p>
+    <w:p>
+      <w:pPr>
+        <w:pStyle w:val="Paragraphedeliste"/>
+        <w:numPr>
+          <w:ilvl w:val="1"/>
+          <w:numId w:val="4"/>
+        </w:numPr>
+        <w:tabs>
+          <w:tab w:val="left" w:pos="882"/>
+        </w:tabs>
+        <w:spacing w:before="149"/>
+        <w:ind w:hanging="237"/>
+        <w:jc w:val="both"/>
+      </w:pPr>
+      <w:r>
+        <w:rPr>
+          <w:w w:val="105"/>
+        </w:rPr>
+        <w:t>Le</w:t>
+      </w:r>
+      <w:r>
+        <w:rPr>
+          <w:spacing w:val="-13"/>
+          <w:w w:val="105"/>
+        </w:rPr>
+        <w:t xml:space="preserve"> </w:t>
+      </w:r>
+      <w:r>
+        <w:rPr>
+          <w:b/>
+          <w:w w:val="105"/>
+        </w:rPr>
+        <w:t>total</w:t>
+      </w:r>
+      <w:r>
+        <w:rPr>
+          <w:b/>
+          <w:spacing w:val="-16"/>
+          <w:w w:val="105"/>
+        </w:rPr>
+        <w:t xml:space="preserve"> </w:t>
+      </w:r>
+      <w:r>
+        <w:rPr>
+          <w:w w:val="105"/>
+        </w:rPr>
+        <w:t>des</w:t>
+      </w:r>
+      <w:r>
+        <w:rPr>
+          <w:spacing w:val="-13"/>
+          <w:w w:val="105"/>
+        </w:rPr>
+        <w:t xml:space="preserve"> </w:t>
+      </w:r>
+      <w:r>
+        <w:rPr>
+          <w:w w:val="105"/>
+        </w:rPr>
+        <w:t>demandes</w:t>
+      </w:r>
+      <w:r>
+        <w:rPr>
+          <w:spacing w:val="-12"/>
+          <w:w w:val="105"/>
+        </w:rPr>
+        <w:t xml:space="preserve"> </w:t>
+      </w:r>
+      <w:r>
+        <w:rPr>
+          <w:w w:val="105"/>
+        </w:rPr>
+        <w:t>reçues</w:t>
+      </w:r>
+      <w:r>
+        <w:rPr>
+          <w:spacing w:val="-12"/>
+          <w:w w:val="105"/>
+        </w:rPr>
+        <w:t xml:space="preserve"> </w:t>
+      </w:r>
+      <w:r>
+        <w:rPr>
+          <w:w w:val="105"/>
+        </w:rPr>
+        <w:t>au</w:t>
+      </w:r>
+      <w:r>
+        <w:rPr>
+          <w:spacing w:val="-12"/>
+          <w:w w:val="105"/>
+        </w:rPr>
+        <w:t xml:space="preserve"> </w:t>
+      </w:r>
+      <w:r>
+        <w:rPr>
+          <w:w w:val="105"/>
+        </w:rPr>
+        <w:t>secrétariat,</w:t>
+      </w:r>
+      <w:r>
+        <w:rPr>
+          <w:spacing w:val="-11"/>
+          <w:w w:val="105"/>
+        </w:rPr>
+        <w:t xml:space="preserve"> </w:t>
+      </w:r>
+      <w:r>
+        <w:rPr>
+          <w:w w:val="105"/>
+        </w:rPr>
+        <w:t>et</w:t>
+      </w:r>
+      <w:r>
+        <w:rPr>
+          <w:spacing w:val="-12"/>
+          <w:w w:val="105"/>
+        </w:rPr>
+        <w:t xml:space="preserve"> </w:t>
+      </w:r>
+      <w:proofErr w:type="gramStart"/>
+      <w:r>
+        <w:rPr>
+          <w:w w:val="105"/>
+        </w:rPr>
+        <w:t>le</w:t>
+      </w:r>
+      <w:r>
+        <w:rPr>
+          <w:spacing w:val="-11"/>
+          <w:w w:val="105"/>
+        </w:rPr>
+        <w:t xml:space="preserve"> </w:t>
+      </w:r>
+      <w:r>
+        <w:rPr>
+          <w:w w:val="105"/>
+        </w:rPr>
+        <w:t>total</w:t>
+      </w:r>
+      <w:r>
+        <w:rPr>
+          <w:spacing w:val="-12"/>
+          <w:w w:val="105"/>
+        </w:rPr>
+        <w:t xml:space="preserve"> </w:t>
+      </w:r>
+      <w:r>
+        <w:rPr>
+          <w:w w:val="105"/>
+        </w:rPr>
+        <w:t>déposées</w:t>
+      </w:r>
       <w:proofErr w:type="gramEnd"/>
       <w:r>
         <w:rPr>
-          <w:b/>
-          <w:bCs/>
-          <w:spacing w:val="8"/>
-          <w:w w:val="105"/>
-        </w:rPr>
-        <w:t xml:space="preserve"> </w:t>
-      </w:r>
-      <w:r>
-        <w:rPr>
-          <w:b/>
-          <w:bCs/>
-          <w:w w:val="105"/>
-        </w:rPr>
-        <w:t>Écran</w:t>
-      </w:r>
-      <w:r>
-        <w:rPr>
-          <w:b/>
-          <w:bCs/>
           <w:spacing w:val="-13"/>
           <w:w w:val="105"/>
         </w:rPr>
@@ -2271,16 +2709,285 @@
       </w:r>
       <w:r>
         <w:rPr>
-          <w:b/>
-          <w:bCs/>
-          <w:w w:val="105"/>
-        </w:rPr>
-        <w:t>de</w:t>
-      </w:r>
-      <w:r>
-        <w:rPr>
-          <w:b/>
-          <w:bCs/>
+          <w:w w:val="105"/>
+        </w:rPr>
+        <w:t>au</w:t>
+      </w:r>
+      <w:r>
+        <w:rPr>
+          <w:spacing w:val="-11"/>
+          <w:w w:val="105"/>
+        </w:rPr>
+        <w:t xml:space="preserve"> </w:t>
+      </w:r>
+      <w:r>
+        <w:rPr>
+          <w:spacing w:val="-2"/>
+          <w:w w:val="105"/>
+        </w:rPr>
+        <w:t>Trésor.</w:t>
+      </w:r>
+    </w:p>
+    <w:p>
+      <w:pPr>
+        <w:pStyle w:val="Paragraphedeliste"/>
+        <w:numPr>
+          <w:ilvl w:val="1"/>
+          <w:numId w:val="4"/>
+        </w:numPr>
+        <w:tabs>
+          <w:tab w:val="left" w:pos="882"/>
+        </w:tabs>
+        <w:spacing w:before="12" w:line="252" w:lineRule="auto"/>
+        <w:ind w:right="298"/>
+        <w:jc w:val="both"/>
+      </w:pPr>
+      <w:r>
+        <w:rPr>
+          <w:w w:val="105"/>
+        </w:rPr>
+        <w:t>Le</w:t>
+      </w:r>
+      <w:r>
+        <w:rPr>
+          <w:spacing w:val="-1"/>
+          <w:w w:val="105"/>
+        </w:rPr>
+        <w:t xml:space="preserve"> </w:t>
+      </w:r>
+      <w:r>
+        <w:rPr>
+          <w:b/>
+          <w:w w:val="105"/>
+        </w:rPr>
+        <w:t>délai moyen de traitement</w:t>
+      </w:r>
+      <w:r>
+        <w:rPr>
+          <w:w w:val="105"/>
+        </w:rPr>
+        <w:t>, en</w:t>
+      </w:r>
+      <w:r>
+        <w:rPr>
+          <w:spacing w:val="-1"/>
+          <w:w w:val="105"/>
+        </w:rPr>
+        <w:t xml:space="preserve"> </w:t>
+      </w:r>
+      <w:r>
+        <w:rPr>
+          <w:w w:val="105"/>
+        </w:rPr>
+        <w:t>jours, entre</w:t>
+      </w:r>
+      <w:r>
+        <w:rPr>
+          <w:spacing w:val="-1"/>
+          <w:w w:val="105"/>
+        </w:rPr>
+        <w:t xml:space="preserve"> </w:t>
+      </w:r>
+      <w:r>
+        <w:rPr>
+          <w:w w:val="105"/>
+        </w:rPr>
+        <w:t>le</w:t>
+      </w:r>
+      <w:r>
+        <w:rPr>
+          <w:spacing w:val="-1"/>
+          <w:w w:val="105"/>
+        </w:rPr>
+        <w:t xml:space="preserve"> </w:t>
+      </w:r>
+      <w:r>
+        <w:rPr>
+          <w:w w:val="105"/>
+        </w:rPr>
+        <w:t>dépôt</w:t>
+      </w:r>
+      <w:r>
+        <w:rPr>
+          <w:spacing w:val="-1"/>
+          <w:w w:val="105"/>
+        </w:rPr>
+        <w:t xml:space="preserve"> </w:t>
+      </w:r>
+      <w:r>
+        <w:rPr>
+          <w:w w:val="105"/>
+        </w:rPr>
+        <w:t>d’une</w:t>
+      </w:r>
+      <w:r>
+        <w:rPr>
+          <w:spacing w:val="-1"/>
+          <w:w w:val="105"/>
+        </w:rPr>
+        <w:t xml:space="preserve"> </w:t>
+      </w:r>
+      <w:r>
+        <w:rPr>
+          <w:w w:val="105"/>
+        </w:rPr>
+        <w:t>demande</w:t>
+      </w:r>
+      <w:r>
+        <w:rPr>
+          <w:spacing w:val="-1"/>
+          <w:w w:val="105"/>
+        </w:rPr>
+        <w:t xml:space="preserve"> </w:t>
+      </w:r>
+      <w:r>
+        <w:rPr>
+          <w:w w:val="105"/>
+        </w:rPr>
+        <w:t>et</w:t>
+      </w:r>
+      <w:r>
+        <w:rPr>
+          <w:spacing w:val="-1"/>
+          <w:w w:val="105"/>
+        </w:rPr>
+        <w:t xml:space="preserve"> </w:t>
+      </w:r>
+      <w:r>
+        <w:rPr>
+          <w:w w:val="105"/>
+        </w:rPr>
+        <w:t xml:space="preserve">son passage au statut </w:t>
+      </w:r>
+      <w:r>
+        <w:rPr>
+          <w:w w:val="140"/>
+        </w:rPr>
+        <w:t>«</w:t>
+      </w:r>
+      <w:r>
+        <w:rPr>
+          <w:spacing w:val="-21"/>
+          <w:w w:val="140"/>
+        </w:rPr>
+        <w:t xml:space="preserve"> </w:t>
+      </w:r>
+      <w:r>
+        <w:rPr>
+          <w:w w:val="105"/>
+        </w:rPr>
+        <w:t xml:space="preserve">Déposé au Trésor </w:t>
+      </w:r>
+      <w:r>
+        <w:rPr>
+          <w:w w:val="140"/>
+        </w:rPr>
+        <w:t xml:space="preserve">». </w:t>
+      </w:r>
+      <w:r>
+        <w:rPr>
+          <w:w w:val="105"/>
+        </w:rPr>
+        <w:t xml:space="preserve">Ce délai s’affiche en </w:t>
+      </w:r>
+      <w:r>
+        <w:rPr>
+          <w:b/>
+          <w:w w:val="105"/>
+        </w:rPr>
+        <w:t>vert</w:t>
+      </w:r>
+      <w:r>
+        <w:rPr>
+          <w:b/>
+          <w:spacing w:val="-1"/>
+          <w:w w:val="105"/>
+        </w:rPr>
+        <w:t xml:space="preserve"> </w:t>
+      </w:r>
+      <w:r>
+        <w:rPr>
+          <w:w w:val="105"/>
+        </w:rPr>
+        <w:t xml:space="preserve">lorsqu’il respecte l’objectif fixé (4 jours maximum), et en </w:t>
+      </w:r>
+      <w:r>
+        <w:rPr>
+          <w:b/>
+          <w:w w:val="105"/>
+        </w:rPr>
+        <w:t xml:space="preserve">rouge </w:t>
+      </w:r>
+      <w:r>
+        <w:rPr>
+          <w:w w:val="105"/>
+        </w:rPr>
+        <w:t>lorsqu’il le dépasse.</w:t>
+      </w:r>
+    </w:p>
+    <w:p>
+      <w:pPr>
+        <w:pStyle w:val="Paragraphedeliste"/>
+        <w:numPr>
+          <w:ilvl w:val="1"/>
+          <w:numId w:val="4"/>
+        </w:numPr>
+        <w:tabs>
+          <w:tab w:val="left" w:pos="882"/>
+        </w:tabs>
+        <w:spacing w:before="0" w:line="252" w:lineRule="auto"/>
+        <w:ind w:right="298"/>
+        <w:jc w:val="both"/>
+      </w:pPr>
+      <w:r>
+        <w:rPr>
+          <w:w w:val="105"/>
+        </w:rPr>
+        <w:t>Un</w:t>
+      </w:r>
+      <w:r>
+        <w:rPr>
+          <w:spacing w:val="-13"/>
+          <w:w w:val="105"/>
+        </w:rPr>
+        <w:t xml:space="preserve"> </w:t>
+      </w:r>
+      <w:r>
+        <w:rPr>
+          <w:w w:val="105"/>
+        </w:rPr>
+        <w:t>tableau</w:t>
+      </w:r>
+      <w:r>
+        <w:rPr>
+          <w:spacing w:val="-13"/>
+          <w:w w:val="105"/>
+        </w:rPr>
+        <w:t xml:space="preserve"> </w:t>
+      </w:r>
+      <w:r>
+        <w:rPr>
+          <w:w w:val="105"/>
+        </w:rPr>
+        <w:t>détaillé</w:t>
+      </w:r>
+      <w:r>
+        <w:rPr>
+          <w:spacing w:val="-13"/>
+          <w:w w:val="105"/>
+        </w:rPr>
+        <w:t xml:space="preserve"> </w:t>
+      </w:r>
+      <w:r>
+        <w:rPr>
+          <w:b/>
+          <w:w w:val="105"/>
+        </w:rPr>
+        <w:t>par</w:t>
+      </w:r>
+      <w:r>
+        <w:rPr>
+          <w:b/>
           <w:spacing w:val="-12"/>
           <w:w w:val="105"/>
         </w:rPr>
@@ -2289,15 +2996,18 @@
       <w:r>
         <w:rPr>
           <w:b/>
-          <w:bCs/>
-          <w:w w:val="105"/>
-        </w:rPr>
-        <w:t>connexion</w:t>
-      </w:r>
-      <w:r>
-        <w:rPr>
-          <w:b/>
-          <w:bCs/>
+          <w:w w:val="105"/>
+        </w:rPr>
+        <w:t>mois</w:t>
+      </w:r>
+      <w:r>
+        <w:rPr>
+          <w:w w:val="105"/>
+        </w:rPr>
+        <w:t>,</w:t>
+      </w:r>
+      <w:r>
+        <w:rPr>
           <w:spacing w:val="-12"/>
           <w:w w:val="105"/>
         </w:rPr>
@@ -2305,40 +3015,196 @@
       </w:r>
       <w:r>
         <w:rPr>
-          <w:b/>
-          <w:bCs/>
+          <w:w w:val="105"/>
+        </w:rPr>
+        <w:t>et</w:t>
+      </w:r>
+      <w:r>
+        <w:rPr>
+          <w:spacing w:val="-13"/>
+          <w:w w:val="105"/>
+        </w:rPr>
+        <w:t xml:space="preserve"> </w:t>
+      </w:r>
+      <w:r>
+        <w:rPr>
+          <w:w w:val="105"/>
+        </w:rPr>
+        <w:t>un</w:t>
+      </w:r>
+      <w:r>
+        <w:rPr>
+          <w:spacing w:val="-13"/>
+          <w:w w:val="105"/>
+        </w:rPr>
+        <w:t xml:space="preserve"> </w:t>
+      </w:r>
+      <w:r>
+        <w:rPr>
+          <w:w w:val="105"/>
+        </w:rPr>
+        <w:t>second</w:t>
+      </w:r>
+      <w:r>
+        <w:rPr>
+          <w:spacing w:val="-13"/>
+          <w:w w:val="105"/>
+        </w:rPr>
+        <w:t xml:space="preserve"> </w:t>
+      </w:r>
+      <w:r>
+        <w:rPr>
+          <w:b/>
+          <w:w w:val="105"/>
+        </w:rPr>
+        <w:t>par</w:t>
+      </w:r>
+      <w:r>
+        <w:rPr>
+          <w:b/>
+          <w:spacing w:val="-12"/>
+          <w:w w:val="105"/>
+        </w:rPr>
+        <w:t xml:space="preserve"> </w:t>
+      </w:r>
+      <w:r>
+        <w:rPr>
+          <w:b/>
+          <w:w w:val="105"/>
+        </w:rPr>
+        <w:t>trimestre</w:t>
+      </w:r>
+      <w:r>
+        <w:rPr>
+          <w:w w:val="105"/>
+        </w:rPr>
+        <w:t>,</w:t>
+      </w:r>
+      <w:r>
+        <w:rPr>
+          <w:spacing w:val="-12"/>
+          <w:w w:val="105"/>
+        </w:rPr>
+        <w:t xml:space="preserve"> </w:t>
+      </w:r>
+      <w:r>
+        <w:rPr>
+          <w:w w:val="105"/>
+        </w:rPr>
+        <w:t>avec</w:t>
+      </w:r>
+      <w:r>
+        <w:rPr>
+          <w:spacing w:val="-13"/>
+          <w:w w:val="105"/>
+        </w:rPr>
+        <w:t xml:space="preserve"> </w:t>
+      </w:r>
+      <w:r>
+        <w:rPr>
+          <w:w w:val="105"/>
+        </w:rPr>
+        <w:t>les</w:t>
+      </w:r>
+      <w:r>
+        <w:rPr>
+          <w:spacing w:val="-13"/>
+          <w:w w:val="105"/>
+        </w:rPr>
+        <w:t xml:space="preserve"> </w:t>
+      </w:r>
+      <w:r>
+        <w:rPr>
+          <w:w w:val="105"/>
+        </w:rPr>
+        <w:t>mêmes</w:t>
+      </w:r>
+      <w:r>
+        <w:rPr>
+          <w:spacing w:val="-13"/>
+          <w:w w:val="105"/>
+        </w:rPr>
+        <w:t xml:space="preserve"> </w:t>
+      </w:r>
+      <w:r>
+        <w:rPr>
+          <w:w w:val="105"/>
+        </w:rPr>
+        <w:t>indi</w:t>
+      </w:r>
+      <w:r>
+        <w:rPr>
           <w:spacing w:val="-2"/>
           <w:w w:val="105"/>
         </w:rPr>
-        <w:t>agent</w:t>
+        <w:t>cateurs.</w:t>
       </w:r>
     </w:p>
     <w:p>
       <w:pPr>
         <w:pStyle w:val="Corpsdetexte"/>
-        <w:spacing w:before="188"/>
-        <w:rPr>
-          <w:sz w:val="20"/>
-        </w:rPr>
+        <w:spacing w:before="135" w:line="252" w:lineRule="auto"/>
+        <w:ind w:left="337" w:right="334"/>
+        <w:jc w:val="both"/>
+      </w:pPr>
+      <w:r>
+        <w:rPr>
+          <w:w w:val="105"/>
+        </w:rPr>
+        <w:t xml:space="preserve">Le bouton </w:t>
+      </w:r>
+      <w:r>
+        <w:rPr>
+          <w:b/>
+          <w:w w:val="105"/>
+        </w:rPr>
+        <w:t xml:space="preserve">Imprimer </w:t>
+      </w:r>
+      <w:r>
+        <w:rPr>
+          <w:b/>
+        </w:rPr>
+        <w:t xml:space="preserve">/ </w:t>
+      </w:r>
+      <w:r>
+        <w:rPr>
+          <w:b/>
+          <w:w w:val="105"/>
+        </w:rPr>
+        <w:t xml:space="preserve">Exporter en PDF </w:t>
+      </w:r>
+      <w:r>
+        <w:rPr>
+          <w:w w:val="105"/>
+        </w:rPr>
+        <w:t>en haut de la page ouvre la fenêtre d’impression du navigateur, qui permet d’imprimer directement ou d’enregistrer la page en PDF pour l’inclure dans un rapport.</w:t>
+      </w:r>
+    </w:p>
+    <w:p>
+      <w:pPr>
+        <w:pStyle w:val="Corpsdetexte"/>
+        <w:spacing w:line="252" w:lineRule="auto"/>
+        <w:jc w:val="both"/>
+        <w:sectPr>
+          <w:pgSz w:w="12240" w:h="15840"/>
+          <w:pgMar w:top="1540" w:right="1080" w:bottom="1020" w:left="1080" w:header="0" w:footer="822" w:gutter="0"/>
+          <w:cols w:space="720"/>
+        </w:sectPr>
+      </w:pPr>
+    </w:p>
+    <w:p>
+      <w:pPr>
+        <w:ind w:left="807"/>
       </w:pPr>
       <w:r>
         <w:rPr>
           <w:noProof/>
-          <w:sz w:val="20"/>
         </w:rPr>
         <w:lastRenderedPageBreak/>
         <w:drawing>
-          <wp:anchor distT="0" distB="0" distL="0" distR="0" simplePos="0" relativeHeight="487587840" behindDoc="1" locked="0" layoutInCell="1" allowOverlap="1" wp14:anchorId="54B67280" wp14:editId="76537E1A">
-            <wp:simplePos x="0" y="0"/>
-            <wp:positionH relativeFrom="page">
-              <wp:posOffset>1198575</wp:posOffset>
-            </wp:positionH>
-            <wp:positionV relativeFrom="paragraph">
-              <wp:posOffset>283751</wp:posOffset>
-            </wp:positionV>
-            <wp:extent cx="5333999" cy="4299204"/>
+          <wp:inline distT="0" distB="0" distL="0" distR="0" wp14:anchorId="77F559B4" wp14:editId="1A7F386B">
+            <wp:extent cx="5334000" cy="4864608"/>
             <wp:effectExtent l="0" t="0" r="0" b="0"/>
-            <wp:wrapTopAndBottom/>
             <wp:docPr id="3" name="Image 3"/>
             <wp:cNvGraphicFramePr>
               <a:graphicFrameLocks xmlns:a="http://schemas.openxmlformats.org/drawingml/2006/main"/>
@@ -2351,7 +3217,7 @@
                     <pic:cNvPicPr/>
                   </pic:nvPicPr>
                   <pic:blipFill>
-                    <a:blip r:embed="rId11" cstate="print"/>
+                    <a:blip r:embed="rId10" cstate="print"/>
                     <a:stretch>
                       <a:fillRect/>
                     </a:stretch>
@@ -2359,7 +3225,7 @@
                   <pic:spPr>
                     <a:xfrm>
                       <a:off x="0" y="0"/>
-                      <a:ext cx="5333999" cy="4299204"/>
+                      <a:ext cx="5334000" cy="4864608"/>
                     </a:xfrm>
                     <a:prstGeom prst="rect">
                       <a:avLst/>
@@ -2368,22 +3234,20 @@
                 </pic:pic>
               </a:graphicData>
             </a:graphic>
-          </wp:anchor>
+          </wp:inline>
         </w:drawing>
       </w:r>
     </w:p>
     <w:p>
       <w:pPr>
         <w:pStyle w:val="Corpsdetexte"/>
-        <w:spacing w:before="56"/>
+        <w:spacing w:before="63"/>
       </w:pPr>
     </w:p>
     <w:p>
       <w:pPr>
         <w:pStyle w:val="Corpsdetexte"/>
-        <w:spacing w:before="1"/>
-        <w:ind w:left="6" w:right="6"/>
-        <w:jc w:val="center"/>
+        <w:ind w:left="562"/>
         <w:rPr>
           <w:b/>
           <w:bCs/>
@@ -2401,7 +3265,7 @@
         <w:rPr>
           <w:b/>
           <w:bCs/>
-          <w:spacing w:val="-13"/>
+          <w:spacing w:val="-18"/>
           <w:w w:val="105"/>
         </w:rPr>
         <w:t xml:space="preserve"> </w:t>
@@ -2413,22 +3277,14 @@
           <w:bCs/>
           <w:w w:val="105"/>
         </w:rPr>
-        <w:t>3</w:t>
-      </w:r>
-      <w:r>
-        <w:rPr>
-          <w:b/>
-          <w:bCs/>
-          <w:w w:val="105"/>
-        </w:rPr>
-        <w:t>:</w:t>
+        <w:t>2:</w:t>
       </w:r>
       <w:proofErr w:type="gramEnd"/>
       <w:r>
         <w:rPr>
           <w:b/>
           <w:bCs/>
-          <w:spacing w:val="9"/>
+          <w:spacing w:val="3"/>
           <w:w w:val="105"/>
         </w:rPr>
         <w:t xml:space="preserve"> </w:t>
@@ -2445,7 +3301,7 @@
         <w:rPr>
           <w:b/>
           <w:bCs/>
-          <w:spacing w:val="-12"/>
+          <w:spacing w:val="-17"/>
           <w:w w:val="105"/>
         </w:rPr>
         <w:t xml:space="preserve"> </w:t>
@@ -2462,7 +3318,7 @@
         <w:rPr>
           <w:b/>
           <w:bCs/>
-          <w:spacing w:val="-12"/>
+          <w:spacing w:val="-16"/>
           <w:w w:val="105"/>
         </w:rPr>
         <w:t xml:space="preserve"> </w:t>
@@ -2479,7 +3335,7 @@
         <w:rPr>
           <w:b/>
           <w:bCs/>
-          <w:spacing w:val="-11"/>
+          <w:spacing w:val="-16"/>
           <w:w w:val="105"/>
         </w:rPr>
         <w:t xml:space="preserve"> </w:t>
@@ -2496,7 +3352,7 @@
         <w:rPr>
           <w:b/>
           <w:bCs/>
-          <w:spacing w:val="-13"/>
+          <w:spacing w:val="-17"/>
           <w:w w:val="105"/>
         </w:rPr>
         <w:t xml:space="preserve"> </w:t>
@@ -2513,7 +3369,7 @@
         <w:rPr>
           <w:b/>
           <w:bCs/>
-          <w:spacing w:val="-12"/>
+          <w:spacing w:val="-17"/>
           <w:w w:val="105"/>
         </w:rPr>
         <w:t xml:space="preserve"> </w:t>
@@ -2530,7 +3386,92 @@
         <w:rPr>
           <w:b/>
           <w:bCs/>
-          <w:spacing w:val="-12"/>
+          <w:spacing w:val="-16"/>
+          <w:w w:val="105"/>
+        </w:rPr>
+        <w:t xml:space="preserve"> </w:t>
+      </w:r>
+      <w:r>
+        <w:rPr>
+          <w:b/>
+          <w:bCs/>
+          <w:w w:val="105"/>
+        </w:rPr>
+        <w:t>quitus,</w:t>
+      </w:r>
+      <w:r>
+        <w:rPr>
+          <w:b/>
+          <w:bCs/>
+          <w:spacing w:val="-16"/>
+          <w:w w:val="105"/>
+        </w:rPr>
+        <w:t xml:space="preserve"> </w:t>
+      </w:r>
+      <w:r>
+        <w:rPr>
+          <w:b/>
+          <w:bCs/>
+          <w:w w:val="105"/>
+        </w:rPr>
+        <w:t>avec</w:t>
+      </w:r>
+      <w:r>
+        <w:rPr>
+          <w:b/>
+          <w:bCs/>
+          <w:spacing w:val="-17"/>
+          <w:w w:val="105"/>
+        </w:rPr>
+        <w:t xml:space="preserve"> </w:t>
+      </w:r>
+      <w:r>
+        <w:rPr>
+          <w:b/>
+          <w:bCs/>
+          <w:w w:val="105"/>
+        </w:rPr>
+        <w:t>les</w:t>
+      </w:r>
+      <w:r>
+        <w:rPr>
+          <w:b/>
+          <w:bCs/>
+          <w:spacing w:val="-17"/>
+          <w:w w:val="105"/>
+        </w:rPr>
+        <w:t xml:space="preserve"> </w:t>
+      </w:r>
+      <w:r>
+        <w:rPr>
+          <w:b/>
+          <w:bCs/>
+          <w:w w:val="105"/>
+        </w:rPr>
+        <w:t>statistiques</w:t>
+      </w:r>
+      <w:r>
+        <w:rPr>
+          <w:b/>
+          <w:bCs/>
+          <w:spacing w:val="-17"/>
+          <w:w w:val="105"/>
+        </w:rPr>
+        <w:t xml:space="preserve"> </w:t>
+      </w:r>
+      <w:r>
+        <w:rPr>
+          <w:b/>
+          <w:bCs/>
+          <w:w w:val="105"/>
+        </w:rPr>
+        <w:t>par</w:t>
+      </w:r>
+      <w:r>
+        <w:rPr>
+          <w:b/>
+          <w:bCs/>
+          <w:spacing w:val="-16"/>
           <w:w w:val="105"/>
         </w:rPr>
         <w:t xml:space="preserve"> </w:t>
@@ -2542,927 +3483,32 @@
           <w:spacing w:val="-2"/>
           <w:w w:val="105"/>
         </w:rPr>
-        <w:t>quitus</w:t>
+        <w:t>statut</w:t>
       </w:r>
     </w:p>
     <w:p>
       <w:pPr>
         <w:pStyle w:val="Corpsdetexte"/>
-        <w:jc w:val="center"/>
         <w:sectPr>
-          <w:footerReference w:type="default" r:id="rId12"/>
           <w:pgSz w:w="12240" w:h="15840"/>
-          <w:pgMar w:top="1600" w:right="1080" w:bottom="1020" w:left="1080" w:header="0" w:footer="822" w:gutter="0"/>
+          <w:pgMar w:top="1276" w:right="1080" w:bottom="1020" w:left="1080" w:header="0" w:footer="822" w:gutter="0"/>
           <w:cols w:space="720"/>
         </w:sectPr>
       </w:pPr>
     </w:p>
     <w:p>
       <w:pPr>
-        <w:pStyle w:val="Titre1"/>
-        <w:spacing w:before="92"/>
-        <w:rPr>
-          <w:b/>
-        </w:rPr>
-      </w:pPr>
-      <w:bookmarkStart w:id="3" w:name="Changer_le_statut_d’un_dossier"/>
-      <w:bookmarkEnd w:id="3"/>
-      <w:r>
-        <w:rPr>
-          <w:b/>
-          <w:w w:val="110"/>
+        <w:ind w:left="1042"/>
+      </w:pPr>
+      <w:r>
+        <w:rPr>
+          <w:noProof/>
         </w:rPr>
         <w:lastRenderedPageBreak/>
-        <w:t>Changer</w:t>
-      </w:r>
-      <w:r>
-        <w:rPr>
-          <w:b/>
-          <w:spacing w:val="1"/>
-          <w:w w:val="110"/>
-        </w:rPr>
-        <w:t xml:space="preserve"> </w:t>
-      </w:r>
-      <w:r>
-        <w:rPr>
-          <w:b/>
-          <w:w w:val="110"/>
-        </w:rPr>
-        <w:t>le</w:t>
-      </w:r>
-      <w:r>
-        <w:rPr>
-          <w:b/>
-          <w:spacing w:val="2"/>
-          <w:w w:val="110"/>
-        </w:rPr>
-        <w:t xml:space="preserve"> </w:t>
-      </w:r>
-      <w:r>
-        <w:rPr>
-          <w:b/>
-          <w:w w:val="110"/>
-        </w:rPr>
-        <w:t>statut</w:t>
-      </w:r>
-      <w:r>
-        <w:rPr>
-          <w:b/>
-          <w:spacing w:val="1"/>
-          <w:w w:val="110"/>
-        </w:rPr>
-        <w:t xml:space="preserve"> </w:t>
-      </w:r>
-      <w:r>
-        <w:rPr>
-          <w:b/>
-          <w:w w:val="110"/>
-        </w:rPr>
-        <w:t>d’un</w:t>
-      </w:r>
-      <w:r>
-        <w:rPr>
-          <w:b/>
-          <w:spacing w:val="2"/>
-          <w:w w:val="110"/>
-        </w:rPr>
-        <w:t xml:space="preserve"> </w:t>
-      </w:r>
-      <w:r>
-        <w:rPr>
-          <w:b/>
-          <w:spacing w:val="-2"/>
-          <w:w w:val="110"/>
-        </w:rPr>
-        <w:t>dossier</w:t>
-      </w:r>
-    </w:p>
-    <w:p>
-      <w:pPr>
-        <w:pStyle w:val="Corpsdetexte"/>
-        <w:spacing w:before="260" w:line="252" w:lineRule="auto"/>
-        <w:ind w:left="337" w:right="333"/>
-        <w:jc w:val="both"/>
-      </w:pPr>
-      <w:r>
-        <w:rPr>
-          <w:w w:val="105"/>
-        </w:rPr>
-        <w:t>Sur</w:t>
-      </w:r>
-      <w:r>
-        <w:rPr>
-          <w:spacing w:val="-17"/>
-          <w:w w:val="105"/>
-        </w:rPr>
-        <w:t xml:space="preserve"> </w:t>
-      </w:r>
-      <w:r>
-        <w:rPr>
-          <w:w w:val="105"/>
-        </w:rPr>
-        <w:t>la</w:t>
-      </w:r>
-      <w:r>
-        <w:rPr>
-          <w:spacing w:val="-17"/>
-          <w:w w:val="105"/>
-        </w:rPr>
-        <w:t xml:space="preserve"> </w:t>
-      </w:r>
-      <w:r>
-        <w:rPr>
-          <w:w w:val="105"/>
-        </w:rPr>
-        <w:t>ligne</w:t>
-      </w:r>
-      <w:r>
-        <w:rPr>
-          <w:spacing w:val="-17"/>
-          <w:w w:val="105"/>
-        </w:rPr>
-        <w:t xml:space="preserve"> </w:t>
-      </w:r>
-      <w:r>
-        <w:rPr>
-          <w:w w:val="105"/>
-        </w:rPr>
-        <w:t>du</w:t>
-      </w:r>
-      <w:r>
-        <w:rPr>
-          <w:spacing w:val="-17"/>
-          <w:w w:val="105"/>
-        </w:rPr>
-        <w:t xml:space="preserve"> </w:t>
-      </w:r>
-      <w:r>
-        <w:rPr>
-          <w:w w:val="105"/>
-        </w:rPr>
-        <w:t>dossier</w:t>
-      </w:r>
-      <w:r>
-        <w:rPr>
-          <w:spacing w:val="-17"/>
-          <w:w w:val="105"/>
-        </w:rPr>
-        <w:t xml:space="preserve"> </w:t>
-      </w:r>
-      <w:r>
-        <w:rPr>
-          <w:w w:val="105"/>
-        </w:rPr>
-        <w:t>concerné,</w:t>
-      </w:r>
-      <w:r>
-        <w:rPr>
-          <w:spacing w:val="-16"/>
-          <w:w w:val="105"/>
-        </w:rPr>
-        <w:t xml:space="preserve"> </w:t>
-      </w:r>
-      <w:r>
-        <w:rPr>
-          <w:w w:val="105"/>
-        </w:rPr>
-        <w:t>ouvrez</w:t>
-      </w:r>
-      <w:r>
-        <w:rPr>
-          <w:spacing w:val="-17"/>
-          <w:w w:val="105"/>
-        </w:rPr>
-        <w:t xml:space="preserve"> </w:t>
-      </w:r>
-      <w:r>
-        <w:rPr>
-          <w:w w:val="105"/>
-        </w:rPr>
-        <w:t>le</w:t>
-      </w:r>
-      <w:r>
-        <w:rPr>
-          <w:spacing w:val="-17"/>
-          <w:w w:val="105"/>
-        </w:rPr>
-        <w:t xml:space="preserve"> </w:t>
-      </w:r>
-      <w:r>
-        <w:rPr>
-          <w:w w:val="105"/>
-        </w:rPr>
-        <w:t>menu</w:t>
-      </w:r>
-      <w:r>
-        <w:rPr>
-          <w:spacing w:val="-17"/>
-          <w:w w:val="105"/>
-        </w:rPr>
-        <w:t xml:space="preserve"> </w:t>
-      </w:r>
-      <w:r>
-        <w:rPr>
-          <w:w w:val="105"/>
-        </w:rPr>
-        <w:t>déroulant</w:t>
-      </w:r>
-      <w:r>
-        <w:rPr>
-          <w:spacing w:val="-17"/>
-          <w:w w:val="105"/>
-        </w:rPr>
-        <w:t xml:space="preserve"> </w:t>
-      </w:r>
-      <w:r>
-        <w:rPr>
-          <w:w w:val="105"/>
-        </w:rPr>
-        <w:t>à</w:t>
-      </w:r>
-      <w:r>
-        <w:rPr>
-          <w:spacing w:val="-17"/>
-          <w:w w:val="105"/>
-        </w:rPr>
-        <w:t xml:space="preserve"> </w:t>
-      </w:r>
-      <w:r>
-        <w:rPr>
-          <w:w w:val="105"/>
-        </w:rPr>
-        <w:t>droite</w:t>
-      </w:r>
-      <w:r>
-        <w:rPr>
-          <w:spacing w:val="-17"/>
-          <w:w w:val="105"/>
-        </w:rPr>
-        <w:t xml:space="preserve"> </w:t>
-      </w:r>
-      <w:r>
-        <w:rPr>
-          <w:w w:val="105"/>
-        </w:rPr>
-        <w:t>et</w:t>
-      </w:r>
-      <w:r>
-        <w:rPr>
-          <w:spacing w:val="-17"/>
-          <w:w w:val="105"/>
-        </w:rPr>
-        <w:t xml:space="preserve"> </w:t>
-      </w:r>
-      <w:r>
-        <w:rPr>
-          <w:w w:val="105"/>
-        </w:rPr>
-        <w:t>sélectionnez</w:t>
-      </w:r>
-      <w:r>
-        <w:rPr>
-          <w:spacing w:val="-17"/>
-          <w:w w:val="105"/>
-        </w:rPr>
-        <w:t xml:space="preserve"> </w:t>
-      </w:r>
-      <w:r>
-        <w:rPr>
-          <w:w w:val="105"/>
-        </w:rPr>
-        <w:t>le nouveau</w:t>
-      </w:r>
-      <w:r>
-        <w:rPr>
-          <w:spacing w:val="-1"/>
-          <w:w w:val="105"/>
-        </w:rPr>
-        <w:t xml:space="preserve"> </w:t>
-      </w:r>
-      <w:r>
-        <w:rPr>
-          <w:w w:val="105"/>
-        </w:rPr>
-        <w:t>statut.</w:t>
-      </w:r>
-      <w:r>
-        <w:rPr>
-          <w:spacing w:val="40"/>
-          <w:w w:val="105"/>
-        </w:rPr>
-        <w:t xml:space="preserve"> </w:t>
-      </w:r>
-      <w:r>
-        <w:rPr>
-          <w:w w:val="105"/>
-        </w:rPr>
-        <w:t>Le</w:t>
-      </w:r>
-      <w:r>
-        <w:rPr>
-          <w:spacing w:val="-1"/>
-          <w:w w:val="105"/>
-        </w:rPr>
-        <w:t xml:space="preserve"> </w:t>
-      </w:r>
-      <w:r>
-        <w:rPr>
-          <w:w w:val="105"/>
-        </w:rPr>
-        <w:t>changement</w:t>
-      </w:r>
-      <w:r>
-        <w:rPr>
-          <w:spacing w:val="-1"/>
-          <w:w w:val="105"/>
-        </w:rPr>
-        <w:t xml:space="preserve"> </w:t>
-      </w:r>
-      <w:r>
-        <w:rPr>
-          <w:w w:val="105"/>
-        </w:rPr>
-        <w:t>est</w:t>
-      </w:r>
-      <w:r>
-        <w:rPr>
-          <w:spacing w:val="-1"/>
-          <w:w w:val="105"/>
-        </w:rPr>
-        <w:t xml:space="preserve"> </w:t>
-      </w:r>
-      <w:r>
-        <w:rPr>
-          <w:w w:val="105"/>
-        </w:rPr>
-        <w:t>enregistré</w:t>
-      </w:r>
-      <w:r>
-        <w:rPr>
-          <w:spacing w:val="-1"/>
-          <w:w w:val="105"/>
-        </w:rPr>
-        <w:t xml:space="preserve"> </w:t>
-      </w:r>
-      <w:r>
-        <w:rPr>
-          <w:w w:val="105"/>
-        </w:rPr>
-        <w:t>immédiatement</w:t>
-      </w:r>
-      <w:r>
-        <w:rPr>
-          <w:spacing w:val="-1"/>
-          <w:w w:val="105"/>
-        </w:rPr>
-        <w:t xml:space="preserve"> </w:t>
-      </w:r>
-      <w:r>
-        <w:rPr>
-          <w:w w:val="105"/>
-        </w:rPr>
-        <w:t>et</w:t>
-      </w:r>
-      <w:r>
-        <w:rPr>
-          <w:spacing w:val="-1"/>
-          <w:w w:val="105"/>
-        </w:rPr>
-        <w:t xml:space="preserve"> </w:t>
-      </w:r>
-      <w:r>
-        <w:rPr>
-          <w:w w:val="105"/>
-        </w:rPr>
-        <w:t>l’historique</w:t>
-      </w:r>
-      <w:r>
-        <w:rPr>
-          <w:spacing w:val="-1"/>
-          <w:w w:val="105"/>
-        </w:rPr>
-        <w:t xml:space="preserve"> </w:t>
-      </w:r>
-      <w:r>
-        <w:rPr>
-          <w:w w:val="105"/>
-        </w:rPr>
-        <w:t>(qui</w:t>
-      </w:r>
-      <w:r>
-        <w:rPr>
-          <w:spacing w:val="-1"/>
-          <w:w w:val="105"/>
-        </w:rPr>
-        <w:t xml:space="preserve"> </w:t>
-      </w:r>
-      <w:r>
-        <w:rPr>
-          <w:w w:val="105"/>
-        </w:rPr>
-        <w:t>a changé quoi, et quand) est conservé automatiquement.</w:t>
-      </w:r>
-    </w:p>
-    <w:p>
-      <w:pPr>
-        <w:pStyle w:val="Corpsdetexte"/>
-        <w:spacing w:before="168"/>
-      </w:pPr>
-    </w:p>
-    <w:p>
-      <w:pPr>
-        <w:spacing w:line="261" w:lineRule="auto"/>
-        <w:ind w:left="337"/>
-        <w:rPr>
-          <w:b/>
-          <w:i/>
-          <w:sz w:val="28"/>
-        </w:rPr>
-      </w:pPr>
-      <w:bookmarkStart w:id="4" w:name="Importer_la_liste_des_contribuables_(sup"/>
-      <w:bookmarkEnd w:id="4"/>
-      <w:r>
-        <w:rPr>
-          <w:b/>
-          <w:w w:val="110"/>
-          <w:sz w:val="28"/>
-        </w:rPr>
-        <w:t>Importer</w:t>
-      </w:r>
-      <w:r>
-        <w:rPr>
-          <w:b/>
-          <w:spacing w:val="77"/>
-          <w:w w:val="110"/>
-          <w:sz w:val="28"/>
-        </w:rPr>
-        <w:t xml:space="preserve"> </w:t>
-      </w:r>
-      <w:r>
-        <w:rPr>
-          <w:b/>
-          <w:w w:val="110"/>
-          <w:sz w:val="28"/>
-        </w:rPr>
-        <w:t>la</w:t>
-      </w:r>
-      <w:r>
-        <w:rPr>
-          <w:b/>
-          <w:spacing w:val="77"/>
-          <w:w w:val="110"/>
-          <w:sz w:val="28"/>
-        </w:rPr>
-        <w:t xml:space="preserve"> </w:t>
-      </w:r>
-      <w:r>
-        <w:rPr>
-          <w:b/>
-          <w:w w:val="110"/>
-          <w:sz w:val="28"/>
-        </w:rPr>
-        <w:t>liste</w:t>
-      </w:r>
-      <w:r>
-        <w:rPr>
-          <w:b/>
-          <w:spacing w:val="77"/>
-          <w:w w:val="110"/>
-          <w:sz w:val="28"/>
-        </w:rPr>
-        <w:t xml:space="preserve"> </w:t>
-      </w:r>
-      <w:r>
-        <w:rPr>
-          <w:b/>
-          <w:w w:val="110"/>
-          <w:sz w:val="28"/>
-        </w:rPr>
-        <w:t>des</w:t>
-      </w:r>
-      <w:r>
-        <w:rPr>
-          <w:b/>
-          <w:spacing w:val="77"/>
-          <w:w w:val="110"/>
-          <w:sz w:val="28"/>
-        </w:rPr>
-        <w:t xml:space="preserve"> </w:t>
-      </w:r>
-      <w:r>
-        <w:rPr>
-          <w:b/>
-          <w:w w:val="110"/>
-          <w:sz w:val="28"/>
-        </w:rPr>
-        <w:t>contribuables</w:t>
-      </w:r>
-      <w:r>
-        <w:rPr>
-          <w:b/>
-          <w:spacing w:val="77"/>
-          <w:w w:val="110"/>
-          <w:sz w:val="28"/>
-        </w:rPr>
-        <w:t xml:space="preserve"> </w:t>
-      </w:r>
-      <w:r>
-        <w:rPr>
-          <w:b/>
-          <w:i/>
-          <w:w w:val="110"/>
-          <w:sz w:val="28"/>
-        </w:rPr>
-        <w:t>(superviseur</w:t>
-      </w:r>
-      <w:r>
-        <w:rPr>
-          <w:b/>
-          <w:i/>
-          <w:spacing w:val="77"/>
-          <w:w w:val="110"/>
-          <w:sz w:val="28"/>
-        </w:rPr>
-        <w:t xml:space="preserve"> </w:t>
-      </w:r>
-      <w:r>
-        <w:rPr>
-          <w:b/>
-          <w:i/>
-          <w:w w:val="110"/>
-          <w:sz w:val="28"/>
-        </w:rPr>
-        <w:t>unique</w:t>
-      </w:r>
-      <w:r>
-        <w:rPr>
-          <w:b/>
-          <w:i/>
-          <w:spacing w:val="-4"/>
-          <w:w w:val="110"/>
-          <w:sz w:val="28"/>
-        </w:rPr>
-        <w:t>ment)</w:t>
-      </w:r>
-    </w:p>
-    <w:p>
-      <w:pPr>
-        <w:pStyle w:val="Corpsdetexte"/>
-        <w:spacing w:before="230" w:line="252" w:lineRule="auto"/>
-        <w:ind w:left="337" w:right="335"/>
-        <w:jc w:val="both"/>
-      </w:pPr>
-      <w:r>
-        <w:rPr>
-          <w:w w:val="105"/>
-        </w:rPr>
-        <w:t>Cette</w:t>
-      </w:r>
-      <w:r>
-        <w:rPr>
-          <w:spacing w:val="-19"/>
-          <w:w w:val="105"/>
-        </w:rPr>
-        <w:t xml:space="preserve"> </w:t>
-      </w:r>
-      <w:r>
-        <w:rPr>
-          <w:w w:val="105"/>
-        </w:rPr>
-        <w:t>fonction</w:t>
-      </w:r>
-      <w:r>
-        <w:rPr>
-          <w:spacing w:val="-18"/>
-          <w:w w:val="105"/>
-        </w:rPr>
-        <w:t xml:space="preserve"> </w:t>
-      </w:r>
-      <w:r>
-        <w:rPr>
-          <w:w w:val="105"/>
-        </w:rPr>
-        <w:t>permet</w:t>
-      </w:r>
-      <w:r>
-        <w:rPr>
-          <w:spacing w:val="-19"/>
-          <w:w w:val="105"/>
-        </w:rPr>
-        <w:t xml:space="preserve"> </w:t>
-      </w:r>
-      <w:r>
-        <w:rPr>
-          <w:w w:val="105"/>
-        </w:rPr>
-        <w:t>de</w:t>
-      </w:r>
-      <w:r>
-        <w:rPr>
-          <w:spacing w:val="-18"/>
-          <w:w w:val="105"/>
-        </w:rPr>
-        <w:t xml:space="preserve"> </w:t>
-      </w:r>
-      <w:r>
-        <w:rPr>
-          <w:w w:val="105"/>
-        </w:rPr>
-        <w:t>charger</w:t>
-      </w:r>
-      <w:r>
-        <w:rPr>
-          <w:spacing w:val="-19"/>
-          <w:w w:val="105"/>
-        </w:rPr>
-        <w:t xml:space="preserve"> </w:t>
-      </w:r>
-      <w:r>
-        <w:rPr>
-          <w:w w:val="105"/>
-        </w:rPr>
-        <w:t>ou</w:t>
-      </w:r>
-      <w:r>
-        <w:rPr>
-          <w:spacing w:val="-18"/>
-          <w:w w:val="105"/>
-        </w:rPr>
-        <w:t xml:space="preserve"> </w:t>
-      </w:r>
-      <w:r>
-        <w:rPr>
-          <w:w w:val="105"/>
-        </w:rPr>
-        <w:t>mettre</w:t>
-      </w:r>
-      <w:r>
-        <w:rPr>
-          <w:spacing w:val="-19"/>
-          <w:w w:val="105"/>
-        </w:rPr>
-        <w:t xml:space="preserve"> </w:t>
-      </w:r>
-      <w:r>
-        <w:rPr>
-          <w:w w:val="105"/>
-        </w:rPr>
-        <w:t>à</w:t>
-      </w:r>
-      <w:r>
-        <w:rPr>
-          <w:spacing w:val="-18"/>
-          <w:w w:val="105"/>
-        </w:rPr>
-        <w:t xml:space="preserve"> </w:t>
-      </w:r>
-      <w:r>
-        <w:rPr>
-          <w:w w:val="105"/>
-        </w:rPr>
-        <w:t>jour</w:t>
-      </w:r>
-      <w:r>
-        <w:rPr>
-          <w:spacing w:val="-19"/>
-          <w:w w:val="105"/>
-        </w:rPr>
-        <w:t xml:space="preserve"> </w:t>
-      </w:r>
-      <w:r>
-        <w:rPr>
-          <w:w w:val="105"/>
-        </w:rPr>
-        <w:t>la</w:t>
-      </w:r>
-      <w:r>
-        <w:rPr>
-          <w:spacing w:val="-18"/>
-          <w:w w:val="105"/>
-        </w:rPr>
-        <w:t xml:space="preserve"> </w:t>
-      </w:r>
-      <w:r>
-        <w:rPr>
-          <w:w w:val="105"/>
-        </w:rPr>
-        <w:t>liste</w:t>
-      </w:r>
-      <w:r>
-        <w:rPr>
-          <w:spacing w:val="-19"/>
-          <w:w w:val="105"/>
-        </w:rPr>
-        <w:t xml:space="preserve"> </w:t>
-      </w:r>
-      <w:r>
-        <w:rPr>
-          <w:w w:val="105"/>
-        </w:rPr>
-        <w:t>des</w:t>
-      </w:r>
-      <w:r>
-        <w:rPr>
-          <w:spacing w:val="-18"/>
-          <w:w w:val="105"/>
-        </w:rPr>
-        <w:t xml:space="preserve"> </w:t>
-      </w:r>
-      <w:r>
-        <w:rPr>
-          <w:w w:val="105"/>
-        </w:rPr>
-        <w:t>contribuables</w:t>
-      </w:r>
-      <w:r>
-        <w:rPr>
-          <w:spacing w:val="-19"/>
-          <w:w w:val="105"/>
-        </w:rPr>
-        <w:t xml:space="preserve"> </w:t>
-      </w:r>
-      <w:r>
-        <w:rPr>
-          <w:w w:val="105"/>
-        </w:rPr>
-        <w:t>reconnus par l’application, à partir d’un fichier Excel fourni par le centre.</w:t>
-      </w:r>
-    </w:p>
-    <w:p>
-      <w:pPr>
-        <w:pStyle w:val="Paragraphedeliste"/>
-        <w:numPr>
-          <w:ilvl w:val="0"/>
-          <w:numId w:val="3"/>
-        </w:numPr>
-        <w:tabs>
-          <w:tab w:val="left" w:pos="881"/>
-        </w:tabs>
-        <w:spacing w:before="136"/>
-        <w:ind w:left="881" w:hanging="316"/>
-      </w:pPr>
-      <w:r>
-        <w:rPr>
-          <w:w w:val="105"/>
-        </w:rPr>
-        <w:t>Dans</w:t>
-      </w:r>
-      <w:r>
-        <w:rPr>
-          <w:spacing w:val="-11"/>
-          <w:w w:val="105"/>
-        </w:rPr>
-        <w:t xml:space="preserve"> </w:t>
-      </w:r>
-      <w:r>
-        <w:rPr>
-          <w:w w:val="105"/>
-        </w:rPr>
-        <w:t>le</w:t>
-      </w:r>
-      <w:r>
-        <w:rPr>
-          <w:spacing w:val="-10"/>
-          <w:w w:val="105"/>
-        </w:rPr>
-        <w:t xml:space="preserve"> </w:t>
-      </w:r>
-      <w:r>
-        <w:rPr>
-          <w:w w:val="105"/>
-        </w:rPr>
-        <w:t>tableau</w:t>
-      </w:r>
-      <w:r>
-        <w:rPr>
-          <w:spacing w:val="-10"/>
-          <w:w w:val="105"/>
-        </w:rPr>
-        <w:t xml:space="preserve"> </w:t>
-      </w:r>
-      <w:r>
-        <w:rPr>
-          <w:w w:val="105"/>
-        </w:rPr>
-        <w:t>de</w:t>
-      </w:r>
-      <w:r>
-        <w:rPr>
-          <w:spacing w:val="-10"/>
-          <w:w w:val="105"/>
-        </w:rPr>
-        <w:t xml:space="preserve"> </w:t>
-      </w:r>
-      <w:r>
-        <w:rPr>
-          <w:w w:val="105"/>
-        </w:rPr>
-        <w:t>bord,</w:t>
-      </w:r>
-      <w:r>
-        <w:rPr>
-          <w:spacing w:val="-10"/>
-          <w:w w:val="105"/>
-        </w:rPr>
-        <w:t xml:space="preserve"> </w:t>
-      </w:r>
-      <w:r>
-        <w:rPr>
-          <w:w w:val="105"/>
-        </w:rPr>
-        <w:t>cliquez</w:t>
-      </w:r>
-      <w:r>
-        <w:rPr>
-          <w:spacing w:val="-10"/>
-          <w:w w:val="105"/>
-        </w:rPr>
-        <w:t xml:space="preserve"> </w:t>
-      </w:r>
-      <w:r>
-        <w:rPr>
-          <w:w w:val="105"/>
-        </w:rPr>
-        <w:t>sur</w:t>
-      </w:r>
-      <w:r>
-        <w:rPr>
-          <w:spacing w:val="-10"/>
-          <w:w w:val="105"/>
-        </w:rPr>
-        <w:t xml:space="preserve"> </w:t>
-      </w:r>
-      <w:r>
-        <w:rPr>
-          <w:b/>
-          <w:w w:val="105"/>
-        </w:rPr>
-        <w:t>Importer</w:t>
-      </w:r>
-      <w:r>
-        <w:rPr>
-          <w:b/>
-          <w:spacing w:val="-9"/>
-          <w:w w:val="105"/>
-        </w:rPr>
-        <w:t xml:space="preserve"> </w:t>
-      </w:r>
-      <w:r>
-        <w:rPr>
-          <w:b/>
-          <w:w w:val="105"/>
-        </w:rPr>
-        <w:t>les</w:t>
-      </w:r>
-      <w:r>
-        <w:rPr>
-          <w:b/>
-          <w:spacing w:val="-9"/>
-          <w:w w:val="105"/>
-        </w:rPr>
-        <w:t xml:space="preserve"> </w:t>
-      </w:r>
-      <w:r>
-        <w:rPr>
-          <w:b/>
-          <w:spacing w:val="-2"/>
-          <w:w w:val="105"/>
-        </w:rPr>
-        <w:t>contribuables</w:t>
-      </w:r>
-      <w:r>
-        <w:rPr>
-          <w:spacing w:val="-2"/>
-          <w:w w:val="105"/>
-        </w:rPr>
-        <w:t>.</w:t>
-      </w:r>
-    </w:p>
-    <w:p>
-      <w:pPr>
-        <w:pStyle w:val="Corpsdetexte"/>
-        <w:spacing w:before="87"/>
-        <w:rPr>
-          <w:sz w:val="20"/>
-        </w:rPr>
-      </w:pPr>
-      <w:r>
-        <w:rPr>
-          <w:noProof/>
-          <w:sz w:val="20"/>
-        </w:rPr>
         <w:drawing>
-          <wp:anchor distT="0" distB="0" distL="0" distR="0" simplePos="0" relativeHeight="487588352" behindDoc="1" locked="0" layoutInCell="1" allowOverlap="1" wp14:anchorId="7C1990F8" wp14:editId="7BDB7F17">
-            <wp:simplePos x="0" y="0"/>
-            <wp:positionH relativeFrom="page">
-              <wp:posOffset>1646516</wp:posOffset>
-            </wp:positionH>
-            <wp:positionV relativeFrom="paragraph">
-              <wp:posOffset>219966</wp:posOffset>
-            </wp:positionV>
-            <wp:extent cx="4476750" cy="1540002"/>
+          <wp:inline distT="0" distB="0" distL="0" distR="0" wp14:anchorId="1DA41540" wp14:editId="3ACFEA74">
+            <wp:extent cx="5057774" cy="6097428"/>
             <wp:effectExtent l="0" t="0" r="0" b="0"/>
-            <wp:wrapTopAndBottom/>
             <wp:docPr id="4" name="Image 4"/>
             <wp:cNvGraphicFramePr>
               <a:graphicFrameLocks xmlns:a="http://schemas.openxmlformats.org/drawingml/2006/main"/>
@@ -3475,7 +3521,828 @@
                     <pic:cNvPicPr/>
                   </pic:nvPicPr>
                   <pic:blipFill>
-                    <a:blip r:embed="rId13" cstate="print"/>
+                    <a:blip r:embed="rId11" cstate="print"/>
+                    <a:stretch>
+                      <a:fillRect/>
+                    </a:stretch>
+                  </pic:blipFill>
+                  <pic:spPr>
+                    <a:xfrm>
+                      <a:off x="0" y="0"/>
+                      <a:ext cx="5057774" cy="6097428"/>
+                    </a:xfrm>
+                    <a:prstGeom prst="rect">
+                      <a:avLst/>
+                    </a:prstGeom>
+                  </pic:spPr>
+                </pic:pic>
+              </a:graphicData>
+            </a:graphic>
+          </wp:inline>
+        </w:drawing>
+      </w:r>
+    </w:p>
+    <w:p>
+      <w:pPr>
+        <w:pStyle w:val="Corpsdetexte"/>
+        <w:spacing w:before="39"/>
+      </w:pPr>
+    </w:p>
+    <w:p>
+      <w:pPr>
+        <w:pStyle w:val="Corpsdetexte"/>
+        <w:ind w:left="354"/>
+        <w:rPr>
+          <w:b/>
+          <w:bCs/>
+        </w:rPr>
+      </w:pPr>
+      <w:r>
+        <w:rPr>
+          <w:b/>
+          <w:bCs/>
+          <w:w w:val="105"/>
+        </w:rPr>
+        <w:t>Figure</w:t>
+      </w:r>
+      <w:r>
+        <w:rPr>
+          <w:b/>
+          <w:bCs/>
+          <w:spacing w:val="-13"/>
+          <w:w w:val="105"/>
+        </w:rPr>
+        <w:t xml:space="preserve"> </w:t>
+      </w:r>
+      <w:proofErr w:type="gramStart"/>
+      <w:r>
+        <w:rPr>
+          <w:b/>
+          <w:bCs/>
+          <w:w w:val="105"/>
+        </w:rPr>
+        <w:t>3:</w:t>
+      </w:r>
+      <w:proofErr w:type="gramEnd"/>
+      <w:r>
+        <w:rPr>
+          <w:b/>
+          <w:bCs/>
+          <w:spacing w:val="8"/>
+          <w:w w:val="105"/>
+        </w:rPr>
+        <w:t xml:space="preserve"> </w:t>
+      </w:r>
+      <w:r>
+        <w:rPr>
+          <w:b/>
+          <w:bCs/>
+          <w:w w:val="105"/>
+        </w:rPr>
+        <w:t>Page</w:t>
+      </w:r>
+      <w:r>
+        <w:rPr>
+          <w:b/>
+          <w:bCs/>
+          <w:spacing w:val="-13"/>
+          <w:w w:val="105"/>
+        </w:rPr>
+        <w:t xml:space="preserve"> </w:t>
+      </w:r>
+      <w:r>
+        <w:rPr>
+          <w:b/>
+          <w:bCs/>
+          <w:w w:val="105"/>
+        </w:rPr>
+        <w:t>de</w:t>
+      </w:r>
+      <w:r>
+        <w:rPr>
+          <w:b/>
+          <w:bCs/>
+          <w:spacing w:val="-12"/>
+          <w:w w:val="105"/>
+        </w:rPr>
+        <w:t xml:space="preserve"> </w:t>
+      </w:r>
+      <w:r>
+        <w:rPr>
+          <w:b/>
+          <w:bCs/>
+          <w:w w:val="105"/>
+        </w:rPr>
+        <w:t>statistiques</w:t>
+      </w:r>
+      <w:r>
+        <w:rPr>
+          <w:b/>
+          <w:bCs/>
+          <w:spacing w:val="-13"/>
+          <w:w w:val="105"/>
+        </w:rPr>
+        <w:t xml:space="preserve"> </w:t>
+      </w:r>
+      <w:r>
+        <w:rPr>
+          <w:b/>
+          <w:bCs/>
+          <w:w w:val="105"/>
+        </w:rPr>
+        <w:t>:</w:t>
+      </w:r>
+      <w:r>
+        <w:rPr>
+          <w:b/>
+          <w:bCs/>
+          <w:spacing w:val="9"/>
+          <w:w w:val="105"/>
+        </w:rPr>
+        <w:t xml:space="preserve"> </w:t>
+      </w:r>
+      <w:r>
+        <w:rPr>
+          <w:b/>
+          <w:bCs/>
+          <w:w w:val="105"/>
+        </w:rPr>
+        <w:t>totaux,</w:t>
+      </w:r>
+      <w:r>
+        <w:rPr>
+          <w:b/>
+          <w:bCs/>
+          <w:spacing w:val="-12"/>
+          <w:w w:val="105"/>
+        </w:rPr>
+        <w:t xml:space="preserve"> </w:t>
+      </w:r>
+      <w:r>
+        <w:rPr>
+          <w:b/>
+          <w:bCs/>
+          <w:w w:val="105"/>
+        </w:rPr>
+        <w:t>délai</w:t>
+      </w:r>
+      <w:r>
+        <w:rPr>
+          <w:b/>
+          <w:bCs/>
+          <w:spacing w:val="-12"/>
+          <w:w w:val="105"/>
+        </w:rPr>
+        <w:t xml:space="preserve"> </w:t>
+      </w:r>
+      <w:r>
+        <w:rPr>
+          <w:b/>
+          <w:bCs/>
+          <w:w w:val="105"/>
+        </w:rPr>
+        <w:t>moyen,</w:t>
+      </w:r>
+      <w:r>
+        <w:rPr>
+          <w:b/>
+          <w:bCs/>
+          <w:spacing w:val="-12"/>
+          <w:w w:val="105"/>
+        </w:rPr>
+        <w:t xml:space="preserve"> </w:t>
+      </w:r>
+      <w:r>
+        <w:rPr>
+          <w:b/>
+          <w:bCs/>
+          <w:w w:val="105"/>
+        </w:rPr>
+        <w:t>détail</w:t>
+      </w:r>
+      <w:r>
+        <w:rPr>
+          <w:b/>
+          <w:bCs/>
+          <w:spacing w:val="-12"/>
+          <w:w w:val="105"/>
+        </w:rPr>
+        <w:t xml:space="preserve"> </w:t>
+      </w:r>
+      <w:r>
+        <w:rPr>
+          <w:b/>
+          <w:bCs/>
+          <w:w w:val="105"/>
+        </w:rPr>
+        <w:t>par</w:t>
+      </w:r>
+      <w:r>
+        <w:rPr>
+          <w:b/>
+          <w:bCs/>
+          <w:spacing w:val="-13"/>
+          <w:w w:val="105"/>
+        </w:rPr>
+        <w:t xml:space="preserve"> </w:t>
+      </w:r>
+      <w:r>
+        <w:rPr>
+          <w:b/>
+          <w:bCs/>
+          <w:w w:val="105"/>
+        </w:rPr>
+        <w:t>mois</w:t>
+      </w:r>
+      <w:r>
+        <w:rPr>
+          <w:b/>
+          <w:bCs/>
+          <w:spacing w:val="-13"/>
+          <w:w w:val="105"/>
+        </w:rPr>
+        <w:t xml:space="preserve"> </w:t>
+      </w:r>
+      <w:r>
+        <w:rPr>
+          <w:b/>
+          <w:bCs/>
+          <w:w w:val="105"/>
+        </w:rPr>
+        <w:t>et</w:t>
+      </w:r>
+      <w:r>
+        <w:rPr>
+          <w:b/>
+          <w:bCs/>
+          <w:spacing w:val="-12"/>
+          <w:w w:val="105"/>
+        </w:rPr>
+        <w:t xml:space="preserve"> </w:t>
+      </w:r>
+      <w:r>
+        <w:rPr>
+          <w:b/>
+          <w:bCs/>
+          <w:w w:val="105"/>
+        </w:rPr>
+        <w:t>par</w:t>
+      </w:r>
+      <w:r>
+        <w:rPr>
+          <w:b/>
+          <w:bCs/>
+          <w:spacing w:val="-12"/>
+          <w:w w:val="105"/>
+        </w:rPr>
+        <w:t xml:space="preserve"> </w:t>
+      </w:r>
+      <w:r>
+        <w:rPr>
+          <w:b/>
+          <w:bCs/>
+          <w:spacing w:val="-2"/>
+          <w:w w:val="105"/>
+        </w:rPr>
+        <w:t>trimestre</w:t>
+      </w:r>
+    </w:p>
+    <w:p>
+      <w:pPr>
+        <w:pStyle w:val="Corpsdetexte"/>
+        <w:rPr>
+          <w:b/>
+          <w:bCs/>
+        </w:rPr>
+        <w:sectPr>
+          <w:pgSz w:w="12240" w:h="15840"/>
+          <w:pgMar w:top="1134" w:right="1080" w:bottom="1020" w:left="1080" w:header="0" w:footer="822" w:gutter="0"/>
+          <w:cols w:space="720"/>
+        </w:sectPr>
+      </w:pPr>
+    </w:p>
+    <w:p>
+      <w:pPr>
+        <w:spacing w:before="92" w:line="261" w:lineRule="auto"/>
+        <w:ind w:left="337"/>
+        <w:rPr>
+          <w:b/>
+          <w:i/>
+          <w:sz w:val="24"/>
+          <w:szCs w:val="24"/>
+        </w:rPr>
+      </w:pPr>
+      <w:bookmarkStart w:id="5" w:name="Importer_la_liste_des_contribuables_(sup"/>
+      <w:bookmarkEnd w:id="5"/>
+      <w:r>
+        <w:rPr>
+          <w:b/>
+          <w:w w:val="110"/>
+          <w:sz w:val="24"/>
+          <w:szCs w:val="24"/>
+        </w:rPr>
+        <w:lastRenderedPageBreak/>
+        <w:t>Importer</w:t>
+      </w:r>
+      <w:r>
+        <w:rPr>
+          <w:b/>
+          <w:spacing w:val="77"/>
+          <w:w w:val="110"/>
+          <w:sz w:val="24"/>
+          <w:szCs w:val="24"/>
+        </w:rPr>
+        <w:t xml:space="preserve"> </w:t>
+      </w:r>
+      <w:r>
+        <w:rPr>
+          <w:b/>
+          <w:w w:val="110"/>
+          <w:sz w:val="24"/>
+          <w:szCs w:val="24"/>
+        </w:rPr>
+        <w:t>la</w:t>
+      </w:r>
+      <w:r>
+        <w:rPr>
+          <w:b/>
+          <w:spacing w:val="77"/>
+          <w:w w:val="110"/>
+          <w:sz w:val="24"/>
+          <w:szCs w:val="24"/>
+        </w:rPr>
+        <w:t xml:space="preserve"> </w:t>
+      </w:r>
+      <w:r>
+        <w:rPr>
+          <w:b/>
+          <w:w w:val="110"/>
+          <w:sz w:val="24"/>
+          <w:szCs w:val="24"/>
+        </w:rPr>
+        <w:t>liste</w:t>
+      </w:r>
+      <w:r>
+        <w:rPr>
+          <w:b/>
+          <w:spacing w:val="77"/>
+          <w:w w:val="110"/>
+          <w:sz w:val="24"/>
+          <w:szCs w:val="24"/>
+        </w:rPr>
+        <w:t xml:space="preserve"> </w:t>
+      </w:r>
+      <w:r>
+        <w:rPr>
+          <w:b/>
+          <w:w w:val="110"/>
+          <w:sz w:val="24"/>
+          <w:szCs w:val="24"/>
+        </w:rPr>
+        <w:t>des</w:t>
+      </w:r>
+      <w:r>
+        <w:rPr>
+          <w:b/>
+          <w:spacing w:val="77"/>
+          <w:w w:val="110"/>
+          <w:sz w:val="24"/>
+          <w:szCs w:val="24"/>
+        </w:rPr>
+        <w:t xml:space="preserve"> </w:t>
+      </w:r>
+      <w:r>
+        <w:rPr>
+          <w:b/>
+          <w:w w:val="110"/>
+          <w:sz w:val="24"/>
+          <w:szCs w:val="24"/>
+        </w:rPr>
+        <w:t>contribuables</w:t>
+      </w:r>
+      <w:r>
+        <w:rPr>
+          <w:b/>
+          <w:spacing w:val="77"/>
+          <w:w w:val="110"/>
+          <w:sz w:val="24"/>
+          <w:szCs w:val="24"/>
+        </w:rPr>
+        <w:t xml:space="preserve"> </w:t>
+      </w:r>
+      <w:r>
+        <w:rPr>
+          <w:b/>
+          <w:i/>
+          <w:w w:val="110"/>
+          <w:sz w:val="24"/>
+          <w:szCs w:val="24"/>
+        </w:rPr>
+        <w:t>(superviseur</w:t>
+      </w:r>
+      <w:r>
+        <w:rPr>
+          <w:b/>
+          <w:i/>
+          <w:spacing w:val="77"/>
+          <w:w w:val="110"/>
+          <w:sz w:val="24"/>
+          <w:szCs w:val="24"/>
+        </w:rPr>
+        <w:t xml:space="preserve"> </w:t>
+      </w:r>
+      <w:r>
+        <w:rPr>
+          <w:b/>
+          <w:i/>
+          <w:w w:val="110"/>
+          <w:sz w:val="24"/>
+          <w:szCs w:val="24"/>
+        </w:rPr>
+        <w:t>unique</w:t>
+      </w:r>
+      <w:r>
+        <w:rPr>
+          <w:b/>
+          <w:i/>
+          <w:spacing w:val="-4"/>
+          <w:w w:val="110"/>
+          <w:sz w:val="24"/>
+          <w:szCs w:val="24"/>
+        </w:rPr>
+        <w:t>ment)</w:t>
+      </w:r>
+    </w:p>
+    <w:p>
+      <w:pPr>
+        <w:pStyle w:val="Corpsdetexte"/>
+        <w:spacing w:before="230" w:line="252" w:lineRule="auto"/>
+        <w:ind w:left="337" w:right="327"/>
+      </w:pPr>
+      <w:r>
+        <w:rPr>
+          <w:w w:val="105"/>
+        </w:rPr>
+        <w:t>Cette</w:t>
+      </w:r>
+      <w:r>
+        <w:rPr>
+          <w:spacing w:val="-19"/>
+          <w:w w:val="105"/>
+        </w:rPr>
+        <w:t xml:space="preserve"> </w:t>
+      </w:r>
+      <w:r>
+        <w:rPr>
+          <w:w w:val="105"/>
+        </w:rPr>
+        <w:t>fonction</w:t>
+      </w:r>
+      <w:r>
+        <w:rPr>
+          <w:spacing w:val="-18"/>
+          <w:w w:val="105"/>
+        </w:rPr>
+        <w:t xml:space="preserve"> </w:t>
+      </w:r>
+      <w:r>
+        <w:rPr>
+          <w:w w:val="105"/>
+        </w:rPr>
+        <w:t>permet</w:t>
+      </w:r>
+      <w:r>
+        <w:rPr>
+          <w:spacing w:val="-19"/>
+          <w:w w:val="105"/>
+        </w:rPr>
+        <w:t xml:space="preserve"> </w:t>
+      </w:r>
+      <w:r>
+        <w:rPr>
+          <w:w w:val="105"/>
+        </w:rPr>
+        <w:t>de</w:t>
+      </w:r>
+      <w:r>
+        <w:rPr>
+          <w:spacing w:val="-18"/>
+          <w:w w:val="105"/>
+        </w:rPr>
+        <w:t xml:space="preserve"> </w:t>
+      </w:r>
+      <w:r>
+        <w:rPr>
+          <w:w w:val="105"/>
+        </w:rPr>
+        <w:t>charger</w:t>
+      </w:r>
+      <w:r>
+        <w:rPr>
+          <w:spacing w:val="-19"/>
+          <w:w w:val="105"/>
+        </w:rPr>
+        <w:t xml:space="preserve"> </w:t>
+      </w:r>
+      <w:r>
+        <w:rPr>
+          <w:w w:val="105"/>
+        </w:rPr>
+        <w:t>ou</w:t>
+      </w:r>
+      <w:r>
+        <w:rPr>
+          <w:spacing w:val="-18"/>
+          <w:w w:val="105"/>
+        </w:rPr>
+        <w:t xml:space="preserve"> </w:t>
+      </w:r>
+      <w:r>
+        <w:rPr>
+          <w:w w:val="105"/>
+        </w:rPr>
+        <w:t>mettre</w:t>
+      </w:r>
+      <w:r>
+        <w:rPr>
+          <w:spacing w:val="-19"/>
+          <w:w w:val="105"/>
+        </w:rPr>
+        <w:t xml:space="preserve"> </w:t>
+      </w:r>
+      <w:r>
+        <w:rPr>
+          <w:w w:val="105"/>
+        </w:rPr>
+        <w:t>à</w:t>
+      </w:r>
+      <w:r>
+        <w:rPr>
+          <w:spacing w:val="-18"/>
+          <w:w w:val="105"/>
+        </w:rPr>
+        <w:t xml:space="preserve"> </w:t>
+      </w:r>
+      <w:r>
+        <w:rPr>
+          <w:w w:val="105"/>
+        </w:rPr>
+        <w:t>jour</w:t>
+      </w:r>
+      <w:r>
+        <w:rPr>
+          <w:spacing w:val="-19"/>
+          <w:w w:val="105"/>
+        </w:rPr>
+        <w:t xml:space="preserve"> </w:t>
+      </w:r>
+      <w:r>
+        <w:rPr>
+          <w:w w:val="105"/>
+        </w:rPr>
+        <w:t>la</w:t>
+      </w:r>
+      <w:r>
+        <w:rPr>
+          <w:spacing w:val="-18"/>
+          <w:w w:val="105"/>
+        </w:rPr>
+        <w:t xml:space="preserve"> </w:t>
+      </w:r>
+      <w:r>
+        <w:rPr>
+          <w:w w:val="105"/>
+        </w:rPr>
+        <w:t>liste</w:t>
+      </w:r>
+      <w:r>
+        <w:rPr>
+          <w:spacing w:val="-19"/>
+          <w:w w:val="105"/>
+        </w:rPr>
+        <w:t xml:space="preserve"> </w:t>
+      </w:r>
+      <w:r>
+        <w:rPr>
+          <w:w w:val="105"/>
+        </w:rPr>
+        <w:t>des</w:t>
+      </w:r>
+      <w:r>
+        <w:rPr>
+          <w:spacing w:val="-18"/>
+          <w:w w:val="105"/>
+        </w:rPr>
+        <w:t xml:space="preserve"> </w:t>
+      </w:r>
+      <w:r>
+        <w:rPr>
+          <w:w w:val="105"/>
+        </w:rPr>
+        <w:t>contribuables</w:t>
+      </w:r>
+      <w:r>
+        <w:rPr>
+          <w:spacing w:val="-19"/>
+          <w:w w:val="105"/>
+        </w:rPr>
+        <w:t xml:space="preserve"> </w:t>
+      </w:r>
+      <w:r>
+        <w:rPr>
+          <w:w w:val="105"/>
+        </w:rPr>
+        <w:t>reconnus par l’application, à partir d’un fichier Excel fourni par le centre.</w:t>
+      </w:r>
+    </w:p>
+    <w:p>
+      <w:pPr>
+        <w:pStyle w:val="Paragraphedeliste"/>
+        <w:numPr>
+          <w:ilvl w:val="0"/>
+          <w:numId w:val="3"/>
+        </w:numPr>
+        <w:tabs>
+          <w:tab w:val="left" w:pos="881"/>
+        </w:tabs>
+        <w:spacing w:before="136"/>
+        <w:ind w:left="881" w:hanging="316"/>
+      </w:pPr>
+      <w:r>
+        <w:rPr>
+          <w:w w:val="105"/>
+        </w:rPr>
+        <w:t>Dans</w:t>
+      </w:r>
+      <w:r>
+        <w:rPr>
+          <w:spacing w:val="-11"/>
+          <w:w w:val="105"/>
+        </w:rPr>
+        <w:t xml:space="preserve"> </w:t>
+      </w:r>
+      <w:r>
+        <w:rPr>
+          <w:w w:val="105"/>
+        </w:rPr>
+        <w:t>le</w:t>
+      </w:r>
+      <w:r>
+        <w:rPr>
+          <w:spacing w:val="-10"/>
+          <w:w w:val="105"/>
+        </w:rPr>
+        <w:t xml:space="preserve"> </w:t>
+      </w:r>
+      <w:r>
+        <w:rPr>
+          <w:w w:val="105"/>
+        </w:rPr>
+        <w:t>tableau</w:t>
+      </w:r>
+      <w:r>
+        <w:rPr>
+          <w:spacing w:val="-10"/>
+          <w:w w:val="105"/>
+        </w:rPr>
+        <w:t xml:space="preserve"> </w:t>
+      </w:r>
+      <w:r>
+        <w:rPr>
+          <w:w w:val="105"/>
+        </w:rPr>
+        <w:t>de</w:t>
+      </w:r>
+      <w:r>
+        <w:rPr>
+          <w:spacing w:val="-10"/>
+          <w:w w:val="105"/>
+        </w:rPr>
+        <w:t xml:space="preserve"> </w:t>
+      </w:r>
+      <w:r>
+        <w:rPr>
+          <w:w w:val="105"/>
+        </w:rPr>
+        <w:t>bord,</w:t>
+      </w:r>
+      <w:r>
+        <w:rPr>
+          <w:spacing w:val="-10"/>
+          <w:w w:val="105"/>
+        </w:rPr>
+        <w:t xml:space="preserve"> </w:t>
+      </w:r>
+      <w:r>
+        <w:rPr>
+          <w:w w:val="105"/>
+        </w:rPr>
+        <w:t>cliquez</w:t>
+      </w:r>
+      <w:r>
+        <w:rPr>
+          <w:spacing w:val="-10"/>
+          <w:w w:val="105"/>
+        </w:rPr>
+        <w:t xml:space="preserve"> </w:t>
+      </w:r>
+      <w:r>
+        <w:rPr>
+          <w:w w:val="105"/>
+        </w:rPr>
+        <w:t>sur</w:t>
+      </w:r>
+      <w:r>
+        <w:rPr>
+          <w:spacing w:val="-10"/>
+          <w:w w:val="105"/>
+        </w:rPr>
+        <w:t xml:space="preserve"> </w:t>
+      </w:r>
+      <w:r>
+        <w:rPr>
+          <w:b/>
+          <w:w w:val="105"/>
+        </w:rPr>
+        <w:t>Importer</w:t>
+      </w:r>
+      <w:r>
+        <w:rPr>
+          <w:b/>
+          <w:spacing w:val="-9"/>
+          <w:w w:val="105"/>
+        </w:rPr>
+        <w:t xml:space="preserve"> </w:t>
+      </w:r>
+      <w:r>
+        <w:rPr>
+          <w:b/>
+          <w:w w:val="105"/>
+        </w:rPr>
+        <w:t>les</w:t>
+      </w:r>
+      <w:r>
+        <w:rPr>
+          <w:b/>
+          <w:spacing w:val="-9"/>
+          <w:w w:val="105"/>
+        </w:rPr>
+        <w:t xml:space="preserve"> </w:t>
+      </w:r>
+      <w:r>
+        <w:rPr>
+          <w:b/>
+          <w:spacing w:val="-2"/>
+          <w:w w:val="105"/>
+        </w:rPr>
+        <w:t>contribuables</w:t>
+      </w:r>
+      <w:r>
+        <w:rPr>
+          <w:spacing w:val="-2"/>
+          <w:w w:val="105"/>
+        </w:rPr>
+        <w:t>.</w:t>
+      </w:r>
+    </w:p>
+    <w:p>
+      <w:pPr>
+        <w:pStyle w:val="Paragraphedeliste"/>
+        <w:tabs>
+          <w:tab w:val="left" w:pos="881"/>
+        </w:tabs>
+        <w:spacing w:before="136"/>
+        <w:ind w:left="881" w:firstLine="0"/>
+      </w:pPr>
+      <w:r>
+        <w:rPr>
+          <w:noProof/>
+        </w:rPr>
+        <w:drawing>
+          <wp:anchor distT="0" distB="0" distL="0" distR="0" simplePos="0" relativeHeight="251657216" behindDoc="1" locked="0" layoutInCell="1" allowOverlap="1" wp14:anchorId="55623271" wp14:editId="3335EBC6">
+            <wp:simplePos x="0" y="0"/>
+            <wp:positionH relativeFrom="page">
+              <wp:posOffset>1646516</wp:posOffset>
+            </wp:positionH>
+            <wp:positionV relativeFrom="paragraph">
+              <wp:posOffset>219939</wp:posOffset>
+            </wp:positionV>
+            <wp:extent cx="4476750" cy="1540002"/>
+            <wp:effectExtent l="0" t="0" r="0" b="0"/>
+            <wp:wrapTopAndBottom/>
+            <wp:docPr id="5" name="Image 5"/>
+            <wp:cNvGraphicFramePr>
+              <a:graphicFrameLocks xmlns:a="http://schemas.openxmlformats.org/drawingml/2006/main"/>
+            </wp:cNvGraphicFramePr>
+            <a:graphic xmlns:a="http://schemas.openxmlformats.org/drawingml/2006/main">
+              <a:graphicData uri="http://schemas.openxmlformats.org/drawingml/2006/picture">
+                <pic:pic xmlns:pic="http://schemas.openxmlformats.org/drawingml/2006/picture">
+                  <pic:nvPicPr>
+                    <pic:cNvPr id="5" name="Image 5"/>
+                    <pic:cNvPicPr/>
+                  </pic:nvPicPr>
+                  <pic:blipFill>
+                    <a:blip r:embed="rId12" cstate="print"/>
                     <a:stretch>
                       <a:fillRect/>
                     </a:stretch>
@@ -3499,12 +4366,6 @@
     <w:p>
       <w:pPr>
         <w:pStyle w:val="Corpsdetexte"/>
-        <w:spacing w:before="5"/>
-      </w:pPr>
-    </w:p>
-    <w:p>
-      <w:pPr>
-        <w:pStyle w:val="Corpsdetexte"/>
         <w:spacing w:before="1"/>
         <w:ind w:left="6" w:right="6"/>
         <w:jc w:val="center"/>
@@ -3537,15 +4398,7 @@
           <w:bCs/>
           <w:w w:val="105"/>
         </w:rPr>
-        <w:t>4</w:t>
-      </w:r>
-      <w:r>
-        <w:rPr>
-          <w:b/>
-          <w:bCs/>
-          <w:w w:val="105"/>
-        </w:rPr>
-        <w:t>:</w:t>
+        <w:t>4:</w:t>
       </w:r>
       <w:proofErr w:type="gramEnd"/>
       <w:r>
@@ -3972,7 +4825,6 @@
         <w:pStyle w:val="Corpsdetexte"/>
         <w:spacing w:before="146" w:line="252" w:lineRule="auto"/>
         <w:ind w:left="337" w:right="333"/>
-        <w:jc w:val="both"/>
       </w:pPr>
       <w:r>
         <w:t>Un contribuable désactivé n’est pas supprimé :</w:t>
@@ -4179,6 +5031,10 @@
       <w:pPr>
         <w:pStyle w:val="Corpsdetexte"/>
         <w:spacing w:before="169"/>
+        <w:rPr>
+          <w:sz w:val="14"/>
+          <w:szCs w:val="14"/>
+        </w:rPr>
       </w:pPr>
     </w:p>
     <w:p>
@@ -4187,16 +5043,18 @@
         <w:rPr>
           <w:b/>
           <w:i/>
-          <w:sz w:val="28"/>
-        </w:rPr>
-      </w:pPr>
-      <w:bookmarkStart w:id="5" w:name="Gérer_les_agents_(superviseur_uniquement"/>
-      <w:bookmarkEnd w:id="5"/>
+          <w:sz w:val="24"/>
+          <w:szCs w:val="24"/>
+        </w:rPr>
+      </w:pPr>
+      <w:bookmarkStart w:id="6" w:name="Gérer_les_agents_(superviseur_uniquement"/>
+      <w:bookmarkEnd w:id="6"/>
       <w:r>
         <w:rPr>
           <w:b/>
           <w:w w:val="110"/>
-          <w:sz w:val="28"/>
+          <w:sz w:val="24"/>
+          <w:szCs w:val="24"/>
         </w:rPr>
         <w:t>Gérer</w:t>
       </w:r>
@@ -4205,7 +5063,8 @@
           <w:b/>
           <w:spacing w:val="16"/>
           <w:w w:val="110"/>
-          <w:sz w:val="28"/>
+          <w:sz w:val="24"/>
+          <w:szCs w:val="24"/>
         </w:rPr>
         <w:t xml:space="preserve"> </w:t>
       </w:r>
@@ -4213,7 +5072,8 @@
         <w:rPr>
           <w:b/>
           <w:w w:val="110"/>
-          <w:sz w:val="28"/>
+          <w:sz w:val="24"/>
+          <w:szCs w:val="24"/>
         </w:rPr>
         <w:t>les</w:t>
       </w:r>
@@ -4222,7 +5082,8 @@
           <w:b/>
           <w:spacing w:val="16"/>
           <w:w w:val="110"/>
-          <w:sz w:val="28"/>
+          <w:sz w:val="24"/>
+          <w:szCs w:val="24"/>
         </w:rPr>
         <w:t xml:space="preserve"> </w:t>
       </w:r>
@@ -4230,7 +5091,8 @@
         <w:rPr>
           <w:b/>
           <w:w w:val="110"/>
-          <w:sz w:val="28"/>
+          <w:sz w:val="24"/>
+          <w:szCs w:val="24"/>
         </w:rPr>
         <w:t>agents</w:t>
       </w:r>
@@ -4239,7 +5101,8 @@
           <w:b/>
           <w:spacing w:val="16"/>
           <w:w w:val="110"/>
-          <w:sz w:val="28"/>
+          <w:sz w:val="24"/>
+          <w:szCs w:val="24"/>
         </w:rPr>
         <w:t xml:space="preserve"> </w:t>
       </w:r>
@@ -4248,7 +5111,8 @@
           <w:b/>
           <w:i/>
           <w:w w:val="110"/>
-          <w:sz w:val="28"/>
+          <w:sz w:val="24"/>
+          <w:szCs w:val="24"/>
         </w:rPr>
         <w:t>(superviseur</w:t>
       </w:r>
@@ -4258,7 +5122,8 @@
           <w:i/>
           <w:spacing w:val="16"/>
           <w:w w:val="110"/>
-          <w:sz w:val="28"/>
+          <w:sz w:val="24"/>
+          <w:szCs w:val="24"/>
         </w:rPr>
         <w:t xml:space="preserve"> </w:t>
       </w:r>
@@ -4268,7 +5133,8 @@
           <w:i/>
           <w:spacing w:val="-2"/>
           <w:w w:val="110"/>
-          <w:sz w:val="28"/>
+          <w:sz w:val="24"/>
+          <w:szCs w:val="24"/>
         </w:rPr>
         <w:t>uniquement)</w:t>
       </w:r>
@@ -4741,200 +5607,32 @@
     </w:p>
     <w:p>
       <w:pPr>
-        <w:pStyle w:val="Paragraphedeliste"/>
-        <w:spacing w:line="252" w:lineRule="auto"/>
-        <w:sectPr>
-          <w:pgSz w:w="12240" w:h="15840"/>
-          <w:pgMar w:top="1280" w:right="1080" w:bottom="1020" w:left="1080" w:header="0" w:footer="822" w:gutter="0"/>
-          <w:cols w:space="720"/>
-        </w:sectPr>
-      </w:pPr>
-    </w:p>
-    <w:p>
-      <w:pPr>
-        <w:ind w:left="1512"/>
-        <w:rPr>
-          <w:sz w:val="20"/>
-        </w:rPr>
-      </w:pPr>
-      <w:r>
-        <w:rPr>
-          <w:noProof/>
-          <w:sz w:val="20"/>
-        </w:rPr>
-        <w:lastRenderedPageBreak/>
-        <w:drawing>
-          <wp:inline distT="0" distB="0" distL="0" distR="0" wp14:anchorId="2EA77F15" wp14:editId="6AC3077E">
-            <wp:extent cx="4485851" cy="3075527"/>
-            <wp:effectExtent l="0" t="0" r="0" b="0"/>
-            <wp:docPr id="5" name="Image 5"/>
-            <wp:cNvGraphicFramePr>
-              <a:graphicFrameLocks xmlns:a="http://schemas.openxmlformats.org/drawingml/2006/main"/>
-            </wp:cNvGraphicFramePr>
-            <a:graphic xmlns:a="http://schemas.openxmlformats.org/drawingml/2006/main">
-              <a:graphicData uri="http://schemas.openxmlformats.org/drawingml/2006/picture">
-                <pic:pic xmlns:pic="http://schemas.openxmlformats.org/drawingml/2006/picture">
-                  <pic:nvPicPr>
-                    <pic:cNvPr id="5" name="Image 5"/>
-                    <pic:cNvPicPr/>
-                  </pic:nvPicPr>
-                  <pic:blipFill>
-                    <a:blip r:embed="rId14" cstate="print"/>
-                    <a:stretch>
-                      <a:fillRect/>
-                    </a:stretch>
-                  </pic:blipFill>
-                  <pic:spPr>
-                    <a:xfrm>
-                      <a:off x="0" y="0"/>
-                      <a:ext cx="4485851" cy="3075527"/>
-                    </a:xfrm>
-                    <a:prstGeom prst="rect">
-                      <a:avLst/>
-                    </a:prstGeom>
-                  </pic:spPr>
-                </pic:pic>
-              </a:graphicData>
-            </a:graphic>
-          </wp:inline>
-        </w:drawing>
-      </w:r>
-    </w:p>
-    <w:p>
-      <w:pPr>
         <w:pStyle w:val="Corpsdetexte"/>
-        <w:spacing w:before="255"/>
-        <w:ind w:right="2824"/>
-        <w:jc w:val="right"/>
-        <w:rPr>
-          <w:b/>
-          <w:bCs/>
-        </w:rPr>
-      </w:pPr>
-      <w:r>
-        <w:rPr>
-          <w:b/>
-          <w:bCs/>
-          <w:w w:val="105"/>
-        </w:rPr>
-        <w:t>Figure</w:t>
-      </w:r>
-      <w:r>
-        <w:rPr>
-          <w:b/>
-          <w:bCs/>
-          <w:spacing w:val="-14"/>
-          <w:w w:val="105"/>
-        </w:rPr>
-        <w:t xml:space="preserve"> </w:t>
-      </w:r>
-      <w:proofErr w:type="gramStart"/>
-      <w:r>
-        <w:rPr>
-          <w:b/>
-          <w:bCs/>
-          <w:w w:val="105"/>
-        </w:rPr>
-        <w:t>5</w:t>
-      </w:r>
-      <w:r>
-        <w:rPr>
-          <w:b/>
-          <w:bCs/>
-          <w:w w:val="105"/>
-        </w:rPr>
-        <w:t>:</w:t>
-      </w:r>
-      <w:proofErr w:type="gramEnd"/>
-      <w:r>
-        <w:rPr>
-          <w:b/>
-          <w:bCs/>
-          <w:spacing w:val="7"/>
-          <w:w w:val="105"/>
-        </w:rPr>
-        <w:t xml:space="preserve"> </w:t>
-      </w:r>
-      <w:r>
-        <w:rPr>
-          <w:b/>
-          <w:bCs/>
-          <w:w w:val="105"/>
-        </w:rPr>
-        <w:t>Formulaire</w:t>
-      </w:r>
-      <w:r>
-        <w:rPr>
-          <w:b/>
-          <w:bCs/>
-          <w:spacing w:val="-14"/>
-          <w:w w:val="105"/>
-        </w:rPr>
-        <w:t xml:space="preserve"> </w:t>
-      </w:r>
-      <w:r>
-        <w:rPr>
-          <w:b/>
-          <w:bCs/>
-          <w:w w:val="105"/>
-        </w:rPr>
-        <w:t>d’ajout</w:t>
-      </w:r>
-      <w:r>
-        <w:rPr>
-          <w:b/>
-          <w:bCs/>
-          <w:spacing w:val="-13"/>
-          <w:w w:val="105"/>
-        </w:rPr>
-        <w:t xml:space="preserve"> </w:t>
-      </w:r>
-      <w:r>
-        <w:rPr>
-          <w:b/>
-          <w:bCs/>
-          <w:w w:val="105"/>
-        </w:rPr>
-        <w:t>d’un</w:t>
-      </w:r>
-      <w:r>
-        <w:rPr>
-          <w:b/>
-          <w:bCs/>
-          <w:spacing w:val="-13"/>
-          <w:w w:val="105"/>
-        </w:rPr>
-        <w:t xml:space="preserve"> </w:t>
-      </w:r>
-      <w:r>
-        <w:rPr>
-          <w:b/>
-          <w:bCs/>
-          <w:spacing w:val="-2"/>
-          <w:w w:val="105"/>
-        </w:rPr>
-        <w:t>agent</w:t>
-      </w:r>
-    </w:p>
-    <w:p>
-      <w:pPr>
-        <w:pStyle w:val="Corpsdetexte"/>
-        <w:spacing w:before="93"/>
-      </w:pPr>
+        <w:spacing w:before="169"/>
+        <w:ind w:left="882"/>
+        <w:rPr>
+          <w:sz w:val="16"/>
+          <w:szCs w:val="16"/>
+        </w:rPr>
+      </w:pPr>
+      <w:bookmarkStart w:id="7" w:name="Changer_son_mot_de_passe"/>
+      <w:bookmarkEnd w:id="7"/>
     </w:p>
     <w:p>
       <w:pPr>
         <w:pStyle w:val="Titre1"/>
         <w:rPr>
           <w:b/>
-        </w:rPr>
-      </w:pPr>
-      <w:bookmarkStart w:id="6" w:name="Changer_son_mot_de_passe"/>
-      <w:bookmarkEnd w:id="6"/>
+          <w:sz w:val="24"/>
+          <w:szCs w:val="24"/>
+        </w:rPr>
+      </w:pPr>
       <w:r>
         <w:rPr>
           <w:b/>
           <w:w w:val="110"/>
+          <w:sz w:val="24"/>
+          <w:szCs w:val="24"/>
         </w:rPr>
         <w:t xml:space="preserve">Changer son mot de </w:t>
       </w:r>
@@ -4943,6 +5641,8 @@
           <w:b/>
           <w:spacing w:val="-2"/>
           <w:w w:val="110"/>
+          <w:sz w:val="24"/>
+          <w:szCs w:val="24"/>
         </w:rPr>
         <w:t>passe</w:t>
       </w:r>
@@ -4952,6 +5652,9 @@
         <w:pStyle w:val="Corpsdetexte"/>
         <w:spacing w:before="259" w:line="252" w:lineRule="auto"/>
         <w:ind w:left="337"/>
+        <w:rPr>
+          <w:w w:val="105"/>
+        </w:rPr>
       </w:pPr>
       <w:r>
         <w:rPr>
@@ -5181,7 +5884,13 @@
     <w:p>
       <w:pPr>
         <w:pStyle w:val="Corpsdetexte"/>
-        <w:spacing w:before="169"/>
+        <w:spacing w:before="259" w:line="252" w:lineRule="auto"/>
+        <w:ind w:left="337"/>
+        <w:rPr>
+          <w:w w:val="105"/>
+          <w:sz w:val="10"/>
+          <w:szCs w:val="10"/>
+        </w:rPr>
       </w:pPr>
     </w:p>
     <w:p>
@@ -5189,14 +5898,18 @@
         <w:pStyle w:val="Titre1"/>
         <w:rPr>
           <w:b/>
-        </w:rPr>
-      </w:pPr>
-      <w:bookmarkStart w:id="7" w:name="Mot_de_passe_oublié"/>
-      <w:bookmarkEnd w:id="7"/>
+          <w:sz w:val="24"/>
+          <w:szCs w:val="24"/>
+        </w:rPr>
+      </w:pPr>
+      <w:bookmarkStart w:id="8" w:name="Mot_de_passe_oublié"/>
+      <w:bookmarkEnd w:id="8"/>
       <w:r>
         <w:rPr>
           <w:b/>
           <w:w w:val="115"/>
+          <w:sz w:val="24"/>
+          <w:szCs w:val="24"/>
         </w:rPr>
         <w:t>Mot</w:t>
       </w:r>
@@ -5205,6 +5918,8 @@
           <w:b/>
           <w:spacing w:val="-28"/>
           <w:w w:val="115"/>
+          <w:sz w:val="24"/>
+          <w:szCs w:val="24"/>
         </w:rPr>
         <w:t xml:space="preserve"> </w:t>
       </w:r>
@@ -5212,6 +5927,8 @@
         <w:rPr>
           <w:b/>
           <w:w w:val="115"/>
+          <w:sz w:val="24"/>
+          <w:szCs w:val="24"/>
         </w:rPr>
         <w:t>de</w:t>
       </w:r>
@@ -5220,6 +5937,8 @@
           <w:b/>
           <w:spacing w:val="-27"/>
           <w:w w:val="115"/>
+          <w:sz w:val="24"/>
+          <w:szCs w:val="24"/>
         </w:rPr>
         <w:t xml:space="preserve"> </w:t>
       </w:r>
@@ -5227,6 +5946,8 @@
         <w:rPr>
           <w:b/>
           <w:w w:val="115"/>
+          <w:sz w:val="24"/>
+          <w:szCs w:val="24"/>
         </w:rPr>
         <w:t>passe</w:t>
       </w:r>
@@ -5235,6 +5956,8 @@
           <w:b/>
           <w:spacing w:val="-27"/>
           <w:w w:val="115"/>
+          <w:sz w:val="24"/>
+          <w:szCs w:val="24"/>
         </w:rPr>
         <w:t xml:space="preserve"> </w:t>
       </w:r>
@@ -5243,6 +5966,8 @@
           <w:b/>
           <w:spacing w:val="-2"/>
           <w:w w:val="115"/>
+          <w:sz w:val="24"/>
+          <w:szCs w:val="24"/>
         </w:rPr>
         <w:t>oublié</w:t>
       </w:r>
@@ -5396,7 +6121,7 @@
         <w:tabs>
           <w:tab w:val="left" w:pos="881"/>
         </w:tabs>
-        <w:spacing w:before="12"/>
+        <w:spacing w:before="69"/>
         <w:ind w:left="881" w:hanging="316"/>
       </w:pPr>
       <w:r>
@@ -5670,6 +6395,7 @@
         <w:tabs>
           <w:tab w:val="left" w:pos="881"/>
         </w:tabs>
+        <w:spacing w:before="12"/>
         <w:ind w:left="881" w:hanging="316"/>
       </w:pPr>
       <w:r>
@@ -5735,14 +6461,16 @@
         <w:pStyle w:val="Titre1"/>
         <w:rPr>
           <w:b/>
-        </w:rPr>
-      </w:pPr>
-      <w:bookmarkStart w:id="8" w:name="Se_déconnecter"/>
-      <w:bookmarkEnd w:id="8"/>
+          <w:sz w:val="24"/>
+          <w:szCs w:val="24"/>
+        </w:rPr>
+      </w:pPr>
       <w:r>
         <w:rPr>
           <w:b/>
           <w:w w:val="110"/>
+          <w:sz w:val="24"/>
+          <w:szCs w:val="24"/>
         </w:rPr>
         <w:t xml:space="preserve">Se </w:t>
       </w:r>
@@ -5751,6 +6479,8 @@
           <w:b/>
           <w:spacing w:val="-2"/>
           <w:w w:val="110"/>
+          <w:sz w:val="24"/>
+          <w:szCs w:val="24"/>
         </w:rPr>
         <w:t>déconnecter</w:t>
       </w:r>
@@ -5758,9 +6488,8 @@
     <w:p>
       <w:pPr>
         <w:pStyle w:val="Corpsdetexte"/>
-        <w:spacing w:before="259"/>
-        <w:ind w:right="2758"/>
-        <w:jc w:val="right"/>
+        <w:spacing w:before="260"/>
+        <w:ind w:left="337"/>
       </w:pPr>
       <w:r>
         <w:rPr>
@@ -5904,40 +6633,32 @@
     </w:p>
     <w:p>
       <w:pPr>
-        <w:pStyle w:val="Corpsdetexte"/>
-        <w:jc w:val="right"/>
-        <w:sectPr>
-          <w:pgSz w:w="12240" w:h="15840"/>
-          <w:pgMar w:top="1540" w:right="1080" w:bottom="1020" w:left="1080" w:header="0" w:footer="822" w:gutter="0"/>
-          <w:cols w:space="720"/>
-        </w:sectPr>
-      </w:pPr>
-    </w:p>
-    <w:p>
-      <w:pPr>
-        <w:pStyle w:val="Corpsdetexte"/>
-        <w:spacing w:before="22"/>
-        <w:rPr>
-          <w:sz w:val="20"/>
+        <w:pStyle w:val="Paragraphedeliste"/>
+        <w:rPr>
+          <w:b/>
+        </w:rPr>
+      </w:pPr>
+    </w:p>
+    <w:p>
+      <w:pPr>
+        <w:pStyle w:val="Paragraphedeliste"/>
+        <w:rPr>
+          <w:b/>
         </w:rPr>
       </w:pPr>
     </w:p>
     <w:p>
       <w:pPr>
         <w:ind w:left="1512"/>
-        <w:rPr>
-          <w:sz w:val="20"/>
-        </w:rPr>
       </w:pPr>
       <w:r>
         <w:rPr>
           <w:noProof/>
-          <w:sz w:val="20"/>
         </w:rPr>
         <w:drawing>
-          <wp:inline distT="0" distB="0" distL="0" distR="0" wp14:anchorId="570355D2" wp14:editId="36004C74">
-            <wp:extent cx="4476750" cy="2390584"/>
-            <wp:effectExtent l="0" t="0" r="0" b="0"/>
+          <wp:inline distT="0" distB="0" distL="0" distR="0" wp14:anchorId="36A2D2C9" wp14:editId="1A1E9073">
+            <wp:extent cx="3444240" cy="2366193"/>
+            <wp:effectExtent l="0" t="0" r="3810" b="0"/>
             <wp:docPr id="6" name="Image 6"/>
             <wp:cNvGraphicFramePr>
               <a:graphicFrameLocks xmlns:a="http://schemas.openxmlformats.org/drawingml/2006/main"/>
@@ -5950,7 +6671,7 @@
                     <pic:cNvPicPr/>
                   </pic:nvPicPr>
                   <pic:blipFill>
-                    <a:blip r:embed="rId15" cstate="print"/>
+                    <a:blip r:embed="rId13" cstate="print"/>
                     <a:stretch>
                       <a:fillRect/>
                     </a:stretch>
@@ -5958,7 +6679,7 @@
                   <pic:spPr>
                     <a:xfrm>
                       <a:off x="0" y="0"/>
-                      <a:ext cx="4476750" cy="2390584"/>
+                      <a:ext cx="3453014" cy="2372220"/>
                     </a:xfrm>
                     <a:prstGeom prst="rect">
                       <a:avLst/>
@@ -5974,6 +6695,196 @@
     <w:p>
       <w:pPr>
         <w:pStyle w:val="Corpsdetexte"/>
+        <w:ind w:left="6" w:right="6"/>
+        <w:jc w:val="center"/>
+        <w:rPr>
+          <w:b/>
+          <w:bCs/>
+          <w:i/>
+          <w:iCs/>
+        </w:rPr>
+      </w:pPr>
+      <w:r>
+        <w:rPr>
+          <w:b/>
+          <w:bCs/>
+          <w:i/>
+          <w:iCs/>
+          <w:w w:val="105"/>
+        </w:rPr>
+        <w:t>Figure</w:t>
+      </w:r>
+      <w:r>
+        <w:rPr>
+          <w:b/>
+          <w:bCs/>
+          <w:i/>
+          <w:iCs/>
+          <w:spacing w:val="-14"/>
+          <w:w w:val="105"/>
+        </w:rPr>
+        <w:t xml:space="preserve"> </w:t>
+      </w:r>
+      <w:proofErr w:type="gramStart"/>
+      <w:r>
+        <w:rPr>
+          <w:b/>
+          <w:bCs/>
+          <w:i/>
+          <w:iCs/>
+          <w:w w:val="105"/>
+        </w:rPr>
+        <w:t>5:</w:t>
+      </w:r>
+      <w:proofErr w:type="gramEnd"/>
+      <w:r>
+        <w:rPr>
+          <w:b/>
+          <w:bCs/>
+          <w:i/>
+          <w:iCs/>
+          <w:spacing w:val="7"/>
+          <w:w w:val="105"/>
+        </w:rPr>
+        <w:t xml:space="preserve"> </w:t>
+      </w:r>
+      <w:r>
+        <w:rPr>
+          <w:b/>
+          <w:bCs/>
+          <w:i/>
+          <w:iCs/>
+          <w:w w:val="105"/>
+        </w:rPr>
+        <w:t>Formulaire</w:t>
+      </w:r>
+      <w:r>
+        <w:rPr>
+          <w:b/>
+          <w:bCs/>
+          <w:i/>
+          <w:iCs/>
+          <w:spacing w:val="-14"/>
+          <w:w w:val="105"/>
+        </w:rPr>
+        <w:t xml:space="preserve"> </w:t>
+      </w:r>
+      <w:r>
+        <w:rPr>
+          <w:b/>
+          <w:bCs/>
+          <w:i/>
+          <w:iCs/>
+          <w:w w:val="105"/>
+        </w:rPr>
+        <w:t>d’ajout</w:t>
+      </w:r>
+      <w:r>
+        <w:rPr>
+          <w:b/>
+          <w:bCs/>
+          <w:i/>
+          <w:iCs/>
+          <w:spacing w:val="-13"/>
+          <w:w w:val="105"/>
+        </w:rPr>
+        <w:t xml:space="preserve"> </w:t>
+      </w:r>
+      <w:r>
+        <w:rPr>
+          <w:b/>
+          <w:bCs/>
+          <w:i/>
+          <w:iCs/>
+          <w:w w:val="105"/>
+        </w:rPr>
+        <w:t>d’un</w:t>
+      </w:r>
+      <w:r>
+        <w:rPr>
+          <w:b/>
+          <w:bCs/>
+          <w:i/>
+          <w:iCs/>
+          <w:spacing w:val="-13"/>
+          <w:w w:val="105"/>
+        </w:rPr>
+        <w:t xml:space="preserve"> </w:t>
+      </w:r>
+      <w:r>
+        <w:rPr>
+          <w:b/>
+          <w:bCs/>
+          <w:i/>
+          <w:iCs/>
+          <w:spacing w:val="-2"/>
+          <w:w w:val="105"/>
+        </w:rPr>
+        <w:t>agent</w:t>
+      </w:r>
+    </w:p>
+    <w:p>
+      <w:pPr>
+        <w:pStyle w:val="Corpsdetexte"/>
+      </w:pPr>
+      <w:r>
+        <w:rPr>
+          <w:noProof/>
+        </w:rPr>
+        <w:drawing>
+          <wp:anchor distT="0" distB="0" distL="0" distR="0" simplePos="0" relativeHeight="251662336" behindDoc="1" locked="0" layoutInCell="1" allowOverlap="1" wp14:anchorId="249756CB" wp14:editId="6850A59C">
+            <wp:simplePos x="0" y="0"/>
+            <wp:positionH relativeFrom="page">
+              <wp:posOffset>1645920</wp:posOffset>
+            </wp:positionH>
+            <wp:positionV relativeFrom="paragraph">
+              <wp:posOffset>396875</wp:posOffset>
+            </wp:positionV>
+            <wp:extent cx="3832860" cy="2046605"/>
+            <wp:effectExtent l="0" t="0" r="0" b="0"/>
+            <wp:wrapTopAndBottom/>
+            <wp:docPr id="7" name="Image 7"/>
+            <wp:cNvGraphicFramePr>
+              <a:graphicFrameLocks xmlns:a="http://schemas.openxmlformats.org/drawingml/2006/main"/>
+            </wp:cNvGraphicFramePr>
+            <a:graphic xmlns:a="http://schemas.openxmlformats.org/drawingml/2006/main">
+              <a:graphicData uri="http://schemas.openxmlformats.org/drawingml/2006/picture">
+                <pic:pic xmlns:pic="http://schemas.openxmlformats.org/drawingml/2006/picture">
+                  <pic:nvPicPr>
+                    <pic:cNvPr id="7" name="Image 7"/>
+                    <pic:cNvPicPr/>
+                  </pic:nvPicPr>
+                  <pic:blipFill>
+                    <a:blip r:embed="rId14" cstate="print"/>
+                    <a:stretch>
+                      <a:fillRect/>
+                    </a:stretch>
+                  </pic:blipFill>
+                  <pic:spPr>
+                    <a:xfrm>
+                      <a:off x="0" y="0"/>
+                      <a:ext cx="3832860" cy="2046605"/>
+                    </a:xfrm>
+                    <a:prstGeom prst="rect">
+                      <a:avLst/>
+                    </a:prstGeom>
+                  </pic:spPr>
+                </pic:pic>
+              </a:graphicData>
+            </a:graphic>
+            <wp14:sizeRelH relativeFrom="margin">
+              <wp14:pctWidth>0</wp14:pctWidth>
+            </wp14:sizeRelH>
+            <wp14:sizeRelV relativeFrom="margin">
+              <wp14:pctHeight>0</wp14:pctHeight>
+            </wp14:sizeRelV>
+          </wp:anchor>
+        </w:drawing>
+      </w:r>
+    </w:p>
+    <w:p>
+      <w:pPr>
+        <w:pStyle w:val="Corpsdetexte"/>
         <w:spacing w:before="6"/>
       </w:pPr>
     </w:p>
@@ -6011,15 +6922,7 @@
           <w:bCs/>
           <w:w w:val="105"/>
         </w:rPr>
-        <w:t>6</w:t>
-      </w:r>
-      <w:r>
-        <w:rPr>
-          <w:b/>
-          <w:bCs/>
-          <w:w w:val="105"/>
-        </w:rPr>
-        <w:t>:</w:t>
+        <w:t>6:</w:t>
       </w:r>
       <w:proofErr w:type="gramEnd"/>
       <w:r>
@@ -6107,11 +7010,545 @@
           <w:w w:val="105"/>
         </w:rPr>
         <w:t>passe</w:t>
+      </w:r>
+    </w:p>
+    <w:p>
+      <w:pPr>
+        <w:pStyle w:val="Corpsdetexte"/>
+        <w:jc w:val="center"/>
+        <w:sectPr>
+          <w:pgSz w:w="12240" w:h="15840"/>
+          <w:pgMar w:top="993" w:right="1080" w:bottom="1020" w:left="1080" w:header="0" w:footer="822" w:gutter="0"/>
+          <w:cols w:space="720"/>
+        </w:sectPr>
+      </w:pPr>
+    </w:p>
+    <w:p>
+      <w:pPr>
+        <w:pStyle w:val="Paragraphedeliste"/>
+        <w:numPr>
+          <w:ilvl w:val="0"/>
+          <w:numId w:val="1"/>
+        </w:numPr>
+        <w:tabs>
+          <w:tab w:val="left" w:pos="881"/>
+        </w:tabs>
+        <w:spacing w:before="69"/>
+        <w:ind w:left="881" w:hanging="316"/>
+      </w:pPr>
+      <w:r>
+        <w:rPr>
+          <w:w w:val="105"/>
+        </w:rPr>
+        <w:lastRenderedPageBreak/>
+        <w:t>Saisissez</w:t>
+      </w:r>
+      <w:r>
+        <w:rPr>
+          <w:spacing w:val="-11"/>
+          <w:w w:val="105"/>
+        </w:rPr>
+        <w:t xml:space="preserve"> </w:t>
+      </w:r>
+      <w:r>
+        <w:rPr>
+          <w:w w:val="105"/>
+        </w:rPr>
+        <w:t>votre</w:t>
+      </w:r>
+      <w:r>
+        <w:rPr>
+          <w:spacing w:val="-9"/>
+          <w:w w:val="105"/>
+        </w:rPr>
+        <w:t xml:space="preserve"> </w:t>
+      </w:r>
+      <w:r>
+        <w:rPr>
+          <w:w w:val="105"/>
+        </w:rPr>
+        <w:t>email</w:t>
+      </w:r>
+      <w:r>
+        <w:rPr>
+          <w:spacing w:val="-9"/>
+          <w:w w:val="105"/>
+        </w:rPr>
+        <w:t xml:space="preserve"> </w:t>
+      </w:r>
+      <w:r>
+        <w:rPr>
+          <w:w w:val="105"/>
+        </w:rPr>
+        <w:t>et</w:t>
+      </w:r>
+      <w:r>
+        <w:rPr>
+          <w:spacing w:val="-9"/>
+          <w:w w:val="105"/>
+        </w:rPr>
+        <w:t xml:space="preserve"> </w:t>
+      </w:r>
+      <w:r>
+        <w:rPr>
+          <w:w w:val="105"/>
+        </w:rPr>
+        <w:t>cliquez</w:t>
+      </w:r>
+      <w:r>
+        <w:rPr>
+          <w:spacing w:val="-9"/>
+          <w:w w:val="105"/>
+        </w:rPr>
+        <w:t xml:space="preserve"> </w:t>
+      </w:r>
+      <w:r>
+        <w:rPr>
+          <w:w w:val="105"/>
+        </w:rPr>
+        <w:t>sur</w:t>
+      </w:r>
+      <w:r>
+        <w:rPr>
+          <w:spacing w:val="-11"/>
+          <w:w w:val="105"/>
+        </w:rPr>
+        <w:t xml:space="preserve"> </w:t>
+      </w:r>
+      <w:r>
+        <w:rPr>
+          <w:b/>
+          <w:w w:val="105"/>
+        </w:rPr>
+        <w:t>Envoyer</w:t>
+      </w:r>
+      <w:r>
+        <w:rPr>
+          <w:b/>
+          <w:spacing w:val="-7"/>
+          <w:w w:val="105"/>
+        </w:rPr>
+        <w:t xml:space="preserve"> </w:t>
+      </w:r>
+      <w:r>
+        <w:rPr>
+          <w:b/>
+          <w:w w:val="105"/>
+        </w:rPr>
+        <w:t>le</w:t>
+      </w:r>
+      <w:r>
+        <w:rPr>
+          <w:b/>
+          <w:spacing w:val="-8"/>
+          <w:w w:val="105"/>
+        </w:rPr>
+        <w:t xml:space="preserve"> </w:t>
+      </w:r>
+      <w:r>
+        <w:rPr>
+          <w:b/>
+          <w:spacing w:val="-2"/>
+          <w:w w:val="105"/>
+        </w:rPr>
+        <w:t>lien</w:t>
+      </w:r>
+      <w:r>
+        <w:rPr>
+          <w:spacing w:val="-2"/>
+          <w:w w:val="105"/>
+        </w:rPr>
+        <w:t>.</w:t>
+      </w:r>
+    </w:p>
+    <w:p>
+      <w:pPr>
+        <w:pStyle w:val="Paragraphedeliste"/>
+        <w:numPr>
+          <w:ilvl w:val="0"/>
+          <w:numId w:val="1"/>
+        </w:numPr>
+        <w:tabs>
+          <w:tab w:val="left" w:pos="881"/>
+        </w:tabs>
+        <w:ind w:left="881" w:hanging="316"/>
+      </w:pPr>
+      <w:r>
+        <w:rPr>
+          <w:w w:val="105"/>
+        </w:rPr>
+        <w:t>Ouvrez</w:t>
+      </w:r>
+      <w:r>
+        <w:rPr>
+          <w:spacing w:val="-7"/>
+          <w:w w:val="105"/>
+        </w:rPr>
+        <w:t xml:space="preserve"> </w:t>
+      </w:r>
+      <w:r>
+        <w:rPr>
+          <w:w w:val="105"/>
+        </w:rPr>
+        <w:t>l’email</w:t>
+      </w:r>
+      <w:r>
+        <w:rPr>
+          <w:spacing w:val="-5"/>
+          <w:w w:val="105"/>
+        </w:rPr>
+        <w:t xml:space="preserve"> </w:t>
+      </w:r>
+      <w:r>
+        <w:rPr>
+          <w:w w:val="105"/>
+        </w:rPr>
+        <w:t>reçu</w:t>
+      </w:r>
+      <w:r>
+        <w:rPr>
+          <w:spacing w:val="-5"/>
+          <w:w w:val="105"/>
+        </w:rPr>
+        <w:t xml:space="preserve"> </w:t>
+      </w:r>
+      <w:r>
+        <w:rPr>
+          <w:w w:val="105"/>
+        </w:rPr>
+        <w:t>et</w:t>
+      </w:r>
+      <w:r>
+        <w:rPr>
+          <w:spacing w:val="-5"/>
+          <w:w w:val="105"/>
+        </w:rPr>
+        <w:t xml:space="preserve"> </w:t>
+      </w:r>
+      <w:r>
+        <w:rPr>
+          <w:w w:val="105"/>
+        </w:rPr>
+        <w:t>cliquez</w:t>
+      </w:r>
+      <w:r>
+        <w:rPr>
+          <w:spacing w:val="-5"/>
+          <w:w w:val="105"/>
+        </w:rPr>
+        <w:t xml:space="preserve"> </w:t>
+      </w:r>
+      <w:r>
+        <w:rPr>
+          <w:w w:val="105"/>
+        </w:rPr>
+        <w:t>sur</w:t>
+      </w:r>
+      <w:r>
+        <w:rPr>
+          <w:spacing w:val="-5"/>
+          <w:w w:val="105"/>
+        </w:rPr>
+        <w:t xml:space="preserve"> </w:t>
+      </w:r>
+      <w:r>
+        <w:rPr>
+          <w:w w:val="105"/>
+        </w:rPr>
+        <w:t>le</w:t>
+      </w:r>
+      <w:r>
+        <w:rPr>
+          <w:spacing w:val="-6"/>
+          <w:w w:val="105"/>
+        </w:rPr>
+        <w:t xml:space="preserve"> </w:t>
+      </w:r>
+      <w:r>
+        <w:rPr>
+          <w:w w:val="105"/>
+        </w:rPr>
+        <w:t>lien</w:t>
+      </w:r>
+      <w:r>
+        <w:rPr>
+          <w:spacing w:val="-6"/>
+          <w:w w:val="105"/>
+        </w:rPr>
+        <w:t xml:space="preserve"> </w:t>
+      </w:r>
+      <w:r>
+        <w:rPr>
+          <w:w w:val="105"/>
+        </w:rPr>
+        <w:t>de</w:t>
+      </w:r>
+      <w:r>
+        <w:rPr>
+          <w:spacing w:val="-5"/>
+          <w:w w:val="105"/>
+        </w:rPr>
+        <w:t xml:space="preserve"> </w:t>
+      </w:r>
+      <w:r>
+        <w:rPr>
+          <w:spacing w:val="-2"/>
+          <w:w w:val="105"/>
+        </w:rPr>
+        <w:t>réinitialisation.</w:t>
+      </w:r>
+    </w:p>
+    <w:p>
+      <w:pPr>
+        <w:pStyle w:val="Paragraphedeliste"/>
+        <w:numPr>
+          <w:ilvl w:val="0"/>
+          <w:numId w:val="1"/>
+        </w:numPr>
+        <w:tabs>
+          <w:tab w:val="left" w:pos="881"/>
+        </w:tabs>
+        <w:spacing w:before="12"/>
+        <w:ind w:left="881" w:hanging="316"/>
+      </w:pPr>
+      <w:r>
+        <w:t>Définissez</w:t>
+      </w:r>
+      <w:r>
+        <w:rPr>
+          <w:spacing w:val="8"/>
+        </w:rPr>
+        <w:t xml:space="preserve"> </w:t>
+      </w:r>
+      <w:r>
+        <w:t>un</w:t>
+      </w:r>
+      <w:r>
+        <w:rPr>
+          <w:spacing w:val="10"/>
+        </w:rPr>
+        <w:t xml:space="preserve"> </w:t>
+      </w:r>
+      <w:r>
+        <w:t>nouveau</w:t>
+      </w:r>
+      <w:r>
+        <w:rPr>
+          <w:spacing w:val="9"/>
+        </w:rPr>
+        <w:t xml:space="preserve"> </w:t>
+      </w:r>
+      <w:r>
+        <w:t>mot</w:t>
+      </w:r>
+      <w:r>
+        <w:rPr>
+          <w:spacing w:val="10"/>
+        </w:rPr>
+        <w:t xml:space="preserve"> </w:t>
+      </w:r>
+      <w:r>
+        <w:t>de</w:t>
+      </w:r>
+      <w:r>
+        <w:rPr>
+          <w:spacing w:val="9"/>
+        </w:rPr>
+        <w:t xml:space="preserve"> </w:t>
+      </w:r>
+      <w:r>
+        <w:rPr>
+          <w:spacing w:val="-2"/>
+        </w:rPr>
+        <w:t>passe.</w:t>
+      </w:r>
+    </w:p>
+    <w:p>
+      <w:pPr>
+        <w:pStyle w:val="Corpsdetexte"/>
+        <w:spacing w:before="182"/>
+      </w:pPr>
+    </w:p>
+    <w:p>
+      <w:pPr>
+        <w:pStyle w:val="Titre1"/>
+        <w:rPr>
+          <w:b/>
+          <w:sz w:val="22"/>
+          <w:szCs w:val="22"/>
+        </w:rPr>
+      </w:pPr>
+      <w:bookmarkStart w:id="9" w:name="Se_déconnecter"/>
+      <w:bookmarkEnd w:id="9"/>
+      <w:r>
+        <w:rPr>
+          <w:b/>
+          <w:w w:val="110"/>
+          <w:sz w:val="22"/>
+          <w:szCs w:val="22"/>
+        </w:rPr>
+        <w:t xml:space="preserve">Se </w:t>
+      </w:r>
+      <w:r>
+        <w:rPr>
+          <w:b/>
+          <w:spacing w:val="-2"/>
+          <w:w w:val="110"/>
+          <w:sz w:val="22"/>
+          <w:szCs w:val="22"/>
+        </w:rPr>
+        <w:t>déconnecter</w:t>
+      </w:r>
+    </w:p>
+    <w:p>
+      <w:pPr>
+        <w:pStyle w:val="Corpsdetexte"/>
+        <w:spacing w:before="260"/>
+        <w:ind w:left="337"/>
+      </w:pPr>
+      <w:r>
+        <w:rPr>
+          <w:w w:val="105"/>
+        </w:rPr>
+        <w:t>Cliquez</w:t>
+      </w:r>
+      <w:r>
+        <w:rPr>
+          <w:spacing w:val="-18"/>
+          <w:w w:val="105"/>
+        </w:rPr>
+        <w:t xml:space="preserve"> </w:t>
+      </w:r>
+      <w:r>
+        <w:rPr>
+          <w:w w:val="105"/>
+        </w:rPr>
+        <w:t>sur</w:t>
+      </w:r>
+      <w:r>
+        <w:rPr>
+          <w:spacing w:val="-16"/>
+          <w:w w:val="105"/>
+        </w:rPr>
+        <w:t xml:space="preserve"> </w:t>
+      </w:r>
+      <w:r>
+        <w:rPr>
+          <w:b/>
+          <w:w w:val="105"/>
+        </w:rPr>
+        <w:t>Déconnexion</w:t>
+      </w:r>
+      <w:r>
+        <w:rPr>
+          <w:b/>
+          <w:spacing w:val="-20"/>
+          <w:w w:val="105"/>
+        </w:rPr>
+        <w:t xml:space="preserve"> </w:t>
+      </w:r>
+      <w:r>
+        <w:rPr>
+          <w:w w:val="105"/>
+        </w:rPr>
+        <w:t>en</w:t>
+      </w:r>
+      <w:r>
+        <w:rPr>
+          <w:spacing w:val="-16"/>
+          <w:w w:val="105"/>
+        </w:rPr>
+        <w:t xml:space="preserve"> </w:t>
+      </w:r>
+      <w:r>
+        <w:rPr>
+          <w:w w:val="105"/>
+        </w:rPr>
+        <w:t>haut</w:t>
+      </w:r>
+      <w:r>
+        <w:rPr>
+          <w:spacing w:val="-16"/>
+          <w:w w:val="105"/>
+        </w:rPr>
+        <w:t xml:space="preserve"> </w:t>
+      </w:r>
+      <w:r>
+        <w:rPr>
+          <w:w w:val="105"/>
+        </w:rPr>
+        <w:t>à</w:t>
+      </w:r>
+      <w:r>
+        <w:rPr>
+          <w:spacing w:val="-16"/>
+          <w:w w:val="105"/>
+        </w:rPr>
+        <w:t xml:space="preserve"> </w:t>
+      </w:r>
+      <w:r>
+        <w:rPr>
+          <w:w w:val="105"/>
+        </w:rPr>
+        <w:t>droite</w:t>
+      </w:r>
+      <w:r>
+        <w:rPr>
+          <w:spacing w:val="-16"/>
+          <w:w w:val="105"/>
+        </w:rPr>
+        <w:t xml:space="preserve"> </w:t>
+      </w:r>
+      <w:r>
+        <w:rPr>
+          <w:w w:val="105"/>
+        </w:rPr>
+        <w:t>du</w:t>
+      </w:r>
+      <w:r>
+        <w:rPr>
+          <w:spacing w:val="-16"/>
+          <w:w w:val="105"/>
+        </w:rPr>
+        <w:t xml:space="preserve"> </w:t>
+      </w:r>
+      <w:r>
+        <w:rPr>
+          <w:w w:val="105"/>
+        </w:rPr>
+        <w:t>tableau</w:t>
+      </w:r>
+      <w:r>
+        <w:rPr>
+          <w:spacing w:val="-15"/>
+          <w:w w:val="105"/>
+        </w:rPr>
+        <w:t xml:space="preserve"> </w:t>
+      </w:r>
+      <w:r>
+        <w:rPr>
+          <w:w w:val="105"/>
+        </w:rPr>
+        <w:t>de</w:t>
+      </w:r>
+      <w:r>
+        <w:rPr>
+          <w:spacing w:val="-16"/>
+          <w:w w:val="105"/>
+        </w:rPr>
+        <w:t xml:space="preserve"> </w:t>
+      </w:r>
+      <w:r>
+        <w:rPr>
+          <w:spacing w:val="-2"/>
+          <w:w w:val="105"/>
+        </w:rPr>
+        <w:t>bord.</w:t>
       </w:r>
     </w:p>
     <w:sectPr>
       <w:pgSz w:w="12240" w:h="15840"/>
-      <w:pgMar w:top="1820" w:right="1080" w:bottom="1020" w:left="1080" w:header="0" w:footer="822" w:gutter="0"/>
+      <w:pgMar w:top="1360" w:right="1080" w:bottom="1020" w:left="1080" w:header="0" w:footer="822" w:gutter="0"/>
       <w:cols w:space="720"/>
     </w:sectPr>
   </w:body>
@@ -6155,7 +7592,7 @@
       <mc:AlternateContent>
         <mc:Choice Requires="wps">
           <w:drawing>
-            <wp:anchor distT="0" distB="0" distL="0" distR="0" simplePos="0" relativeHeight="487506944" behindDoc="1" locked="0" layoutInCell="1" allowOverlap="1" wp14:anchorId="538511DF" wp14:editId="330B84BC">
+            <wp:anchor distT="0" distB="0" distL="0" distR="0" simplePos="0" relativeHeight="251659264" behindDoc="1" locked="0" layoutInCell="1" allowOverlap="1" wp14:anchorId="52BAE45D" wp14:editId="66D79647">
               <wp:simplePos x="0" y="0"/>
               <wp:positionH relativeFrom="page">
                 <wp:posOffset>3804030</wp:posOffset>
@@ -6237,11 +7674,11 @@
         </mc:Choice>
         <mc:Fallback>
           <w:pict>
-            <v:shapetype w14:anchorId="538511DF" id="_x0000_t202" coordsize="21600,21600" o:spt="202" path="m,l,21600r21600,l21600,xe">
+            <v:shapetype w14:anchorId="52BAE45D" id="_x0000_t202" coordsize="21600,21600" o:spt="202" path="m,l,21600r21600,l21600,xe">
               <v:stroke joinstyle="miter"/>
               <v:path gradientshapeok="t" o:connecttype="rect"/>
             </v:shapetype>
-            <v:shape id="Textbox 1" o:spid="_x0000_s1026" type="#_x0000_t202" style="position:absolute;margin-left:299.55pt;margin-top:739.9pt;width:13.95pt;height:14.7pt;z-index:-15809536;visibility:visible;mso-wrap-style:square;mso-wrap-distance-left:0;mso-wrap-distance-top:0;mso-wrap-distance-right:0;mso-wrap-distance-bottom:0;mso-position-horizontal:absolute;mso-position-horizontal-relative:page;mso-position-vertical:absolute;mso-position-vertical-relative:page;v-text-anchor:top" o:gfxdata="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" filled="f" stroked="f">
+            <v:shape id="Textbox 1" o:spid="_x0000_s1026" type="#_x0000_t202" style="position:absolute;margin-left:299.55pt;margin-top:739.9pt;width:13.95pt;height:14.7pt;z-index:-251657216;visibility:visible;mso-wrap-style:square;mso-wrap-distance-left:0;mso-wrap-distance-top:0;mso-wrap-distance-right:0;mso-wrap-distance-bottom:0;mso-position-horizontal:absolute;mso-position-horizontal-relative:page;mso-position-vertical:absolute;mso-position-vertical-relative:page;v-text-anchor:top" o:gfxdata="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" filled="f" stroked="f">
               <v:textbox inset="0,0,0,0">
                 <w:txbxContent>
                   <w:p>
@@ -6315,10 +7752,10 @@
 <file path=word/numbering.xml><?xml version="1.0" encoding="utf-8"?>
 <w:numbering xmlns:wpc="http://schemas.microsoft.com/office/word/2010/wordprocessingCanvas" xmlns:cx="http://schemas.microsoft.com/office/drawing/2014/chartex" xmlns:cx1="http://schemas.microsoft.com/office/drawing/2015/9/8/chartex" xmlns:cx2="http://schemas.microsoft.com/office/drawing/2015/10/21/chartex" xmlns:cx3="http://schemas.microsoft.com/office/drawing/2016/5/9/chartex" xmlns:cx4="http://schemas.microsoft.com/office/drawing/2016/5/10/chartex" xmlns:cx5="http://schemas.microsoft.com/office/drawing/2016/5/11/chartex" xmlns:cx6="http://schemas.microsoft.com/office/drawing/2016/5/12/chartex" xmlns:cx7="http://schemas.microsoft.com/office/drawing/2016/5/13/chartex" xmlns:cx8="http://schemas.microsoft.com/office/drawing/2016/5/14/chartex" xmlns:mc="http://schemas.openxmlformats.org/markup-compatibility/2006" xmlns:aink="http://schemas.microsoft.com/office/drawing/2016/ink" xmlns:am3d="http://schemas.microsoft.com/office/drawing/2017/model3d" xmlns:o="urn:schemas-microsoft-com:office:office" xmlns:oel="http://schemas.microsoft.com/office/2019/extlst" xmlns:r="http://schemas.openxmlformats.org/officeDocument/2006/relationships" xmlns:m="http://schemas.openxmlformats.org/officeDocument/2006/math" xmlns:v="urn:schemas-microsoft-com:vml" xmlns:wp14="http://schemas.microsoft.com/office/word/2010/wordprocessingDrawing" xmlns:wp="http://schemas.openxmlformats.org/drawingml/2006/wordprocessingDrawing" xmlns:w10="urn:schemas-microsoft-com:office:word" xmlns:w="http://schemas.openxmlformats.org/wordprocessingml/2006/main" xmlns:w14="http://schemas.microsoft.com/office/word/2010/wordml" xmlns:w15="http://schemas.microsoft.com/office/word/2012/wordml" xmlns:w16cex="http://schemas.microsoft.com/office/word/2018/wordml/cex" xmlns:w16cid="http://schemas.microsoft.com/office/word/2016/wordml/cid" xmlns:w16="http://schemas.microsoft.com/office/word/2018/wordml" xmlns:w16du="http://schemas.microsoft.com/office/word/2023/wordml/word16du" xmlns:w16sdtdh="http://schemas.microsoft.com/office/word/2020/wordml/sdtdatahash" xmlns:w16sdtfl="http://schemas.microsoft.com/office/word/2024/wordml/sdtformatlock" xmlns:w16se="http://schemas.microsoft.com/office/word/2015/wordml/symex" xmlns:wpg="http://schemas.microsoft.com/office/word/2010/wordprocessingGroup" xmlns:wpi="http://schemas.microsoft.com/office/word/2010/wordprocessingInk" xmlns:wne="http://schemas.microsoft.com/office/word/2006/wordml" xmlns:wps="http://schemas.microsoft.com/office/word/2010/wordprocessingShape" mc:Ignorable="w14 w15 w16se w16cid w16 w16cex w16sdtdh w16sdtfl w16du wp14">
   <w:abstractNum w:abstractNumId="0" w15:restartNumberingAfterBreak="0">
-    <w:nsid w:val="02E53F11"/>
+    <w:nsid w:val="0968034A"/>
     <w:multiLevelType w:val="hybridMultilevel"/>
-    <w:tmpl w:val="72D83B1E"/>
-    <w:lvl w:ilvl="0" w:tplc="499C4FCA">
+    <w:tmpl w:val="CAF48A88"/>
+    <w:lvl w:ilvl="0" w:tplc="14D2FB38">
       <w:start w:val="1"/>
       <w:numFmt w:val="decimal"/>
       <w:lvlText w:val="%1."/>
@@ -6340,7 +7777,7 @@
         <w:lang w:val="fr-FR" w:eastAsia="en-US" w:bidi="ar-SA"/>
       </w:rPr>
     </w:lvl>
-    <w:lvl w:ilvl="1" w:tplc="7B4A6242">
+    <w:lvl w:ilvl="1" w:tplc="616A77B6">
       <w:numFmt w:val="bullet"/>
       <w:lvlText w:val="•"/>
       <w:lvlJc w:val="left"/>
@@ -6352,7 +7789,7 @@
         <w:lang w:val="fr-FR" w:eastAsia="en-US" w:bidi="ar-SA"/>
       </w:rPr>
     </w:lvl>
-    <w:lvl w:ilvl="2" w:tplc="17FA1A04">
+    <w:lvl w:ilvl="2" w:tplc="E0441136">
       <w:numFmt w:val="bullet"/>
       <w:lvlText w:val="•"/>
       <w:lvlJc w:val="left"/>
@@ -6364,7 +7801,7 @@
         <w:lang w:val="fr-FR" w:eastAsia="en-US" w:bidi="ar-SA"/>
       </w:rPr>
     </w:lvl>
-    <w:lvl w:ilvl="3" w:tplc="86E0D726">
+    <w:lvl w:ilvl="3" w:tplc="9C0E6D04">
       <w:numFmt w:val="bullet"/>
       <w:lvlText w:val="•"/>
       <w:lvlJc w:val="left"/>
@@ -6376,7 +7813,7 @@
         <w:lang w:val="fr-FR" w:eastAsia="en-US" w:bidi="ar-SA"/>
       </w:rPr>
     </w:lvl>
-    <w:lvl w:ilvl="4" w:tplc="6F022F04">
+    <w:lvl w:ilvl="4" w:tplc="A0926ED4">
       <w:numFmt w:val="bullet"/>
       <w:lvlText w:val="•"/>
       <w:lvlJc w:val="left"/>
@@ -6388,7 +7825,7 @@
         <w:lang w:val="fr-FR" w:eastAsia="en-US" w:bidi="ar-SA"/>
       </w:rPr>
     </w:lvl>
-    <w:lvl w:ilvl="5" w:tplc="09A6968A">
+    <w:lvl w:ilvl="5" w:tplc="4EFEC14E">
       <w:numFmt w:val="bullet"/>
       <w:lvlText w:val="•"/>
       <w:lvlJc w:val="left"/>
@@ -6400,7 +7837,7 @@
         <w:lang w:val="fr-FR" w:eastAsia="en-US" w:bidi="ar-SA"/>
       </w:rPr>
     </w:lvl>
-    <w:lvl w:ilvl="6" w:tplc="B1049214">
+    <w:lvl w:ilvl="6" w:tplc="6134A572">
       <w:numFmt w:val="bullet"/>
       <w:lvlText w:val="•"/>
       <w:lvlJc w:val="left"/>
@@ -6412,7 +7849,7 @@
         <w:lang w:val="fr-FR" w:eastAsia="en-US" w:bidi="ar-SA"/>
       </w:rPr>
     </w:lvl>
-    <w:lvl w:ilvl="7" w:tplc="AB5214CA">
+    <w:lvl w:ilvl="7" w:tplc="BA4EEDAA">
       <w:numFmt w:val="bullet"/>
       <w:lvlText w:val="•"/>
       <w:lvlJc w:val="left"/>
@@ -6424,7 +7861,7 @@
         <w:lang w:val="fr-FR" w:eastAsia="en-US" w:bidi="ar-SA"/>
       </w:rPr>
     </w:lvl>
-    <w:lvl w:ilvl="8" w:tplc="D5246612">
+    <w:lvl w:ilvl="8" w:tplc="26D8B42E">
       <w:numFmt w:val="bullet"/>
       <w:lvlText w:val="•"/>
       <w:lvlJc w:val="left"/>
@@ -6438,10 +7875,10 @@
     </w:lvl>
   </w:abstractNum>
   <w:abstractNum w:abstractNumId="1" w15:restartNumberingAfterBreak="0">
-    <w:nsid w:val="0B1B297A"/>
+    <w:nsid w:val="24FE4CBD"/>
     <w:multiLevelType w:val="hybridMultilevel"/>
-    <w:tmpl w:val="C410348A"/>
-    <w:lvl w:ilvl="0" w:tplc="F15878CE">
+    <w:tmpl w:val="669E4B84"/>
+    <w:lvl w:ilvl="0" w:tplc="6A3863B2">
       <w:start w:val="1"/>
       <w:numFmt w:val="decimal"/>
       <w:lvlText w:val="%1."/>
@@ -6463,108 +7900,7 @@
         <w:lang w:val="fr-FR" w:eastAsia="en-US" w:bidi="ar-SA"/>
       </w:rPr>
     </w:lvl>
-    <w:lvl w:ilvl="1" w:tplc="19A63B24">
-      <w:numFmt w:val="bullet"/>
-      <w:lvlText w:val="•"/>
-      <w:lvlJc w:val="left"/>
-      <w:pPr>
-        <w:ind w:left="1800" w:hanging="318"/>
-      </w:pPr>
-      <w:rPr>
-        <w:rFonts w:hint="default"/>
-        <w:lang w:val="fr-FR" w:eastAsia="en-US" w:bidi="ar-SA"/>
-      </w:rPr>
-    </w:lvl>
-    <w:lvl w:ilvl="2" w:tplc="3326A1A8">
-      <w:numFmt w:val="bullet"/>
-      <w:lvlText w:val="•"/>
-      <w:lvlJc w:val="left"/>
-      <w:pPr>
-        <w:ind w:left="2720" w:hanging="318"/>
-      </w:pPr>
-      <w:rPr>
-        <w:rFonts w:hint="default"/>
-        <w:lang w:val="fr-FR" w:eastAsia="en-US" w:bidi="ar-SA"/>
-      </w:rPr>
-    </w:lvl>
-    <w:lvl w:ilvl="3" w:tplc="5B02C450">
-      <w:numFmt w:val="bullet"/>
-      <w:lvlText w:val="•"/>
-      <w:lvlJc w:val="left"/>
-      <w:pPr>
-        <w:ind w:left="3640" w:hanging="318"/>
-      </w:pPr>
-      <w:rPr>
-        <w:rFonts w:hint="default"/>
-        <w:lang w:val="fr-FR" w:eastAsia="en-US" w:bidi="ar-SA"/>
-      </w:rPr>
-    </w:lvl>
-    <w:lvl w:ilvl="4" w:tplc="B5A044EE">
-      <w:numFmt w:val="bullet"/>
-      <w:lvlText w:val="•"/>
-      <w:lvlJc w:val="left"/>
-      <w:pPr>
-        <w:ind w:left="4560" w:hanging="318"/>
-      </w:pPr>
-      <w:rPr>
-        <w:rFonts w:hint="default"/>
-        <w:lang w:val="fr-FR" w:eastAsia="en-US" w:bidi="ar-SA"/>
-      </w:rPr>
-    </w:lvl>
-    <w:lvl w:ilvl="5" w:tplc="AC42ED9A">
-      <w:numFmt w:val="bullet"/>
-      <w:lvlText w:val="•"/>
-      <w:lvlJc w:val="left"/>
-      <w:pPr>
-        <w:ind w:left="5480" w:hanging="318"/>
-      </w:pPr>
-      <w:rPr>
-        <w:rFonts w:hint="default"/>
-        <w:lang w:val="fr-FR" w:eastAsia="en-US" w:bidi="ar-SA"/>
-      </w:rPr>
-    </w:lvl>
-    <w:lvl w:ilvl="6" w:tplc="BF1C322C">
-      <w:numFmt w:val="bullet"/>
-      <w:lvlText w:val="•"/>
-      <w:lvlJc w:val="left"/>
-      <w:pPr>
-        <w:ind w:left="6400" w:hanging="318"/>
-      </w:pPr>
-      <w:rPr>
-        <w:rFonts w:hint="default"/>
-        <w:lang w:val="fr-FR" w:eastAsia="en-US" w:bidi="ar-SA"/>
-      </w:rPr>
-    </w:lvl>
-    <w:lvl w:ilvl="7" w:tplc="18469610">
-      <w:numFmt w:val="bullet"/>
-      <w:lvlText w:val="•"/>
-      <w:lvlJc w:val="left"/>
-      <w:pPr>
-        <w:ind w:left="7320" w:hanging="318"/>
-      </w:pPr>
-      <w:rPr>
-        <w:rFonts w:hint="default"/>
-        <w:lang w:val="fr-FR" w:eastAsia="en-US" w:bidi="ar-SA"/>
-      </w:rPr>
-    </w:lvl>
-    <w:lvl w:ilvl="8" w:tplc="61489876">
-      <w:numFmt w:val="bullet"/>
-      <w:lvlText w:val="•"/>
-      <w:lvlJc w:val="left"/>
-      <w:pPr>
-        <w:ind w:left="8240" w:hanging="318"/>
-      </w:pPr>
-      <w:rPr>
-        <w:rFonts w:hint="default"/>
-        <w:lang w:val="fr-FR" w:eastAsia="en-US" w:bidi="ar-SA"/>
-      </w:rPr>
-    </w:lvl>
-  </w:abstractNum>
-  <w:abstractNum w:abstractNumId="2" w15:restartNumberingAfterBreak="0">
-    <w:nsid w:val="22FE2449"/>
-    <w:multiLevelType w:val="hybridMultilevel"/>
-    <w:tmpl w:val="6FEAFC0C"/>
-    <w:lvl w:ilvl="0" w:tplc="0CBA93D2">
+    <w:lvl w:ilvl="1" w:tplc="1F464118">
       <w:numFmt w:val="bullet"/>
       <w:lvlText w:val="•"/>
       <w:lvlJc w:val="left"/>
@@ -6584,91 +7920,79 @@
         <w:lang w:val="fr-FR" w:eastAsia="en-US" w:bidi="ar-SA"/>
       </w:rPr>
     </w:lvl>
-    <w:lvl w:ilvl="1" w:tplc="49D01550">
+    <w:lvl w:ilvl="2" w:tplc="88FC9F96">
       <w:numFmt w:val="bullet"/>
       <w:lvlText w:val="•"/>
       <w:lvlJc w:val="left"/>
       <w:pPr>
-        <w:ind w:left="1800" w:hanging="238"/>
+        <w:ind w:left="2720" w:hanging="238"/>
       </w:pPr>
       <w:rPr>
         <w:rFonts w:hint="default"/>
         <w:lang w:val="fr-FR" w:eastAsia="en-US" w:bidi="ar-SA"/>
       </w:rPr>
     </w:lvl>
-    <w:lvl w:ilvl="2" w:tplc="E818899E">
+    <w:lvl w:ilvl="3" w:tplc="E3220B7C">
       <w:numFmt w:val="bullet"/>
       <w:lvlText w:val="•"/>
       <w:lvlJc w:val="left"/>
       <w:pPr>
-        <w:ind w:left="2720" w:hanging="238"/>
+        <w:ind w:left="3640" w:hanging="238"/>
       </w:pPr>
       <w:rPr>
         <w:rFonts w:hint="default"/>
         <w:lang w:val="fr-FR" w:eastAsia="en-US" w:bidi="ar-SA"/>
       </w:rPr>
     </w:lvl>
-    <w:lvl w:ilvl="3" w:tplc="ECE0E730">
+    <w:lvl w:ilvl="4" w:tplc="D3E82D20">
       <w:numFmt w:val="bullet"/>
       <w:lvlText w:val="•"/>
       <w:lvlJc w:val="left"/>
       <w:pPr>
-        <w:ind w:left="3640" w:hanging="238"/>
+        <w:ind w:left="4560" w:hanging="238"/>
       </w:pPr>
       <w:rPr>
         <w:rFonts w:hint="default"/>
         <w:lang w:val="fr-FR" w:eastAsia="en-US" w:bidi="ar-SA"/>
       </w:rPr>
     </w:lvl>
-    <w:lvl w:ilvl="4" w:tplc="9C168A96">
+    <w:lvl w:ilvl="5" w:tplc="7D549BBC">
       <w:numFmt w:val="bullet"/>
       <w:lvlText w:val="•"/>
       <w:lvlJc w:val="left"/>
       <w:pPr>
-        <w:ind w:left="4560" w:hanging="238"/>
+        <w:ind w:left="5480" w:hanging="238"/>
       </w:pPr>
       <w:rPr>
         <w:rFonts w:hint="default"/>
         <w:lang w:val="fr-FR" w:eastAsia="en-US" w:bidi="ar-SA"/>
       </w:rPr>
     </w:lvl>
-    <w:lvl w:ilvl="5" w:tplc="20466B12">
+    <w:lvl w:ilvl="6" w:tplc="1B725D10">
       <w:numFmt w:val="bullet"/>
       <w:lvlText w:val="•"/>
       <w:lvlJc w:val="left"/>
       <w:pPr>
-        <w:ind w:left="5480" w:hanging="238"/>
+        <w:ind w:left="6400" w:hanging="238"/>
       </w:pPr>
       <w:rPr>
         <w:rFonts w:hint="default"/>
         <w:lang w:val="fr-FR" w:eastAsia="en-US" w:bidi="ar-SA"/>
       </w:rPr>
     </w:lvl>
-    <w:lvl w:ilvl="6" w:tplc="F87E96AA">
+    <w:lvl w:ilvl="7" w:tplc="9B06CA98">
       <w:numFmt w:val="bullet"/>
       <w:lvlText w:val="•"/>
       <w:lvlJc w:val="left"/>
       <w:pPr>
-        <w:ind w:left="6400" w:hanging="238"/>
+        <w:ind w:left="7320" w:hanging="238"/>
       </w:pPr>
       <w:rPr>
         <w:rFonts w:hint="default"/>
         <w:lang w:val="fr-FR" w:eastAsia="en-US" w:bidi="ar-SA"/>
       </w:rPr>
     </w:lvl>
-    <w:lvl w:ilvl="7" w:tplc="A2FC24D0">
-      <w:numFmt w:val="bullet"/>
-      <w:lvlText w:val="•"/>
-      <w:lvlJc w:val="left"/>
-      <w:pPr>
-        <w:ind w:left="7320" w:hanging="238"/>
-      </w:pPr>
-      <w:rPr>
-        <w:rFonts w:hint="default"/>
-        <w:lang w:val="fr-FR" w:eastAsia="en-US" w:bidi="ar-SA"/>
-      </w:rPr>
-    </w:lvl>
-    <w:lvl w:ilvl="8" w:tplc="8256A6C2">
+    <w:lvl w:ilvl="8" w:tplc="BD4EDAAC">
       <w:numFmt w:val="bullet"/>
       <w:lvlText w:val="•"/>
       <w:lvlJc w:val="left"/>
@@ -6681,11 +8005,11 @@
       </w:rPr>
     </w:lvl>
   </w:abstractNum>
-  <w:abstractNum w:abstractNumId="3" w15:restartNumberingAfterBreak="0">
-    <w:nsid w:val="33CC5F82"/>
+  <w:abstractNum w:abstractNumId="2" w15:restartNumberingAfterBreak="0">
+    <w:nsid w:val="29F97F5B"/>
     <w:multiLevelType w:val="hybridMultilevel"/>
-    <w:tmpl w:val="7BDC30EE"/>
-    <w:lvl w:ilvl="0" w:tplc="90B62A96">
+    <w:tmpl w:val="158CEED6"/>
+    <w:lvl w:ilvl="0" w:tplc="3A565448">
       <w:start w:val="1"/>
       <w:numFmt w:val="decimal"/>
       <w:lvlText w:val="%1."/>
@@ -6707,7 +8031,7 @@
         <w:lang w:val="fr-FR" w:eastAsia="en-US" w:bidi="ar-SA"/>
       </w:rPr>
     </w:lvl>
-    <w:lvl w:ilvl="1" w:tplc="034612A8">
+    <w:lvl w:ilvl="1" w:tplc="B0EA7B98">
       <w:numFmt w:val="bullet"/>
       <w:lvlText w:val="•"/>
       <w:lvlJc w:val="left"/>
@@ -6719,7 +8043,7 @@
         <w:lang w:val="fr-FR" w:eastAsia="en-US" w:bidi="ar-SA"/>
       </w:rPr>
     </w:lvl>
-    <w:lvl w:ilvl="2" w:tplc="1C568B52">
+    <w:lvl w:ilvl="2" w:tplc="1856ECCE">
       <w:numFmt w:val="bullet"/>
       <w:lvlText w:val="•"/>
       <w:lvlJc w:val="left"/>
@@ -6731,7 +8055,7 @@
         <w:lang w:val="fr-FR" w:eastAsia="en-US" w:bidi="ar-SA"/>
       </w:rPr>
     </w:lvl>
-    <w:lvl w:ilvl="3" w:tplc="4B36D702">
+    <w:lvl w:ilvl="3" w:tplc="3182A9D0">
       <w:numFmt w:val="bullet"/>
       <w:lvlText w:val="•"/>
       <w:lvlJc w:val="left"/>
@@ -6743,7 +8067,7 @@
         <w:lang w:val="fr-FR" w:eastAsia="en-US" w:bidi="ar-SA"/>
       </w:rPr>
     </w:lvl>
-    <w:lvl w:ilvl="4" w:tplc="E1644DAC">
+    <w:lvl w:ilvl="4" w:tplc="252EDFF0">
       <w:numFmt w:val="bullet"/>
       <w:lvlText w:val="•"/>
       <w:lvlJc w:val="left"/>
@@ -6755,7 +8079,7 @@
         <w:lang w:val="fr-FR" w:eastAsia="en-US" w:bidi="ar-SA"/>
       </w:rPr>
     </w:lvl>
-    <w:lvl w:ilvl="5" w:tplc="35B00FC8">
+    <w:lvl w:ilvl="5" w:tplc="B6D817B6">
       <w:numFmt w:val="bullet"/>
       <w:lvlText w:val="•"/>
       <w:lvlJc w:val="left"/>
@@ -6767,7 +8091,7 @@
         <w:lang w:val="fr-FR" w:eastAsia="en-US" w:bidi="ar-SA"/>
       </w:rPr>
     </w:lvl>
-    <w:lvl w:ilvl="6" w:tplc="B85E9D16">
+    <w:lvl w:ilvl="6" w:tplc="F58A40F0">
       <w:numFmt w:val="bullet"/>
       <w:lvlText w:val="•"/>
       <w:lvlJc w:val="left"/>
@@ -6779,7 +8103,7 @@
         <w:lang w:val="fr-FR" w:eastAsia="en-US" w:bidi="ar-SA"/>
       </w:rPr>
     </w:lvl>
-    <w:lvl w:ilvl="7" w:tplc="F3BC15E6">
+    <w:lvl w:ilvl="7" w:tplc="9A54EDF0">
       <w:numFmt w:val="bullet"/>
       <w:lvlText w:val="•"/>
       <w:lvlJc w:val="left"/>
@@ -6791,7 +8115,7 @@
         <w:lang w:val="fr-FR" w:eastAsia="en-US" w:bidi="ar-SA"/>
       </w:rPr>
     </w:lvl>
-    <w:lvl w:ilvl="8" w:tplc="70783668">
+    <w:lvl w:ilvl="8" w:tplc="B4641594">
       <w:numFmt w:val="bullet"/>
       <w:lvlText w:val="•"/>
       <w:lvlJc w:val="left"/>
@@ -6804,11 +8128,11 @@
       </w:rPr>
     </w:lvl>
   </w:abstractNum>
-  <w:abstractNum w:abstractNumId="4" w15:restartNumberingAfterBreak="0">
-    <w:nsid w:val="5B3F4755"/>
+  <w:abstractNum w:abstractNumId="3" w15:restartNumberingAfterBreak="0">
+    <w:nsid w:val="53AF348B"/>
     <w:multiLevelType w:val="hybridMultilevel"/>
-    <w:tmpl w:val="B6FC5B40"/>
-    <w:lvl w:ilvl="0" w:tplc="2D486CCE">
+    <w:tmpl w:val="CB38ABB6"/>
+    <w:lvl w:ilvl="0" w:tplc="F2460AC2">
       <w:start w:val="1"/>
       <w:numFmt w:val="decimal"/>
       <w:lvlText w:val="%1."/>
@@ -6830,7 +8154,108 @@
         <w:lang w:val="fr-FR" w:eastAsia="en-US" w:bidi="ar-SA"/>
       </w:rPr>
     </w:lvl>
-    <w:lvl w:ilvl="1" w:tplc="879AB08C">
+    <w:lvl w:ilvl="1" w:tplc="1214FF58">
+      <w:numFmt w:val="bullet"/>
+      <w:lvlText w:val="•"/>
+      <w:lvlJc w:val="left"/>
+      <w:pPr>
+        <w:ind w:left="1800" w:hanging="318"/>
+      </w:pPr>
+      <w:rPr>
+        <w:rFonts w:hint="default"/>
+        <w:lang w:val="fr-FR" w:eastAsia="en-US" w:bidi="ar-SA"/>
+      </w:rPr>
+    </w:lvl>
+    <w:lvl w:ilvl="2" w:tplc="6C22B73A">
+      <w:numFmt w:val="bullet"/>
+      <w:lvlText w:val="•"/>
+      <w:lvlJc w:val="left"/>
+      <w:pPr>
+        <w:ind w:left="2720" w:hanging="318"/>
+      </w:pPr>
+      <w:rPr>
+        <w:rFonts w:hint="default"/>
+        <w:lang w:val="fr-FR" w:eastAsia="en-US" w:bidi="ar-SA"/>
+      </w:rPr>
+    </w:lvl>
+    <w:lvl w:ilvl="3" w:tplc="D41CD56A">
+      <w:numFmt w:val="bullet"/>
+      <w:lvlText w:val="•"/>
+      <w:lvlJc w:val="left"/>
+      <w:pPr>
+        <w:ind w:left="3640" w:hanging="318"/>
+      </w:pPr>
+      <w:rPr>
+        <w:rFonts w:hint="default"/>
+        <w:lang w:val="fr-FR" w:eastAsia="en-US" w:bidi="ar-SA"/>
+      </w:rPr>
+    </w:lvl>
+    <w:lvl w:ilvl="4" w:tplc="C30407B8">
+      <w:numFmt w:val="bullet"/>
+      <w:lvlText w:val="•"/>
+      <w:lvlJc w:val="left"/>
+      <w:pPr>
+        <w:ind w:left="4560" w:hanging="318"/>
+      </w:pPr>
+      <w:rPr>
+        <w:rFonts w:hint="default"/>
+        <w:lang w:val="fr-FR" w:eastAsia="en-US" w:bidi="ar-SA"/>
+      </w:rPr>
+    </w:lvl>
+    <w:lvl w:ilvl="5" w:tplc="6ECC2254">
+      <w:numFmt w:val="bullet"/>
+      <w:lvlText w:val="•"/>
+      <w:lvlJc w:val="left"/>
+      <w:pPr>
+        <w:ind w:left="5480" w:hanging="318"/>
+      </w:pPr>
+      <w:rPr>
+        <w:rFonts w:hint="default"/>
+        <w:lang w:val="fr-FR" w:eastAsia="en-US" w:bidi="ar-SA"/>
+      </w:rPr>
+    </w:lvl>
+    <w:lvl w:ilvl="6" w:tplc="390276AA">
+      <w:numFmt w:val="bullet"/>
+      <w:lvlText w:val="•"/>
+      <w:lvlJc w:val="left"/>
+      <w:pPr>
+        <w:ind w:left="6400" w:hanging="318"/>
+      </w:pPr>
+      <w:rPr>
+        <w:rFonts w:hint="default"/>
+        <w:lang w:val="fr-FR" w:eastAsia="en-US" w:bidi="ar-SA"/>
+      </w:rPr>
+    </w:lvl>
+    <w:lvl w:ilvl="7" w:tplc="E0CEED1C">
+      <w:numFmt w:val="bullet"/>
+      <w:lvlText w:val="•"/>
+      <w:lvlJc w:val="left"/>
+      <w:pPr>
+        <w:ind w:left="7320" w:hanging="318"/>
+      </w:pPr>
+      <w:rPr>
+        <w:rFonts w:hint="default"/>
+        <w:lang w:val="fr-FR" w:eastAsia="en-US" w:bidi="ar-SA"/>
+      </w:rPr>
+    </w:lvl>
+    <w:lvl w:ilvl="8" w:tplc="FF40D1B8">
+      <w:numFmt w:val="bullet"/>
+      <w:lvlText w:val="•"/>
+      <w:lvlJc w:val="left"/>
+      <w:pPr>
+        <w:ind w:left="8240" w:hanging="318"/>
+      </w:pPr>
+      <w:rPr>
+        <w:rFonts w:hint="default"/>
+        <w:lang w:val="fr-FR" w:eastAsia="en-US" w:bidi="ar-SA"/>
+      </w:rPr>
+    </w:lvl>
+  </w:abstractNum>
+  <w:abstractNum w:abstractNumId="4" w15:restartNumberingAfterBreak="0">
+    <w:nsid w:val="6F705C8C"/>
+    <w:multiLevelType w:val="hybridMultilevel"/>
+    <w:tmpl w:val="7B606F7C"/>
+    <w:lvl w:ilvl="0" w:tplc="5CE2A420">
       <w:numFmt w:val="bullet"/>
       <w:lvlText w:val="•"/>
       <w:lvlJc w:val="left"/>
@@ -6850,79 +8275,91 @@
         <w:lang w:val="fr-FR" w:eastAsia="en-US" w:bidi="ar-SA"/>
       </w:rPr>
     </w:lvl>
-    <w:lvl w:ilvl="2" w:tplc="9ECA2874">
+    <w:lvl w:ilvl="1" w:tplc="D40A29B4">
       <w:numFmt w:val="bullet"/>
       <w:lvlText w:val="•"/>
       <w:lvlJc w:val="left"/>
       <w:pPr>
-        <w:ind w:left="2720" w:hanging="238"/>
+        <w:ind w:left="1800" w:hanging="238"/>
       </w:pPr>
       <w:rPr>
         <w:rFonts w:hint="default"/>
         <w:lang w:val="fr-FR" w:eastAsia="en-US" w:bidi="ar-SA"/>
       </w:rPr>
     </w:lvl>
-    <w:lvl w:ilvl="3" w:tplc="5A9A5116">
+    <w:lvl w:ilvl="2" w:tplc="65749240">
       <w:numFmt w:val="bullet"/>
       <w:lvlText w:val="•"/>
       <w:lvlJc w:val="left"/>
       <w:pPr>
-        <w:ind w:left="3640" w:hanging="238"/>
+        <w:ind w:left="2720" w:hanging="238"/>
       </w:pPr>
       <w:rPr>
         <w:rFonts w:hint="default"/>
         <w:lang w:val="fr-FR" w:eastAsia="en-US" w:bidi="ar-SA"/>
       </w:rPr>
     </w:lvl>
-    <w:lvl w:ilvl="4" w:tplc="335A8F96">
+    <w:lvl w:ilvl="3" w:tplc="0F6E6270">
       <w:numFmt w:val="bullet"/>
       <w:lvlText w:val="•"/>
       <w:lvlJc w:val="left"/>
       <w:pPr>
-        <w:ind w:left="4560" w:hanging="238"/>
+        <w:ind w:left="3640" w:hanging="238"/>
       </w:pPr>
       <w:rPr>
         <w:rFonts w:hint="default"/>
         <w:lang w:val="fr-FR" w:eastAsia="en-US" w:bidi="ar-SA"/>
       </w:rPr>
     </w:lvl>
-    <w:lvl w:ilvl="5" w:tplc="DFF43156">
+    <w:lvl w:ilvl="4" w:tplc="E8661600">
       <w:numFmt w:val="bullet"/>
       <w:lvlText w:val="•"/>
       <w:lvlJc w:val="left"/>
       <w:pPr>
-        <w:ind w:left="5480" w:hanging="238"/>
+        <w:ind w:left="4560" w:hanging="238"/>
       </w:pPr>
       <w:rPr>
         <w:rFonts w:hint="default"/>
         <w:lang w:val="fr-FR" w:eastAsia="en-US" w:bidi="ar-SA"/>
       </w:rPr>
     </w:lvl>
-    <w:lvl w:ilvl="6" w:tplc="3C144D0E">
+    <w:lvl w:ilvl="5" w:tplc="69903F3C">
       <w:numFmt w:val="bullet"/>
       <w:lvlText w:val="•"/>
       <w:lvlJc w:val="left"/>
       <w:pPr>
-        <w:ind w:left="6400" w:hanging="238"/>
+        <w:ind w:left="5480" w:hanging="238"/>
       </w:pPr>
       <w:rPr>
         <w:rFonts w:hint="default"/>
         <w:lang w:val="fr-FR" w:eastAsia="en-US" w:bidi="ar-SA"/>
       </w:rPr>
     </w:lvl>
-    <w:lvl w:ilvl="7" w:tplc="621652C2">
+    <w:lvl w:ilvl="6" w:tplc="3050D6B6">
       <w:numFmt w:val="bullet"/>
       <w:lvlText w:val="•"/>
       <w:lvlJc w:val="left"/>
       <w:pPr>
-        <w:ind w:left="7320" w:hanging="238"/>
+        <w:ind w:left="6400" w:hanging="238"/>
       </w:pPr>
       <w:rPr>
         <w:rFonts w:hint="default"/>
         <w:lang w:val="fr-FR" w:eastAsia="en-US" w:bidi="ar-SA"/>
       </w:rPr>
     </w:lvl>
-    <w:lvl w:ilvl="8" w:tplc="5C1E711C">
+    <w:lvl w:ilvl="7" w:tplc="8A0A03DC">
+      <w:numFmt w:val="bullet"/>
+      <w:lvlText w:val="•"/>
+      <w:lvlJc w:val="left"/>
+      <w:pPr>
+        <w:ind w:left="7320" w:hanging="238"/>
+      </w:pPr>
+      <w:rPr>
+        <w:rFonts w:hint="default"/>
+        <w:lang w:val="fr-FR" w:eastAsia="en-US" w:bidi="ar-SA"/>
+      </w:rPr>
+    </w:lvl>
+    <w:lvl w:ilvl="8" w:tplc="4EB8433E">
       <w:numFmt w:val="bullet"/>
       <w:lvlText w:val="•"/>
       <w:lvlJc w:val="left"/>
@@ -6935,20 +8372,20 @@
       </w:rPr>
     </w:lvl>
   </w:abstractNum>
-  <w:num w:numId="1" w16cid:durableId="1784417253">
+  <w:num w:numId="1" w16cid:durableId="264508783">
+    <w:abstractNumId w:val="3"/>
+  </w:num>
+  <w:num w:numId="2" w16cid:durableId="233318753">
+    <w:abstractNumId w:val="2"/>
+  </w:num>
+  <w:num w:numId="3" w16cid:durableId="1687250993">
     <w:abstractNumId w:val="0"/>
   </w:num>
-  <w:num w:numId="2" w16cid:durableId="2034568525">
-    <w:abstractNumId w:val="3"/>
-  </w:num>
-  <w:num w:numId="3" w16cid:durableId="233466171">
+  <w:num w:numId="4" w16cid:durableId="1007832830">
     <w:abstractNumId w:val="1"/>
   </w:num>
-  <w:num w:numId="4" w16cid:durableId="1419326720">
+  <w:num w:numId="5" w16cid:durableId="142166180">
     <w:abstractNumId w:val="4"/>
-  </w:num>
-  <w:num w:numId="5" w16cid:durableId="1036463090">
-    <w:abstractNumId w:val="2"/>
   </w:num>
 </w:numbering>
 </file>
@@ -7443,7 +8880,7 @@
     <w:qFormat/>
     <w:pPr>
       <w:spacing w:before="13"/>
-      <w:ind w:left="881" w:hanging="316"/>
+      <w:ind w:left="882" w:hanging="316"/>
     </w:pPr>
   </w:style>
   <w:style w:type="paragraph" w:customStyle="1" w:styleId="TableParagraph">
@@ -7457,7 +8894,7 @@
     <w:basedOn w:val="Policepardfaut"/>
     <w:uiPriority w:val="99"/>
     <w:unhideWhenUsed/>
-    <w:rsid w:val="0037115C"/>
+    <w:rsid w:val="00C143BC"/>
     <w:rPr>
       <w:color w:val="0000FF" w:themeColor="hyperlink"/>
       <w:u w:val="single"/>
@@ -7469,7 +8906,7 @@
     <w:uiPriority w:val="99"/>
     <w:semiHidden/>
     <w:unhideWhenUsed/>
-    <w:rsid w:val="0037115C"/>
+    <w:rsid w:val="00C143BC"/>
     <w:rPr>
       <w:color w:val="605E5C"/>
       <w:shd w:val="clear" w:color="auto" w:fill="E1DFDD"/>
